--- a/docs/legal/pack-advogados/00 - Nota para os advogados.docx
+++ b/docs/legal/pack-advogados/00 - Nota para os advogados.docx
@@ -1,133 +1,198 @@
 
 <file path=word/document.xml><?xml version="1.0" encoding="utf-8"?>
-<w:document xmlns:wpc="http://schemas.microsoft.com/office/word/2010/wordprocessingCanvas" xmlns:mc="http://schemas.openxmlformats.org/markup-compatibility/2006" xmlns:o="urn:schemas-microsoft-com:office:office" xmlns:r="http://schemas.openxmlformats.org/officeDocument/2006/relationships" xmlns:m="http://schemas.openxmlformats.org/officeDocument/2006/math" xmlns:v="urn:schemas-microsoft-com:vml" xmlns:wp14="http://schemas.microsoft.com/office/word/2010/wordprocessingDrawing" xmlns:wp="http://schemas.openxmlformats.org/drawingml/2006/wordprocessingDrawing" xmlns:w10="urn:schemas-microsoft-com:office:word" xmlns:w="http://schemas.openxmlformats.org/wordprocessingml/2006/main" xmlns:w14="http://schemas.microsoft.com/office/word/2010/wordml" xmlns:w15="http://schemas.microsoft.com/office/word/2012/wordml" xmlns:wpg="http://schemas.microsoft.com/office/word/2010/wordprocessingGroup" xmlns:wpi="http://schemas.microsoft.com/office/word/2010/wordprocessingInk" xmlns:wne="http://schemas.microsoft.com/office/word/2006/wordml" xmlns:wps="http://schemas.microsoft.com/office/word/2010/wordprocessingShape" xmlns:cx="http://schemas.microsoft.com/office/drawing/2014/chartex" xmlns:cx1="http://schemas.microsoft.com/office/drawing/2015/9/8/chartex" xmlns:cx2="http://schemas.microsoft.com/office/drawing/2015/10/21/chartex" xmlns:cx3="http://schemas.microsoft.com/office/drawing/2016/5/9/chartex" xmlns:cx4="http://schemas.microsoft.com/office/drawing/2016/5/10/chartex" xmlns:cx5="http://schemas.microsoft.com/office/drawing/2016/5/11/chartex" xmlns:cx6="http://schemas.microsoft.com/office/drawing/2016/5/12/chartex" xmlns:cx7="http://schemas.microsoft.com/office/drawing/2016/5/13/chartex" xmlns:cx8="http://schemas.microsoft.com/office/drawing/2016/5/14/chartex" xmlns:aink="http://schemas.microsoft.com/office/drawing/2016/ink" xmlns:am3d="http://schemas.microsoft.com/office/drawing/2017/model3d" xmlns:w16cex="http://schemas.microsoft.com/office/word/2018/wordml/cex" xmlns:w16cid="http://schemas.microsoft.com/office/word/2016/wordml/cid" xmlns:w16="http://schemas.microsoft.com/office/word/2018/wordml" xmlns:w16sdtdh="http://schemas.microsoft.com/office/word/2020/wordml/sdtdatahash" xmlns:w16se="http://schemas.microsoft.com/office/word/2015/wordml/symex" mc:Ignorable="w14 w15 wp14">
+<w:document xmlns:wpc="http://schemas.microsoft.com/office/word/2010/wordprocessingCanvas" xmlns:cx="http://schemas.microsoft.com/office/drawing/2014/chartex" xmlns:cx1="http://schemas.microsoft.com/office/drawing/2015/9/8/chartex" xmlns:cx2="http://schemas.microsoft.com/office/drawing/2015/10/21/chartex" xmlns:cx3="http://schemas.microsoft.com/office/drawing/2016/5/9/chartex" xmlns:cx4="http://schemas.microsoft.com/office/drawing/2016/5/10/chartex" xmlns:cx5="http://schemas.microsoft.com/office/drawing/2016/5/11/chartex" xmlns:cx6="http://schemas.microsoft.com/office/drawing/2016/5/12/chartex" xmlns:cx7="http://schemas.microsoft.com/office/drawing/2016/5/13/chartex" xmlns:cx8="http://schemas.microsoft.com/office/drawing/2016/5/14/chartex" xmlns:mc="http://schemas.openxmlformats.org/markup-compatibility/2006" xmlns:aink="http://schemas.microsoft.com/office/drawing/2016/ink" xmlns:am3d="http://schemas.microsoft.com/office/drawing/2017/model3d" xmlns:o="urn:schemas-microsoft-com:office:office" xmlns:oel="http://schemas.microsoft.com/office/2019/extlst" xmlns:r="http://schemas.openxmlformats.org/officeDocument/2006/relationships" xmlns:m="http://schemas.openxmlformats.org/officeDocument/2006/math" xmlns:v="urn:schemas-microsoft-com:vml" xmlns:wp14="http://schemas.microsoft.com/office/word/2010/wordprocessingDrawing" xmlns:wp="http://schemas.openxmlformats.org/drawingml/2006/wordprocessingDrawing" xmlns:w10="urn:schemas-microsoft-com:office:word" xmlns:w="http://schemas.openxmlformats.org/wordprocessingml/2006/main" xmlns:w14="http://schemas.microsoft.com/office/word/2010/wordml" xmlns:w15="http://schemas.microsoft.com/office/word/2012/wordml" xmlns:w16cex="http://schemas.microsoft.com/office/word/2018/wordml/cex" xmlns:w16cid="http://schemas.microsoft.com/office/word/2016/wordml/cid" xmlns:w16="http://schemas.microsoft.com/office/word/2018/wordml" xmlns:w16du="http://schemas.microsoft.com/office/word/2023/wordml/word16du" xmlns:w16sdtdh="http://schemas.microsoft.com/office/word/2020/wordml/sdtdatahash" xmlns:w16sdtfl="http://schemas.microsoft.com/office/word/2024/wordml/sdtformatlock" xmlns:w16se="http://schemas.microsoft.com/office/word/2015/wordml/symex" xmlns:wpg="http://schemas.microsoft.com/office/word/2010/wordprocessingGroup" xmlns:wpi="http://schemas.microsoft.com/office/word/2010/wordprocessingInk" xmlns:wne="http://schemas.microsoft.com/office/word/2006/wordml" xmlns:wps="http://schemas.microsoft.com/office/word/2010/wordprocessingShape" mc:Ignorable="w14 w15 w16se w16cid w16 w16cex w16sdtdh w16sdtfl w16du wp14">
   <w:body>
     <w:p>
       <w:pPr>
         <w:pStyle w:val="Heading1"/>
-      </w:pPr>
-      <w:r>
-        <w:t xml:space="preserve">Turnos — Nota para a sociedade de advogados</w:t>
+        <w:rPr>
+          <w:lang w:val="es-ES"/>
+        </w:rPr>
+      </w:pPr>
+      <w:r>
+        <w:rPr>
+          <w:lang w:val="es-ES"/>
+        </w:rPr>
+        <w:t>Turnos — Nota para a sociedade de advogados</w:t>
       </w:r>
     </w:p>
     <w:p>
       <w:pPr>
-        <w:spacing w:after="120" w:line="288"/>
+        <w:spacing w:after="120" w:line="288" w:lineRule="auto"/>
+        <w:rPr>
+          <w:lang w:val="es-ES"/>
+        </w:rPr>
       </w:pPr>
       <w:r>
         <w:rPr>
           <w:b/>
           <w:bCs/>
-        </w:rPr>
-        <w:t xml:space="preserve">27 de setembro de 2026</w:t>
-      </w:r>
-      <w:r>
+          <w:lang w:val="es-ES"/>
+        </w:rPr>
+        <w:t>27 de setembro de 2026</w:t>
+      </w:r>
+      <w:r>
+        <w:rPr>
+          <w:lang w:val="es-ES"/>
+        </w:rPr>
         <w:t xml:space="preserve"> · Juanes Botero, fundador · turnos.contact@gmail.com</w:t>
       </w:r>
     </w:p>
     <w:p>
       <w:pPr>
         <w:pStyle w:val="Heading2"/>
-      </w:pPr>
-      <w:r>
-        <w:t xml:space="preserve">O que é a Turnos</w:t>
+        <w:rPr>
+          <w:lang w:val="es-ES"/>
+        </w:rPr>
+      </w:pPr>
+      <w:r>
+        <w:rPr>
+          <w:lang w:val="es-ES"/>
+        </w:rPr>
+        <w:t>O que é a Turnos</w:t>
       </w:r>
     </w:p>
     <w:p>
       <w:pPr>
-        <w:spacing w:after="120" w:line="288"/>
-      </w:pPr>
-      <w:r>
+        <w:spacing w:after="120" w:line="288" w:lineRule="auto"/>
+        <w:rPr>
+          <w:lang w:val="es-ES"/>
+        </w:rPr>
+      </w:pPr>
+      <w:r>
+        <w:rPr>
+          <w:lang w:val="es-ES"/>
+        </w:rPr>
         <w:t xml:space="preserve">Um </w:t>
       </w:r>
       <w:r>
         <w:rPr>
           <w:b/>
           <w:bCs/>
-        </w:rPr>
-        <w:t xml:space="preserve">mercado de trabalho</w:t>
-      </w:r>
-      <w:r>
+          <w:lang w:val="es-ES"/>
+        </w:rPr>
+        <w:t>mercado de trabalho</w:t>
+      </w:r>
+      <w:r>
+        <w:rPr>
+          <w:lang w:val="es-ES"/>
+        </w:rPr>
         <w:t xml:space="preserve"> para turnos curtos (restauração, hotelaria, eventos), com arranque em Lisboa. A </w:t>
       </w:r>
       <w:r>
         <w:rPr>
           <w:b/>
           <w:bCs/>
-        </w:rPr>
-        <w:t xml:space="preserve">empresa</w:t>
-      </w:r>
-      <w:r>
+          <w:lang w:val="es-ES"/>
+        </w:rPr>
+        <w:t>empresa</w:t>
+      </w:r>
+      <w:r>
+        <w:rPr>
+          <w:lang w:val="es-ES"/>
+        </w:rPr>
         <w:t xml:space="preserve"> publica o turno e define todas as condições (local, horário, funções, valor/hora), escolhe quem contrata, supervisiona e </w:t>
       </w:r>
       <w:r>
         <w:rPr>
           <w:b/>
           <w:bCs/>
-        </w:rPr>
-        <w:t xml:space="preserve">paga o trabalhador diretamente, pelo valor bruto</w:t>
-      </w:r>
-      <w:r>
+          <w:lang w:val="es-ES"/>
+        </w:rPr>
+        <w:t>paga o trabalhador diretamente, pelo valor bruto</w:t>
+      </w:r>
+      <w:r>
+        <w:rPr>
+          <w:lang w:val="es-ES"/>
+        </w:rPr>
         <w:t xml:space="preserve">. O </w:t>
       </w:r>
       <w:r>
         <w:rPr>
           <w:b/>
           <w:bCs/>
-        </w:rPr>
-        <w:t xml:space="preserve">trabalhador</w:t>
-      </w:r>
-      <w:r>
+          <w:lang w:val="es-ES"/>
+        </w:rPr>
+        <w:t>trabalhador</w:t>
+      </w:r>
+      <w:r>
+        <w:rPr>
+          <w:lang w:val="es-ES"/>
+        </w:rPr>
         <w:t xml:space="preserve"> usa a aplicação gratuitamente. A Turnos </w:t>
       </w:r>
       <w:r>
         <w:rPr>
           <w:b/>
           <w:bCs/>
-        </w:rPr>
-        <w:t xml:space="preserve">nunca recebe nem transfere salários</w:t>
-      </w:r>
-      <w:r>
+          <w:lang w:val="es-ES"/>
+        </w:rPr>
+        <w:t>nunca recebe nem transfere salários</w:t>
+      </w:r>
+      <w:r>
+        <w:rPr>
+          <w:lang w:val="es-ES"/>
+        </w:rPr>
         <w:t xml:space="preserve"> e cobra só às empresas: subscrição (45 €/mês) + </w:t>
       </w:r>
       <w:r>
         <w:rPr>
           <w:b/>
           <w:bCs/>
-        </w:rPr>
-        <w:t xml:space="preserve">taxa fixa de 3 €</w:t>
-      </w:r>
-      <w:r>
+          <w:lang w:val="es-ES"/>
+        </w:rPr>
+        <w:t>taxa fixa de 3 €</w:t>
+      </w:r>
+      <w:r>
+        <w:rPr>
+          <w:lang w:val="es-ES"/>
+        </w:rPr>
         <w:t xml:space="preserve"> por trabalho concluído, independente do salário. </w:t>
       </w:r>
       <w:r>
         <w:rPr>
           <w:b/>
           <w:bCs/>
-        </w:rPr>
-        <w:t xml:space="preserve">Não somos empresa de trabalho temporário nem agência de colocação.</w:t>
+          <w:lang w:val="es-ES"/>
+        </w:rPr>
+        <w:t>Não somos empresa de trabalho temporário nem agência de colocação.</w:t>
       </w:r>
     </w:p>
     <w:p>
       <w:pPr>
         <w:pStyle w:val="Heading2"/>
       </w:pPr>
-      <w:r>
-        <w:t xml:space="preserve">Documentos anexos</w:t>
-      </w:r>
+      <w:proofErr w:type="spellStart"/>
+      <w:r>
+        <w:t>Documentos</w:t>
+      </w:r>
+      <w:proofErr w:type="spellEnd"/>
+      <w:r>
+        <w:t xml:space="preserve"> </w:t>
+      </w:r>
+      <w:proofErr w:type="spellStart"/>
+      <w:r>
+        <w:t>anexos</w:t>
+      </w:r>
+      <w:proofErr w:type="spellEnd"/>
     </w:p>
     <w:tbl>
       <w:tblPr>
-        <w:tblW w:type="dxa" w:w="9638"/>
+        <w:tblW w:w="9638" w:type="dxa"/>
         <w:tblBorders>
-          <w:top w:val="single" w:color="auto" w:sz="4"/>
-          <w:left w:val="single" w:color="auto" w:sz="4"/>
-          <w:bottom w:val="single" w:color="auto" w:sz="4"/>
-          <w:right w:val="single" w:color="auto" w:sz="4"/>
-          <w:insideH w:val="single" w:color="auto" w:sz="4"/>
-          <w:insideV w:val="single" w:color="auto" w:sz="4"/>
+          <w:top w:val="single" w:sz="4" w:space="0" w:color="auto"/>
+          <w:left w:val="single" w:sz="4" w:space="0" w:color="auto"/>
+          <w:bottom w:val="single" w:sz="4" w:space="0" w:color="auto"/>
+          <w:right w:val="single" w:sz="4" w:space="0" w:color="auto"/>
+          <w:insideH w:val="single" w:sz="4" w:space="0" w:color="auto"/>
+          <w:insideV w:val="single" w:sz="4" w:space="0" w:color="auto"/>
         </w:tblBorders>
         <w:tblLayout w:type="fixed"/>
+        <w:tblCellMar>
+          <w:left w:w="10" w:type="dxa"/>
+          <w:right w:w="10" w:type="dxa"/>
+        </w:tblCellMar>
+        <w:tblLook w:val="04A0" w:firstRow="1" w:lastRow="0" w:firstColumn="1" w:lastColumn="0" w:noHBand="0" w:noVBand="1"/>
       </w:tblPr>
       <w:tblGrid>
         <w:gridCol w:w="3212"/>
@@ -135,30 +200,37 @@
         <w:gridCol w:w="3214"/>
       </w:tblGrid>
       <w:tr>
+        <w:tblPrEx>
+          <w:tblCellMar>
+            <w:top w:w="0" w:type="dxa"/>
+            <w:bottom w:w="0" w:type="dxa"/>
+          </w:tblCellMar>
+        </w:tblPrEx>
         <w:trPr>
           <w:tblHeader/>
         </w:trPr>
         <w:tc>
           <w:tcPr>
-            <w:tcW w:type="dxa" w:w="3212"/>
+            <w:tcW w:w="3212" w:type="dxa"/>
             <w:tcBorders>
-              <w:top w:val="single" w:color="D0D4E4" w:sz="4"/>
-              <w:left w:val="single" w:color="D0D4E4" w:sz="4"/>
-              <w:bottom w:val="single" w:color="D0D4E4" w:sz="4"/>
-              <w:right w:val="single" w:color="D0D4E4" w:sz="4"/>
+              <w:top w:val="single" w:sz="4" w:space="0" w:color="D0D4E4"/>
+              <w:left w:val="single" w:sz="4" w:space="0" w:color="D0D4E4"/>
+              <w:bottom w:val="single" w:sz="4" w:space="0" w:color="D0D4E4"/>
+              <w:right w:val="single" w:sz="4" w:space="0" w:color="D0D4E4"/>
             </w:tcBorders>
-            <w:shd w:fill="EEF0FF" w:color="auto" w:val="clear"/>
+            <w:shd w:val="clear" w:color="auto" w:fill="EEF0FF"/>
             <w:tcMar>
-              <w:top w:type="dxa" w:w="60"/>
-              <w:left w:type="dxa" w:w="100"/>
-              <w:bottom w:type="dxa" w:w="60"/>
-              <w:right w:type="dxa" w:w="100"/>
+              <w:top w:w="60" w:type="dxa"/>
+              <w:left w:w="100" w:type="dxa"/>
+              <w:bottom w:w="60" w:type="dxa"/>
+              <w:right w:w="100" w:type="dxa"/>
             </w:tcMar>
           </w:tcPr>
           <w:p>
             <w:pPr>
-              <w:spacing w:after="0" w:line="264"/>
+              <w:spacing w:line="264" w:lineRule="auto"/>
             </w:pPr>
+            <w:proofErr w:type="spellStart"/>
             <w:r>
               <w:rPr>
                 <w:b/>
@@ -166,531 +238,662 @@
                 <w:sz w:val="19"/>
                 <w:szCs w:val="19"/>
               </w:rPr>
-              <w:t xml:space="preserve">Ficheiro</w:t>
+              <w:t>Ficheiro</w:t>
+            </w:r>
+            <w:proofErr w:type="spellEnd"/>
+          </w:p>
+        </w:tc>
+        <w:tc>
+          <w:tcPr>
+            <w:tcW w:w="3212" w:type="dxa"/>
+            <w:tcBorders>
+              <w:top w:val="single" w:sz="4" w:space="0" w:color="D0D4E4"/>
+              <w:left w:val="single" w:sz="4" w:space="0" w:color="D0D4E4"/>
+              <w:bottom w:val="single" w:sz="4" w:space="0" w:color="D0D4E4"/>
+              <w:right w:val="single" w:sz="4" w:space="0" w:color="D0D4E4"/>
+            </w:tcBorders>
+            <w:shd w:val="clear" w:color="auto" w:fill="EEF0FF"/>
+            <w:tcMar>
+              <w:top w:w="60" w:type="dxa"/>
+              <w:left w:w="100" w:type="dxa"/>
+              <w:bottom w:w="60" w:type="dxa"/>
+              <w:right w:w="100" w:type="dxa"/>
+            </w:tcMar>
+          </w:tcPr>
+          <w:p>
+            <w:pPr>
+              <w:spacing w:line="264" w:lineRule="auto"/>
+            </w:pPr>
+            <w:proofErr w:type="spellStart"/>
+            <w:r>
+              <w:rPr>
+                <w:b/>
+                <w:bCs/>
+                <w:sz w:val="19"/>
+                <w:szCs w:val="19"/>
+              </w:rPr>
+              <w:t>Documento</w:t>
+            </w:r>
+            <w:proofErr w:type="spellEnd"/>
+          </w:p>
+        </w:tc>
+        <w:tc>
+          <w:tcPr>
+            <w:tcW w:w="3214" w:type="dxa"/>
+            <w:tcBorders>
+              <w:top w:val="single" w:sz="4" w:space="0" w:color="D0D4E4"/>
+              <w:left w:val="single" w:sz="4" w:space="0" w:color="D0D4E4"/>
+              <w:bottom w:val="single" w:sz="4" w:space="0" w:color="D0D4E4"/>
+              <w:right w:val="single" w:sz="4" w:space="0" w:color="D0D4E4"/>
+            </w:tcBorders>
+            <w:shd w:val="clear" w:color="auto" w:fill="EEF0FF"/>
+            <w:tcMar>
+              <w:top w:w="60" w:type="dxa"/>
+              <w:left w:w="100" w:type="dxa"/>
+              <w:bottom w:w="60" w:type="dxa"/>
+              <w:right w:w="100" w:type="dxa"/>
+            </w:tcMar>
+          </w:tcPr>
+          <w:p>
+            <w:pPr>
+              <w:spacing w:line="264" w:lineRule="auto"/>
+            </w:pPr>
+            <w:r>
+              <w:rPr>
+                <w:b/>
+                <w:bCs/>
+                <w:sz w:val="19"/>
+                <w:szCs w:val="19"/>
+              </w:rPr>
+              <w:t>Estado</w:t>
+            </w:r>
+          </w:p>
+        </w:tc>
+      </w:tr>
+      <w:tr>
+        <w:tblPrEx>
+          <w:tblCellMar>
+            <w:top w:w="0" w:type="dxa"/>
+            <w:bottom w:w="0" w:type="dxa"/>
+          </w:tblCellMar>
+        </w:tblPrEx>
+        <w:tc>
+          <w:tcPr>
+            <w:tcW w:w="3212" w:type="dxa"/>
+            <w:tcBorders>
+              <w:top w:val="single" w:sz="4" w:space="0" w:color="D0D4E4"/>
+              <w:left w:val="single" w:sz="4" w:space="0" w:color="D0D4E4"/>
+              <w:bottom w:val="single" w:sz="4" w:space="0" w:color="D0D4E4"/>
+              <w:right w:val="single" w:sz="4" w:space="0" w:color="D0D4E4"/>
+            </w:tcBorders>
+            <w:tcMar>
+              <w:top w:w="60" w:type="dxa"/>
+              <w:left w:w="100" w:type="dxa"/>
+              <w:bottom w:w="60" w:type="dxa"/>
+              <w:right w:w="100" w:type="dxa"/>
+            </w:tcMar>
+          </w:tcPr>
+          <w:p>
+            <w:pPr>
+              <w:spacing w:line="264" w:lineRule="auto"/>
+            </w:pPr>
+            <w:r>
+              <w:rPr>
+                <w:sz w:val="19"/>
+                <w:szCs w:val="19"/>
+              </w:rPr>
+              <w:t>01</w:t>
             </w:r>
           </w:p>
         </w:tc>
         <w:tc>
           <w:tcPr>
-            <w:tcW w:type="dxa" w:w="3212"/>
+            <w:tcW w:w="3212" w:type="dxa"/>
             <w:tcBorders>
-              <w:top w:val="single" w:color="D0D4E4" w:sz="4"/>
-              <w:left w:val="single" w:color="D0D4E4" w:sz="4"/>
-              <w:bottom w:val="single" w:color="D0D4E4" w:sz="4"/>
-              <w:right w:val="single" w:color="D0D4E4" w:sz="4"/>
+              <w:top w:val="single" w:sz="4" w:space="0" w:color="D0D4E4"/>
+              <w:left w:val="single" w:sz="4" w:space="0" w:color="D0D4E4"/>
+              <w:bottom w:val="single" w:sz="4" w:space="0" w:color="D0D4E4"/>
+              <w:right w:val="single" w:sz="4" w:space="0" w:color="D0D4E4"/>
             </w:tcBorders>
-            <w:shd w:fill="EEF0FF" w:color="auto" w:val="clear"/>
             <w:tcMar>
-              <w:top w:type="dxa" w:w="60"/>
-              <w:left w:type="dxa" w:w="100"/>
-              <w:bottom w:type="dxa" w:w="60"/>
-              <w:right w:type="dxa" w:w="100"/>
+              <w:top w:w="60" w:type="dxa"/>
+              <w:left w:w="100" w:type="dxa"/>
+              <w:bottom w:w="60" w:type="dxa"/>
+              <w:right w:w="100" w:type="dxa"/>
             </w:tcMar>
           </w:tcPr>
           <w:p>
             <w:pPr>
-              <w:spacing w:after="0" w:line="264"/>
+              <w:spacing w:line="264" w:lineRule="auto"/>
             </w:pPr>
             <w:r>
               <w:rPr>
-                <w:b/>
-                <w:bCs/>
                 <w:sz w:val="19"/>
                 <w:szCs w:val="19"/>
               </w:rPr>
-              <w:t xml:space="preserve">Documento</w:t>
+              <w:t xml:space="preserve">Termos de </w:t>
+            </w:r>
+            <w:proofErr w:type="spellStart"/>
+            <w:r>
+              <w:rPr>
+                <w:sz w:val="19"/>
+                <w:szCs w:val="19"/>
+              </w:rPr>
+              <w:t>Utilização</w:t>
+            </w:r>
+            <w:proofErr w:type="spellEnd"/>
+            <w:r>
+              <w:rPr>
+                <w:sz w:val="19"/>
+                <w:szCs w:val="19"/>
+              </w:rPr>
+              <w:t xml:space="preserve"> — Trabalhadores</w:t>
             </w:r>
           </w:p>
         </w:tc>
         <w:tc>
           <w:tcPr>
-            <w:tcW w:type="dxa" w:w="3214"/>
+            <w:tcW w:w="3214" w:type="dxa"/>
             <w:tcBorders>
-              <w:top w:val="single" w:color="D0D4E4" w:sz="4"/>
-              <w:left w:val="single" w:color="D0D4E4" w:sz="4"/>
-              <w:bottom w:val="single" w:color="D0D4E4" w:sz="4"/>
-              <w:right w:val="single" w:color="D0D4E4" w:sz="4"/>
+              <w:top w:val="single" w:sz="4" w:space="0" w:color="D0D4E4"/>
+              <w:left w:val="single" w:sz="4" w:space="0" w:color="D0D4E4"/>
+              <w:bottom w:val="single" w:sz="4" w:space="0" w:color="D0D4E4"/>
+              <w:right w:val="single" w:sz="4" w:space="0" w:color="D0D4E4"/>
             </w:tcBorders>
-            <w:shd w:fill="EEF0FF" w:color="auto" w:val="clear"/>
             <w:tcMar>
-              <w:top w:type="dxa" w:w="60"/>
-              <w:left w:type="dxa" w:w="100"/>
-              <w:bottom w:type="dxa" w:w="60"/>
-              <w:right w:type="dxa" w:w="100"/>
+              <w:top w:w="60" w:type="dxa"/>
+              <w:left w:w="100" w:type="dxa"/>
+              <w:bottom w:w="60" w:type="dxa"/>
+              <w:right w:w="100" w:type="dxa"/>
             </w:tcMar>
           </w:tcPr>
           <w:p>
             <w:pPr>
-              <w:spacing w:after="0" w:line="264"/>
+              <w:spacing w:line="264" w:lineRule="auto"/>
+              <w:rPr>
+                <w:lang w:val="es-ES"/>
+              </w:rPr>
             </w:pPr>
             <w:r>
               <w:rPr>
-                <w:b/>
-                <w:bCs/>
                 <w:sz w:val="19"/>
                 <w:szCs w:val="19"/>
-              </w:rPr>
-              <w:t xml:space="preserve">Estado</w:t>
+                <w:lang w:val="es-ES"/>
+              </w:rPr>
+              <w:t>1.ª versão, para redigir/validar</w:t>
             </w:r>
           </w:p>
         </w:tc>
       </w:tr>
       <w:tr>
-        <w:trPr>
-          <w:tblHeader w:val="false"/>
-        </w:trPr>
+        <w:tblPrEx>
+          <w:tblCellMar>
+            <w:top w:w="0" w:type="dxa"/>
+            <w:bottom w:w="0" w:type="dxa"/>
+          </w:tblCellMar>
+        </w:tblPrEx>
         <w:tc>
           <w:tcPr>
-            <w:tcW w:type="dxa" w:w="3212"/>
+            <w:tcW w:w="3212" w:type="dxa"/>
             <w:tcBorders>
-              <w:top w:val="single" w:color="D0D4E4" w:sz="4"/>
-              <w:left w:val="single" w:color="D0D4E4" w:sz="4"/>
-              <w:bottom w:val="single" w:color="D0D4E4" w:sz="4"/>
-              <w:right w:val="single" w:color="D0D4E4" w:sz="4"/>
+              <w:top w:val="single" w:sz="4" w:space="0" w:color="D0D4E4"/>
+              <w:left w:val="single" w:sz="4" w:space="0" w:color="D0D4E4"/>
+              <w:bottom w:val="single" w:sz="4" w:space="0" w:color="D0D4E4"/>
+              <w:right w:val="single" w:sz="4" w:space="0" w:color="D0D4E4"/>
             </w:tcBorders>
             <w:tcMar>
-              <w:top w:type="dxa" w:w="60"/>
-              <w:left w:type="dxa" w:w="100"/>
-              <w:bottom w:type="dxa" w:w="60"/>
-              <w:right w:type="dxa" w:w="100"/>
+              <w:top w:w="60" w:type="dxa"/>
+              <w:left w:w="100" w:type="dxa"/>
+              <w:bottom w:w="60" w:type="dxa"/>
+              <w:right w:w="100" w:type="dxa"/>
             </w:tcMar>
           </w:tcPr>
           <w:p>
             <w:pPr>
-              <w:spacing w:after="0" w:line="264"/>
+              <w:spacing w:line="264" w:lineRule="auto"/>
             </w:pPr>
             <w:r>
               <w:rPr>
                 <w:sz w:val="19"/>
                 <w:szCs w:val="19"/>
               </w:rPr>
-              <w:t xml:space="preserve">01</w:t>
+              <w:t>02</w:t>
             </w:r>
           </w:p>
         </w:tc>
         <w:tc>
           <w:tcPr>
-            <w:tcW w:type="dxa" w:w="3212"/>
+            <w:tcW w:w="3212" w:type="dxa"/>
             <w:tcBorders>
-              <w:top w:val="single" w:color="D0D4E4" w:sz="4"/>
-              <w:left w:val="single" w:color="D0D4E4" w:sz="4"/>
-              <w:bottom w:val="single" w:color="D0D4E4" w:sz="4"/>
-              <w:right w:val="single" w:color="D0D4E4" w:sz="4"/>
+              <w:top w:val="single" w:sz="4" w:space="0" w:color="D0D4E4"/>
+              <w:left w:val="single" w:sz="4" w:space="0" w:color="D0D4E4"/>
+              <w:bottom w:val="single" w:sz="4" w:space="0" w:color="D0D4E4"/>
+              <w:right w:val="single" w:sz="4" w:space="0" w:color="D0D4E4"/>
             </w:tcBorders>
             <w:tcMar>
-              <w:top w:type="dxa" w:w="60"/>
-              <w:left w:type="dxa" w:w="100"/>
-              <w:bottom w:type="dxa" w:w="60"/>
-              <w:right w:type="dxa" w:w="100"/>
+              <w:top w:w="60" w:type="dxa"/>
+              <w:left w:w="100" w:type="dxa"/>
+              <w:bottom w:w="60" w:type="dxa"/>
+              <w:right w:w="100" w:type="dxa"/>
             </w:tcMar>
           </w:tcPr>
           <w:p>
             <w:pPr>
-              <w:spacing w:after="0" w:line="264"/>
+              <w:spacing w:line="264" w:lineRule="auto"/>
             </w:pPr>
             <w:r>
               <w:rPr>
                 <w:sz w:val="19"/>
                 <w:szCs w:val="19"/>
-              </w:rPr>
-              <w:t xml:space="preserve">Termos de Utilização — Trabalhadores</w:t>
+                <w:lang w:val="es-ES"/>
+              </w:rPr>
+              <w:t xml:space="preserve">Termos de Utilização — Empresas + Anexo A (art. 28.º </w:t>
+            </w:r>
+            <w:r>
+              <w:rPr>
+                <w:sz w:val="19"/>
+                <w:szCs w:val="19"/>
+              </w:rPr>
+              <w:t>RGPD)</w:t>
             </w:r>
           </w:p>
         </w:tc>
         <w:tc>
           <w:tcPr>
-            <w:tcW w:type="dxa" w:w="3214"/>
+            <w:tcW w:w="3214" w:type="dxa"/>
             <w:tcBorders>
-              <w:top w:val="single" w:color="D0D4E4" w:sz="4"/>
-              <w:left w:val="single" w:color="D0D4E4" w:sz="4"/>
-              <w:bottom w:val="single" w:color="D0D4E4" w:sz="4"/>
-              <w:right w:val="single" w:color="D0D4E4" w:sz="4"/>
+              <w:top w:val="single" w:sz="4" w:space="0" w:color="D0D4E4"/>
+              <w:left w:val="single" w:sz="4" w:space="0" w:color="D0D4E4"/>
+              <w:bottom w:val="single" w:sz="4" w:space="0" w:color="D0D4E4"/>
+              <w:right w:val="single" w:sz="4" w:space="0" w:color="D0D4E4"/>
             </w:tcBorders>
             <w:tcMar>
-              <w:top w:type="dxa" w:w="60"/>
-              <w:left w:type="dxa" w:w="100"/>
-              <w:bottom w:type="dxa" w:w="60"/>
-              <w:right w:type="dxa" w:w="100"/>
+              <w:top w:w="60" w:type="dxa"/>
+              <w:left w:w="100" w:type="dxa"/>
+              <w:bottom w:w="60" w:type="dxa"/>
+              <w:right w:w="100" w:type="dxa"/>
             </w:tcMar>
           </w:tcPr>
           <w:p>
             <w:pPr>
-              <w:spacing w:after="0" w:line="264"/>
+              <w:spacing w:line="264" w:lineRule="auto"/>
+              <w:rPr>
+                <w:lang w:val="es-ES"/>
+              </w:rPr>
             </w:pPr>
             <w:r>
               <w:rPr>
                 <w:sz w:val="19"/>
                 <w:szCs w:val="19"/>
-              </w:rPr>
-              <w:t xml:space="preserve">1.ª versão, para redigir/validar</w:t>
+                <w:lang w:val="es-ES"/>
+              </w:rPr>
+              <w:t>1.ª versão, para redigir/validar</w:t>
             </w:r>
           </w:p>
         </w:tc>
       </w:tr>
       <w:tr>
-        <w:trPr>
-          <w:tblHeader w:val="false"/>
-        </w:trPr>
+        <w:tblPrEx>
+          <w:tblCellMar>
+            <w:top w:w="0" w:type="dxa"/>
+            <w:bottom w:w="0" w:type="dxa"/>
+          </w:tblCellMar>
+        </w:tblPrEx>
         <w:tc>
           <w:tcPr>
-            <w:tcW w:type="dxa" w:w="3212"/>
+            <w:tcW w:w="3212" w:type="dxa"/>
             <w:tcBorders>
-              <w:top w:val="single" w:color="D0D4E4" w:sz="4"/>
-              <w:left w:val="single" w:color="D0D4E4" w:sz="4"/>
-              <w:bottom w:val="single" w:color="D0D4E4" w:sz="4"/>
-              <w:right w:val="single" w:color="D0D4E4" w:sz="4"/>
+              <w:top w:val="single" w:sz="4" w:space="0" w:color="D0D4E4"/>
+              <w:left w:val="single" w:sz="4" w:space="0" w:color="D0D4E4"/>
+              <w:bottom w:val="single" w:sz="4" w:space="0" w:color="D0D4E4"/>
+              <w:right w:val="single" w:sz="4" w:space="0" w:color="D0D4E4"/>
             </w:tcBorders>
             <w:tcMar>
-              <w:top w:type="dxa" w:w="60"/>
-              <w:left w:type="dxa" w:w="100"/>
-              <w:bottom w:type="dxa" w:w="60"/>
-              <w:right w:type="dxa" w:w="100"/>
+              <w:top w:w="60" w:type="dxa"/>
+              <w:left w:w="100" w:type="dxa"/>
+              <w:bottom w:w="60" w:type="dxa"/>
+              <w:right w:w="100" w:type="dxa"/>
             </w:tcMar>
           </w:tcPr>
           <w:p>
             <w:pPr>
-              <w:spacing w:after="0" w:line="264"/>
+              <w:spacing w:line="264" w:lineRule="auto"/>
             </w:pPr>
             <w:r>
               <w:rPr>
                 <w:sz w:val="19"/>
                 <w:szCs w:val="19"/>
               </w:rPr>
-              <w:t xml:space="preserve">02</w:t>
+              <w:t>03</w:t>
             </w:r>
           </w:p>
         </w:tc>
         <w:tc>
           <w:tcPr>
-            <w:tcW w:type="dxa" w:w="3212"/>
+            <w:tcW w:w="3212" w:type="dxa"/>
             <w:tcBorders>
-              <w:top w:val="single" w:color="D0D4E4" w:sz="4"/>
-              <w:left w:val="single" w:color="D0D4E4" w:sz="4"/>
-              <w:bottom w:val="single" w:color="D0D4E4" w:sz="4"/>
-              <w:right w:val="single" w:color="D0D4E4" w:sz="4"/>
+              <w:top w:val="single" w:sz="4" w:space="0" w:color="D0D4E4"/>
+              <w:left w:val="single" w:sz="4" w:space="0" w:color="D0D4E4"/>
+              <w:bottom w:val="single" w:sz="4" w:space="0" w:color="D0D4E4"/>
+              <w:right w:val="single" w:sz="4" w:space="0" w:color="D0D4E4"/>
             </w:tcBorders>
             <w:tcMar>
-              <w:top w:type="dxa" w:w="60"/>
-              <w:left w:type="dxa" w:w="100"/>
-              <w:bottom w:type="dxa" w:w="60"/>
-              <w:right w:type="dxa" w:w="100"/>
+              <w:top w:w="60" w:type="dxa"/>
+              <w:left w:w="100" w:type="dxa"/>
+              <w:bottom w:w="60" w:type="dxa"/>
+              <w:right w:w="100" w:type="dxa"/>
             </w:tcMar>
           </w:tcPr>
           <w:p>
             <w:pPr>
-              <w:spacing w:after="0" w:line="264"/>
+              <w:spacing w:line="264" w:lineRule="auto"/>
             </w:pPr>
             <w:r>
               <w:rPr>
                 <w:sz w:val="19"/>
                 <w:szCs w:val="19"/>
               </w:rPr>
-              <w:t xml:space="preserve">Termos de Utilização — Empresas + Anexo A (art. 28.º RGPD)</w:t>
+              <w:t xml:space="preserve">Política de </w:t>
+            </w:r>
+            <w:proofErr w:type="spellStart"/>
+            <w:r>
+              <w:rPr>
+                <w:sz w:val="19"/>
+                <w:szCs w:val="19"/>
+              </w:rPr>
+              <w:t>Privacidade</w:t>
+            </w:r>
+            <w:proofErr w:type="spellEnd"/>
+          </w:p>
+        </w:tc>
+        <w:tc>
+          <w:tcPr>
+            <w:tcW w:w="3214" w:type="dxa"/>
+            <w:tcBorders>
+              <w:top w:val="single" w:sz="4" w:space="0" w:color="D0D4E4"/>
+              <w:left w:val="single" w:sz="4" w:space="0" w:color="D0D4E4"/>
+              <w:bottom w:val="single" w:sz="4" w:space="0" w:color="D0D4E4"/>
+              <w:right w:val="single" w:sz="4" w:space="0" w:color="D0D4E4"/>
+            </w:tcBorders>
+            <w:tcMar>
+              <w:top w:w="60" w:type="dxa"/>
+              <w:left w:w="100" w:type="dxa"/>
+              <w:bottom w:w="60" w:type="dxa"/>
+              <w:right w:w="100" w:type="dxa"/>
+            </w:tcMar>
+          </w:tcPr>
+          <w:p>
+            <w:pPr>
+              <w:spacing w:line="264" w:lineRule="auto"/>
+            </w:pPr>
+            <w:r>
+              <w:rPr>
+                <w:sz w:val="19"/>
+                <w:szCs w:val="19"/>
+              </w:rPr>
+              <w:t xml:space="preserve">Revista a 27/09, para </w:t>
+            </w:r>
+            <w:proofErr w:type="spellStart"/>
+            <w:r>
+              <w:rPr>
+                <w:sz w:val="19"/>
+                <w:szCs w:val="19"/>
+              </w:rPr>
+              <w:t>validar</w:t>
+            </w:r>
+            <w:proofErr w:type="spellEnd"/>
+          </w:p>
+        </w:tc>
+      </w:tr>
+      <w:tr>
+        <w:tblPrEx>
+          <w:tblCellMar>
+            <w:top w:w="0" w:type="dxa"/>
+            <w:bottom w:w="0" w:type="dxa"/>
+          </w:tblCellMar>
+        </w:tblPrEx>
+        <w:tc>
+          <w:tcPr>
+            <w:tcW w:w="3212" w:type="dxa"/>
+            <w:tcBorders>
+              <w:top w:val="single" w:sz="4" w:space="0" w:color="D0D4E4"/>
+              <w:left w:val="single" w:sz="4" w:space="0" w:color="D0D4E4"/>
+              <w:bottom w:val="single" w:sz="4" w:space="0" w:color="D0D4E4"/>
+              <w:right w:val="single" w:sz="4" w:space="0" w:color="D0D4E4"/>
+            </w:tcBorders>
+            <w:tcMar>
+              <w:top w:w="60" w:type="dxa"/>
+              <w:left w:w="100" w:type="dxa"/>
+              <w:bottom w:w="60" w:type="dxa"/>
+              <w:right w:w="100" w:type="dxa"/>
+            </w:tcMar>
+          </w:tcPr>
+          <w:p>
+            <w:pPr>
+              <w:spacing w:line="264" w:lineRule="auto"/>
+            </w:pPr>
+            <w:r>
+              <w:rPr>
+                <w:sz w:val="19"/>
+                <w:szCs w:val="19"/>
+              </w:rPr>
+              <w:t>04</w:t>
             </w:r>
           </w:p>
         </w:tc>
         <w:tc>
           <w:tcPr>
-            <w:tcW w:type="dxa" w:w="3214"/>
+            <w:tcW w:w="3212" w:type="dxa"/>
             <w:tcBorders>
-              <w:top w:val="single" w:color="D0D4E4" w:sz="4"/>
-              <w:left w:val="single" w:color="D0D4E4" w:sz="4"/>
-              <w:bottom w:val="single" w:color="D0D4E4" w:sz="4"/>
-              <w:right w:val="single" w:color="D0D4E4" w:sz="4"/>
+              <w:top w:val="single" w:sz="4" w:space="0" w:color="D0D4E4"/>
+              <w:left w:val="single" w:sz="4" w:space="0" w:color="D0D4E4"/>
+              <w:bottom w:val="single" w:sz="4" w:space="0" w:color="D0D4E4"/>
+              <w:right w:val="single" w:sz="4" w:space="0" w:color="D0D4E4"/>
             </w:tcBorders>
             <w:tcMar>
-              <w:top w:type="dxa" w:w="60"/>
-              <w:left w:type="dxa" w:w="100"/>
-              <w:bottom w:type="dxa" w:w="60"/>
-              <w:right w:type="dxa" w:w="100"/>
+              <w:top w:w="60" w:type="dxa"/>
+              <w:left w:w="100" w:type="dxa"/>
+              <w:bottom w:w="60" w:type="dxa"/>
+              <w:right w:w="100" w:type="dxa"/>
             </w:tcMar>
           </w:tcPr>
           <w:p>
             <w:pPr>
-              <w:spacing w:after="0" w:line="264"/>
+              <w:spacing w:line="264" w:lineRule="auto"/>
+              <w:rPr>
+                <w:lang w:val="es-ES"/>
+              </w:rPr>
             </w:pPr>
             <w:r>
               <w:rPr>
                 <w:sz w:val="19"/>
                 <w:szCs w:val="19"/>
-              </w:rPr>
-              <w:t xml:space="preserve">1.ª versão, para redigir/validar</w:t>
-            </w:r>
-          </w:p>
-        </w:tc>
-      </w:tr>
-      <w:tr>
-        <w:trPr>
-          <w:tblHeader w:val="false"/>
-        </w:trPr>
-        <w:tc>
-          <w:tcPr>
-            <w:tcW w:type="dxa" w:w="3212"/>
-            <w:tcBorders>
-              <w:top w:val="single" w:color="D0D4E4" w:sz="4"/>
-              <w:left w:val="single" w:color="D0D4E4" w:sz="4"/>
-              <w:bottom w:val="single" w:color="D0D4E4" w:sz="4"/>
-              <w:right w:val="single" w:color="D0D4E4" w:sz="4"/>
-            </w:tcBorders>
-            <w:tcMar>
-              <w:top w:type="dxa" w:w="60"/>
-              <w:left w:type="dxa" w:w="100"/>
-              <w:bottom w:type="dxa" w:w="60"/>
-              <w:right w:type="dxa" w:w="100"/>
-            </w:tcMar>
-          </w:tcPr>
-          <w:p>
-            <w:pPr>
-              <w:spacing w:after="0" w:line="264"/>
-            </w:pPr>
-            <w:r>
-              <w:rPr>
-                <w:sz w:val="19"/>
-                <w:szCs w:val="19"/>
-              </w:rPr>
-              <w:t xml:space="preserve">03</w:t>
+                <w:lang w:val="es-ES"/>
+              </w:rPr>
+              <w:t>Política de Cancelamento e Faltas v1.2</w:t>
             </w:r>
           </w:p>
         </w:tc>
         <w:tc>
           <w:tcPr>
-            <w:tcW w:type="dxa" w:w="3212"/>
+            <w:tcW w:w="3214" w:type="dxa"/>
             <w:tcBorders>
-              <w:top w:val="single" w:color="D0D4E4" w:sz="4"/>
-              <w:left w:val="single" w:color="D0D4E4" w:sz="4"/>
-              <w:bottom w:val="single" w:color="D0D4E4" w:sz="4"/>
-              <w:right w:val="single" w:color="D0D4E4" w:sz="4"/>
+              <w:top w:val="single" w:sz="4" w:space="0" w:color="D0D4E4"/>
+              <w:left w:val="single" w:sz="4" w:space="0" w:color="D0D4E4"/>
+              <w:bottom w:val="single" w:sz="4" w:space="0" w:color="D0D4E4"/>
+              <w:right w:val="single" w:sz="4" w:space="0" w:color="D0D4E4"/>
             </w:tcBorders>
             <w:tcMar>
-              <w:top w:type="dxa" w:w="60"/>
-              <w:left w:type="dxa" w:w="100"/>
-              <w:bottom w:type="dxa" w:w="60"/>
-              <w:right w:type="dxa" w:w="100"/>
+              <w:top w:w="60" w:type="dxa"/>
+              <w:left w:w="100" w:type="dxa"/>
+              <w:bottom w:w="60" w:type="dxa"/>
+              <w:right w:w="100" w:type="dxa"/>
             </w:tcMar>
           </w:tcPr>
           <w:p>
             <w:pPr>
-              <w:spacing w:after="0" w:line="264"/>
+              <w:spacing w:line="264" w:lineRule="auto"/>
             </w:pPr>
             <w:r>
               <w:rPr>
                 <w:sz w:val="19"/>
                 <w:szCs w:val="19"/>
               </w:rPr>
-              <w:t xml:space="preserve">Política de Privacidade</w:t>
+              <w:t xml:space="preserve">Para </w:t>
+            </w:r>
+            <w:proofErr w:type="spellStart"/>
+            <w:r>
+              <w:rPr>
+                <w:sz w:val="19"/>
+                <w:szCs w:val="19"/>
+              </w:rPr>
+              <w:t>validar</w:t>
+            </w:r>
+            <w:proofErr w:type="spellEnd"/>
+          </w:p>
+        </w:tc>
+      </w:tr>
+      <w:tr>
+        <w:tblPrEx>
+          <w:tblCellMar>
+            <w:top w:w="0" w:type="dxa"/>
+            <w:bottom w:w="0" w:type="dxa"/>
+          </w:tblCellMar>
+        </w:tblPrEx>
+        <w:tc>
+          <w:tcPr>
+            <w:tcW w:w="3212" w:type="dxa"/>
+            <w:tcBorders>
+              <w:top w:val="single" w:sz="4" w:space="0" w:color="D0D4E4"/>
+              <w:left w:val="single" w:sz="4" w:space="0" w:color="D0D4E4"/>
+              <w:bottom w:val="single" w:sz="4" w:space="0" w:color="D0D4E4"/>
+              <w:right w:val="single" w:sz="4" w:space="0" w:color="D0D4E4"/>
+            </w:tcBorders>
+            <w:tcMar>
+              <w:top w:w="60" w:type="dxa"/>
+              <w:left w:w="100" w:type="dxa"/>
+              <w:bottom w:w="60" w:type="dxa"/>
+              <w:right w:w="100" w:type="dxa"/>
+            </w:tcMar>
+          </w:tcPr>
+          <w:p>
+            <w:pPr>
+              <w:spacing w:line="264" w:lineRule="auto"/>
+            </w:pPr>
+            <w:r>
+              <w:rPr>
+                <w:sz w:val="19"/>
+                <w:szCs w:val="19"/>
+              </w:rPr>
+              <w:t>05</w:t>
             </w:r>
           </w:p>
         </w:tc>
         <w:tc>
           <w:tcPr>
-            <w:tcW w:type="dxa" w:w="3214"/>
+            <w:tcW w:w="3212" w:type="dxa"/>
             <w:tcBorders>
-              <w:top w:val="single" w:color="D0D4E4" w:sz="4"/>
-              <w:left w:val="single" w:color="D0D4E4" w:sz="4"/>
-              <w:bottom w:val="single" w:color="D0D4E4" w:sz="4"/>
-              <w:right w:val="single" w:color="D0D4E4" w:sz="4"/>
+              <w:top w:val="single" w:sz="4" w:space="0" w:color="D0D4E4"/>
+              <w:left w:val="single" w:sz="4" w:space="0" w:color="D0D4E4"/>
+              <w:bottom w:val="single" w:sz="4" w:space="0" w:color="D0D4E4"/>
+              <w:right w:val="single" w:sz="4" w:space="0" w:color="D0D4E4"/>
             </w:tcBorders>
             <w:tcMar>
-              <w:top w:type="dxa" w:w="60"/>
-              <w:left w:type="dxa" w:w="100"/>
-              <w:bottom w:type="dxa" w:w="60"/>
-              <w:right w:type="dxa" w:w="100"/>
+              <w:top w:w="60" w:type="dxa"/>
+              <w:left w:w="100" w:type="dxa"/>
+              <w:bottom w:w="60" w:type="dxa"/>
+              <w:right w:w="100" w:type="dxa"/>
             </w:tcMar>
           </w:tcPr>
           <w:p>
             <w:pPr>
-              <w:spacing w:after="0" w:line="264"/>
+              <w:spacing w:line="264" w:lineRule="auto"/>
             </w:pPr>
+            <w:proofErr w:type="spellStart"/>
             <w:r>
               <w:rPr>
                 <w:sz w:val="19"/>
                 <w:szCs w:val="19"/>
               </w:rPr>
-              <w:t xml:space="preserve">Revista a 27/09, para validar</w:t>
+              <w:t>Turnos</w:t>
             </w:r>
-          </w:p>
-        </w:tc>
-      </w:tr>
-      <w:tr>
-        <w:trPr>
-          <w:tblHeader w:val="false"/>
-        </w:trPr>
-        <w:tc>
-          <w:tcPr>
-            <w:tcW w:type="dxa" w:w="3212"/>
-            <w:tcBorders>
-              <w:top w:val="single" w:color="D0D4E4" w:sz="4"/>
-              <w:left w:val="single" w:color="D0D4E4" w:sz="4"/>
-              <w:bottom w:val="single" w:color="D0D4E4" w:sz="4"/>
-              <w:right w:val="single" w:color="D0D4E4" w:sz="4"/>
-            </w:tcBorders>
-            <w:tcMar>
-              <w:top w:type="dxa" w:w="60"/>
-              <w:left w:type="dxa" w:w="100"/>
-              <w:bottom w:type="dxa" w:w="60"/>
-              <w:right w:type="dxa" w:w="100"/>
-            </w:tcMar>
-          </w:tcPr>
-          <w:p>
-            <w:pPr>
-              <w:spacing w:after="0" w:line="264"/>
-            </w:pPr>
+            <w:proofErr w:type="spellEnd"/>
             <w:r>
               <w:rPr>
                 <w:sz w:val="19"/>
                 <w:szCs w:val="19"/>
               </w:rPr>
-              <w:t xml:space="preserve">04</w:t>
+              <w:t xml:space="preserve"> Pay Link — Brief </w:t>
+            </w:r>
+            <w:proofErr w:type="spellStart"/>
+            <w:r>
+              <w:rPr>
+                <w:sz w:val="19"/>
+                <w:szCs w:val="19"/>
+              </w:rPr>
+              <w:t>Jurídico</w:t>
+            </w:r>
+            <w:proofErr w:type="spellEnd"/>
+            <w:r>
+              <w:rPr>
+                <w:sz w:val="19"/>
+                <w:szCs w:val="19"/>
+              </w:rPr>
+              <w:t xml:space="preserve"> v2</w:t>
             </w:r>
           </w:p>
         </w:tc>
         <w:tc>
           <w:tcPr>
-            <w:tcW w:type="dxa" w:w="3212"/>
+            <w:tcW w:w="3214" w:type="dxa"/>
             <w:tcBorders>
-              <w:top w:val="single" w:color="D0D4E4" w:sz="4"/>
-              <w:left w:val="single" w:color="D0D4E4" w:sz="4"/>
-              <w:bottom w:val="single" w:color="D0D4E4" w:sz="4"/>
-              <w:right w:val="single" w:color="D0D4E4" w:sz="4"/>
+              <w:top w:val="single" w:sz="4" w:space="0" w:color="D0D4E4"/>
+              <w:left w:val="single" w:sz="4" w:space="0" w:color="D0D4E4"/>
+              <w:bottom w:val="single" w:sz="4" w:space="0" w:color="D0D4E4"/>
+              <w:right w:val="single" w:sz="4" w:space="0" w:color="D0D4E4"/>
             </w:tcBorders>
             <w:tcMar>
-              <w:top w:type="dxa" w:w="60"/>
-              <w:left w:type="dxa" w:w="100"/>
-              <w:bottom w:type="dxa" w:w="60"/>
-              <w:right w:type="dxa" w:w="100"/>
+              <w:top w:w="60" w:type="dxa"/>
+              <w:left w:w="100" w:type="dxa"/>
+              <w:bottom w:w="60" w:type="dxa"/>
+              <w:right w:w="100" w:type="dxa"/>
             </w:tcMar>
           </w:tcPr>
           <w:p>
             <w:pPr>
-              <w:spacing w:after="0" w:line="264"/>
+              <w:spacing w:line="264" w:lineRule="auto"/>
             </w:pPr>
+            <w:proofErr w:type="spellStart"/>
             <w:r>
               <w:rPr>
                 <w:sz w:val="19"/>
                 <w:szCs w:val="19"/>
               </w:rPr>
-              <w:t xml:space="preserve">Política de Cancelamento e Faltas v1.2</w:t>
+              <w:t>Perguntas</w:t>
             </w:r>
-          </w:p>
-        </w:tc>
-        <w:tc>
-          <w:tcPr>
-            <w:tcW w:type="dxa" w:w="3214"/>
-            <w:tcBorders>
-              <w:top w:val="single" w:color="D0D4E4" w:sz="4"/>
-              <w:left w:val="single" w:color="D0D4E4" w:sz="4"/>
-              <w:bottom w:val="single" w:color="D0D4E4" w:sz="4"/>
-              <w:right w:val="single" w:color="D0D4E4" w:sz="4"/>
-            </w:tcBorders>
-            <w:tcMar>
-              <w:top w:type="dxa" w:w="60"/>
-              <w:left w:type="dxa" w:w="100"/>
-              <w:bottom w:type="dxa" w:w="60"/>
-              <w:right w:type="dxa" w:w="100"/>
-            </w:tcMar>
-          </w:tcPr>
-          <w:p>
-            <w:pPr>
-              <w:spacing w:after="0" w:line="264"/>
-            </w:pPr>
+            <w:proofErr w:type="spellEnd"/>
             <w:r>
               <w:rPr>
                 <w:sz w:val="19"/>
                 <w:szCs w:val="19"/>
               </w:rPr>
-              <w:t xml:space="preserve">Para validar</w:t>
+              <w:t xml:space="preserve"> </w:t>
             </w:r>
-          </w:p>
-        </w:tc>
-      </w:tr>
-      <w:tr>
-        <w:trPr>
-          <w:tblHeader w:val="false"/>
-        </w:trPr>
-        <w:tc>
-          <w:tcPr>
-            <w:tcW w:type="dxa" w:w="3212"/>
-            <w:tcBorders>
-              <w:top w:val="single" w:color="D0D4E4" w:sz="4"/>
-              <w:left w:val="single" w:color="D0D4E4" w:sz="4"/>
-              <w:bottom w:val="single" w:color="D0D4E4" w:sz="4"/>
-              <w:right w:val="single" w:color="D0D4E4" w:sz="4"/>
-            </w:tcBorders>
-            <w:tcMar>
-              <w:top w:type="dxa" w:w="60"/>
-              <w:left w:type="dxa" w:w="100"/>
-              <w:bottom w:type="dxa" w:w="60"/>
-              <w:right w:type="dxa" w:w="100"/>
-            </w:tcMar>
-          </w:tcPr>
-          <w:p>
-            <w:pPr>
-              <w:spacing w:after="0" w:line="264"/>
-            </w:pPr>
+            <w:proofErr w:type="spellStart"/>
             <w:r>
               <w:rPr>
                 <w:sz w:val="19"/>
                 <w:szCs w:val="19"/>
               </w:rPr>
-              <w:t xml:space="preserve">05</w:t>
+              <w:t>próprias</w:t>
             </w:r>
-          </w:p>
-        </w:tc>
-        <w:tc>
-          <w:tcPr>
-            <w:tcW w:type="dxa" w:w="3212"/>
-            <w:tcBorders>
-              <w:top w:val="single" w:color="D0D4E4" w:sz="4"/>
-              <w:left w:val="single" w:color="D0D4E4" w:sz="4"/>
-              <w:bottom w:val="single" w:color="D0D4E4" w:sz="4"/>
-              <w:right w:val="single" w:color="D0D4E4" w:sz="4"/>
-            </w:tcBorders>
-            <w:tcMar>
-              <w:top w:type="dxa" w:w="60"/>
-              <w:left w:type="dxa" w:w="100"/>
-              <w:bottom w:type="dxa" w:w="60"/>
-              <w:right w:type="dxa" w:w="100"/>
-            </w:tcMar>
-          </w:tcPr>
-          <w:p>
-            <w:pPr>
-              <w:spacing w:after="0" w:line="264"/>
-            </w:pPr>
+            <w:proofErr w:type="spellEnd"/>
             <w:r>
               <w:rPr>
                 <w:sz w:val="19"/>
                 <w:szCs w:val="19"/>
               </w:rPr>
-              <w:t xml:space="preserve">Turnos Pay Link — Brief Jurídico v2</w:t>
-            </w:r>
-          </w:p>
-        </w:tc>
-        <w:tc>
-          <w:tcPr>
-            <w:tcW w:type="dxa" w:w="3214"/>
-            <w:tcBorders>
-              <w:top w:val="single" w:color="D0D4E4" w:sz="4"/>
-              <w:left w:val="single" w:color="D0D4E4" w:sz="4"/>
-              <w:bottom w:val="single" w:color="D0D4E4" w:sz="4"/>
-              <w:right w:val="single" w:color="D0D4E4" w:sz="4"/>
-            </w:tcBorders>
-            <w:tcMar>
-              <w:top w:type="dxa" w:w="60"/>
-              <w:left w:type="dxa" w:w="100"/>
-              <w:bottom w:type="dxa" w:w="60"/>
-              <w:right w:type="dxa" w:w="100"/>
-            </w:tcMar>
-          </w:tcPr>
-          <w:p>
-            <w:pPr>
-              <w:spacing w:after="0" w:line="264"/>
-            </w:pPr>
-            <w:r>
-              <w:rPr>
-                <w:sz w:val="19"/>
-                <w:szCs w:val="19"/>
-              </w:rPr>
-              <w:t xml:space="preserve">Perguntas próprias (1–8)</w:t>
+              <w:t xml:space="preserve"> (1–8)</w:t>
             </w:r>
           </w:p>
         </w:tc>
@@ -703,63 +906,100 @@
     </w:p>
     <w:p>
       <w:pPr>
-        <w:spacing w:after="120" w:line="288"/>
-      </w:pPr>
-      <w:r>
+        <w:spacing w:after="120" w:line="288" w:lineRule="auto"/>
+        <w:rPr>
+          <w:lang w:val="es-ES"/>
+        </w:rPr>
+      </w:pPr>
+      <w:r>
+        <w:rPr>
+          <w:lang w:val="es-ES"/>
+        </w:rPr>
         <w:t xml:space="preserve">Os termos e a política de privacidade estão publicados como versão provisória em </w:t>
       </w:r>
       <w:r>
         <w:rPr>
-          <w:rFonts w:ascii="Consolas" w:cs="Consolas" w:eastAsia="Consolas" w:hAnsi="Consolas"/>
+          <w:rFonts w:ascii="Consolas" w:eastAsia="Consolas" w:hAnsi="Consolas" w:cs="Consolas"/>
           <w:sz w:val="19"/>
           <w:szCs w:val="19"/>
-        </w:rPr>
-        <w:t xml:space="preserve">/termos</w:t>
-      </w:r>
-      <w:r>
+          <w:lang w:val="es-ES"/>
+        </w:rPr>
+        <w:t>/termos</w:t>
+      </w:r>
+      <w:r>
+        <w:rPr>
+          <w:lang w:val="es-ES"/>
+        </w:rPr>
         <w:t xml:space="preserve">, </w:t>
       </w:r>
       <w:r>
         <w:rPr>
-          <w:rFonts w:ascii="Consolas" w:cs="Consolas" w:eastAsia="Consolas" w:hAnsi="Consolas"/>
+          <w:rFonts w:ascii="Consolas" w:eastAsia="Consolas" w:hAnsi="Consolas" w:cs="Consolas"/>
           <w:sz w:val="19"/>
           <w:szCs w:val="19"/>
-        </w:rPr>
-        <w:t xml:space="preserve">/termos-empresas</w:t>
-      </w:r>
-      <w:r>
+          <w:lang w:val="es-ES"/>
+        </w:rPr>
+        <w:t>/termos-empresas</w:t>
+      </w:r>
+      <w:r>
+        <w:rPr>
+          <w:lang w:val="es-ES"/>
+        </w:rPr>
         <w:t xml:space="preserve"> e </w:t>
       </w:r>
       <w:r>
         <w:rPr>
-          <w:rFonts w:ascii="Consolas" w:cs="Consolas" w:eastAsia="Consolas" w:hAnsi="Consolas"/>
+          <w:rFonts w:ascii="Consolas" w:eastAsia="Consolas" w:hAnsi="Consolas" w:cs="Consolas"/>
           <w:sz w:val="19"/>
           <w:szCs w:val="19"/>
-        </w:rPr>
-        <w:t xml:space="preserve">/privacidade</w:t>
-      </w:r>
-      <w:r>
-        <w:t xml:space="preserve">. As notas ⚖️ nos ficheiros 01 e 02 são perguntas nossas sobre a redação de cada cláusula.</w:t>
+          <w:lang w:val="es-ES"/>
+        </w:rPr>
+        <w:t>/privacidade</w:t>
+      </w:r>
+      <w:r>
+        <w:rPr>
+          <w:lang w:val="es-ES"/>
+        </w:rPr>
+        <w:t>. As notas ⚖</w:t>
+      </w:r>
+      <w:r>
+        <w:t>️</w:t>
+      </w:r>
+      <w:r>
+        <w:rPr>
+          <w:lang w:val="es-ES"/>
+        </w:rPr>
+        <w:t xml:space="preserve"> nos ficheiros 01 e 02 são perguntas nossas sobre a redação de cada cláusula.</w:t>
       </w:r>
     </w:p>
     <w:p>
       <w:pPr>
         <w:pStyle w:val="Heading2"/>
-      </w:pPr>
-      <w:r>
-        <w:t xml:space="preserve">Perguntas, por prioridade</w:t>
+        <w:rPr>
+          <w:lang w:val="es-ES"/>
+        </w:rPr>
+      </w:pPr>
+      <w:r>
+        <w:rPr>
+          <w:lang w:val="es-ES"/>
+        </w:rPr>
+        <w:t>Perguntas, por prioridade</w:t>
       </w:r>
     </w:p>
     <w:p>
       <w:pPr>
-        <w:spacing w:after="120" w:line="288"/>
+        <w:spacing w:after="120" w:line="288" w:lineRule="auto"/>
+        <w:rPr>
+          <w:lang w:val="es-ES"/>
+        </w:rPr>
       </w:pPr>
       <w:r>
         <w:rPr>
           <w:b/>
           <w:bCs/>
-        </w:rPr>
-        <w:t xml:space="preserve">A. Relação de trabalho — condiciona tudo o resto</w:t>
+          <w:lang w:val="es-ES"/>
+        </w:rPr>
+        <w:t>A. Relação de trabalho — condiciona tudo o resto</w:t>
       </w:r>
     </w:p>
     <w:p>
@@ -769,17 +1009,30 @@
           <w:ilvl w:val="0"/>
           <w:numId w:val="2"/>
         </w:numPr>
-        <w:spacing w:after="60" w:line="276"/>
+        <w:spacing w:after="60" w:line="276" w:lineRule="auto"/>
+        <w:rPr>
+          <w:lang w:val="es-ES"/>
+        </w:rPr>
       </w:pPr>
       <w:r>
         <w:rPr>
           <w:b/>
           <w:bCs/>
-        </w:rPr>
-        <w:t xml:space="preserve">Art. 12.º-A do CT (Lei 13/2023) e Diretiva (UE) 2024/2831</w:t>
-      </w:r>
-      <w:r>
-        <w:t xml:space="preserve"> (transposição até 2/12/2026). A plataforma aplica regras automáticas aos trabalhadores — suspensões por cancelamento tardio, 1★ automática e suspensão por falta, bloqueio à 2.ª falta, check-in geolocalizado — e bloqueia a publicação à empresa que não paga em 72 h. Estes poderes fazem presumir que a Turnos é empregadora? Que regras mudar, e que redação protege a nossa posição?</w:t>
+          <w:lang w:val="it-IT"/>
+        </w:rPr>
+        <w:t>Art. 12.º-A do CT (Lei 13/2023) e Diretiva (UE) 2024/2831</w:t>
+      </w:r>
+      <w:r>
+        <w:rPr>
+          <w:lang w:val="it-IT"/>
+        </w:rPr>
+        <w:t xml:space="preserve"> (transposição até 2/12/2026). </w:t>
+      </w:r>
+      <w:r>
+        <w:rPr>
+          <w:lang w:val="es-ES"/>
+        </w:rPr>
+        <w:t>A plataforma aplica regras automáticas aos trabalhadores — suspensões por cancelamento tardio, 1★ automática e suspensão por falta, bloqueio à 2.ª falta, check-in geolocalizado — e bloqueia a publicação à empresa que não paga em 72 h. Estes poderes fazem presumir que a Turnos é empregadora? Que regras mudar, e que redação protege a nossa posição?</w:t>
       </w:r>
     </w:p>
     <w:p>
@@ -789,17 +1042,36 @@
           <w:ilvl w:val="0"/>
           <w:numId w:val="2"/>
         </w:numPr>
-        <w:spacing w:after="60" w:line="276"/>
+        <w:spacing w:after="60" w:line="276" w:lineRule="auto"/>
+        <w:rPr>
+          <w:lang w:val="es-ES"/>
+        </w:rPr>
       </w:pPr>
       <w:r>
         <w:rPr>
           <w:b/>
           <w:bCs/>
-        </w:rPr>
-        <w:t xml:space="preserve">Forma do contrato.</w:t>
-      </w:r>
-      <w:r>
-        <w:t xml:space="preserve"> O produto está construído à volta do MCD. O MCD é utilizável para qualquer turno curto ou só nas situações do art. 142.º? A Turnos deve ficar neutra e deixar a forma à empresa? Que dados temos de enviar à empresa para ela cumprir (hoje: nome, NIF, função, data, horário, local, valor/hora, ao contabilista, 24 h antes)?</w:t>
+          <w:lang w:val="es-ES"/>
+        </w:rPr>
+        <w:t>Forma do contrato.</w:t>
+      </w:r>
+      <w:r>
+        <w:rPr>
+          <w:lang w:val="es-ES"/>
+        </w:rPr>
+        <w:t xml:space="preserve"> O produto está construído à volta do MCD. O MCD é utilizável para qualquer turno curto ou só nas situações do art. 142.º? </w:t>
+      </w:r>
+      <w:r>
+        <w:rPr>
+          <w:lang w:val="it-IT"/>
+        </w:rPr>
+        <w:t xml:space="preserve">A Turnos deve ficar neutra e deixar a forma à empresa? </w:t>
+      </w:r>
+      <w:r>
+        <w:rPr>
+          <w:lang w:val="es-ES"/>
+        </w:rPr>
+        <w:t>Que dados temos de enviar à empresa para ela cumprir (hoje: nome, NIF, função, data, horário, local, valor/hora, ao contabilista, 24 h antes)?</w:t>
       </w:r>
     </w:p>
     <w:p>
@@ -809,17 +1081,56 @@
           <w:ilvl w:val="0"/>
           <w:numId w:val="2"/>
         </w:numPr>
-        <w:spacing w:after="60" w:line="276"/>
+        <w:spacing w:after="60" w:line="276" w:lineRule="auto"/>
       </w:pPr>
       <w:r>
         <w:rPr>
           <w:b/>
           <w:bCs/>
-        </w:rPr>
-        <w:t xml:space="preserve">Bruto vs. líquido.</w:t>
-      </w:r>
-      <w:r>
-        <w:t xml:space="preserve"> O trabalhador recebe o bruto por inteiro; cada parte trata das suas obrigações fiscais e contributivas, e a Turnos só mostra uma simulação. Num contrato de trabalho, a retenção dos 11% e do IRS cabe à empresa? Como redigir isto sem erro?</w:t>
+          <w:lang w:val="es-ES"/>
+        </w:rPr>
+        <w:t>Bruto vs. líquido.</w:t>
+      </w:r>
+      <w:r>
+        <w:rPr>
+          <w:lang w:val="es-ES"/>
+        </w:rPr>
+        <w:t xml:space="preserve"> O trabalhador recebe o bruto por inteiro; cada parte trata das suas obrigações fiscais e contributivas, e a Turnos só mostra uma simulação. Num contrato de trabalho, a retenção dos 11% e do IRS cabe à empresa? </w:t>
+      </w:r>
+      <w:r>
+        <w:t xml:space="preserve">Como </w:t>
+      </w:r>
+      <w:proofErr w:type="spellStart"/>
+      <w:r>
+        <w:t>redigir</w:t>
+      </w:r>
+      <w:proofErr w:type="spellEnd"/>
+      <w:r>
+        <w:t xml:space="preserve"> </w:t>
+      </w:r>
+      <w:proofErr w:type="spellStart"/>
+      <w:r>
+        <w:t>isto</w:t>
+      </w:r>
+      <w:proofErr w:type="spellEnd"/>
+      <w:r>
+        <w:t xml:space="preserve"> </w:t>
+      </w:r>
+      <w:proofErr w:type="spellStart"/>
+      <w:r>
+        <w:t>sem</w:t>
+      </w:r>
+      <w:proofErr w:type="spellEnd"/>
+      <w:r>
+        <w:t xml:space="preserve"> </w:t>
+      </w:r>
+      <w:proofErr w:type="spellStart"/>
+      <w:r>
+        <w:t>erro</w:t>
+      </w:r>
+      <w:proofErr w:type="spellEnd"/>
+      <w:r>
+        <w:t>?</w:t>
       </w:r>
     </w:p>
     <w:p>
@@ -829,30 +1140,168 @@
           <w:ilvl w:val="0"/>
           <w:numId w:val="2"/>
         </w:numPr>
-        <w:spacing w:after="60" w:line="276"/>
-      </w:pPr>
+        <w:spacing w:after="60" w:line="276" w:lineRule="auto"/>
+      </w:pPr>
+      <w:proofErr w:type="spellStart"/>
       <w:r>
         <w:rPr>
           <w:b/>
           <w:bCs/>
         </w:rPr>
-        <w:t xml:space="preserve">Agência de colocação (DL 260/2009, alterado pela Lei 5/2014).</w:t>
-      </w:r>
-      <w:r>
-        <w:t xml:space="preserve"> A nossa posição de "não agência" é sustentável? A comunicação prévia ao IEFP é recomendável como salvaguarda?</w:t>
+        <w:t>Agência</w:t>
+      </w:r>
+      <w:proofErr w:type="spellEnd"/>
+      <w:r>
+        <w:rPr>
+          <w:b/>
+          <w:bCs/>
+        </w:rPr>
+        <w:t xml:space="preserve"> de </w:t>
+      </w:r>
+      <w:proofErr w:type="spellStart"/>
+      <w:r>
+        <w:rPr>
+          <w:b/>
+          <w:bCs/>
+        </w:rPr>
+        <w:t>colocação</w:t>
+      </w:r>
+      <w:proofErr w:type="spellEnd"/>
+      <w:r>
+        <w:rPr>
+          <w:b/>
+          <w:bCs/>
+        </w:rPr>
+        <w:t xml:space="preserve"> (DL 260/2009, </w:t>
+      </w:r>
+      <w:proofErr w:type="spellStart"/>
+      <w:r>
+        <w:rPr>
+          <w:b/>
+          <w:bCs/>
+        </w:rPr>
+        <w:t>alterado</w:t>
+      </w:r>
+      <w:proofErr w:type="spellEnd"/>
+      <w:r>
+        <w:rPr>
+          <w:b/>
+          <w:bCs/>
+        </w:rPr>
+        <w:t xml:space="preserve"> pela Lei 5/2014).</w:t>
+      </w:r>
+      <w:r>
+        <w:t xml:space="preserve"> A </w:t>
+      </w:r>
+      <w:proofErr w:type="spellStart"/>
+      <w:r>
+        <w:t>nossa</w:t>
+      </w:r>
+      <w:proofErr w:type="spellEnd"/>
+      <w:r>
+        <w:t xml:space="preserve"> </w:t>
+      </w:r>
+      <w:proofErr w:type="spellStart"/>
+      <w:r>
+        <w:t>posição</w:t>
+      </w:r>
+      <w:proofErr w:type="spellEnd"/>
+      <w:r>
+        <w:t xml:space="preserve"> de "</w:t>
+      </w:r>
+      <w:proofErr w:type="spellStart"/>
+      <w:r>
+        <w:t>não</w:t>
+      </w:r>
+      <w:proofErr w:type="spellEnd"/>
+      <w:r>
+        <w:t xml:space="preserve"> </w:t>
+      </w:r>
+      <w:proofErr w:type="spellStart"/>
+      <w:r>
+        <w:t>agência</w:t>
+      </w:r>
+      <w:proofErr w:type="spellEnd"/>
+      <w:r>
+        <w:t xml:space="preserve">" é </w:t>
+      </w:r>
+      <w:proofErr w:type="spellStart"/>
+      <w:r>
+        <w:t>sustentável</w:t>
+      </w:r>
+      <w:proofErr w:type="spellEnd"/>
+      <w:r>
+        <w:t xml:space="preserve">? A </w:t>
+      </w:r>
+      <w:proofErr w:type="spellStart"/>
+      <w:r>
+        <w:t>comunicação</w:t>
+      </w:r>
+      <w:proofErr w:type="spellEnd"/>
+      <w:r>
+        <w:t xml:space="preserve"> </w:t>
+      </w:r>
+      <w:proofErr w:type="spellStart"/>
+      <w:r>
+        <w:t>prévia</w:t>
+      </w:r>
+      <w:proofErr w:type="spellEnd"/>
+      <w:r>
+        <w:t xml:space="preserve"> </w:t>
+      </w:r>
+      <w:proofErr w:type="spellStart"/>
+      <w:r>
+        <w:t>ao</w:t>
+      </w:r>
+      <w:proofErr w:type="spellEnd"/>
+      <w:r>
+        <w:t xml:space="preserve"> IEFP é </w:t>
+      </w:r>
+      <w:proofErr w:type="spellStart"/>
+      <w:r>
+        <w:t>recomendável</w:t>
+      </w:r>
+      <w:proofErr w:type="spellEnd"/>
+      <w:r>
+        <w:t xml:space="preserve"> </w:t>
+      </w:r>
+      <w:proofErr w:type="spellStart"/>
+      <w:r>
+        <w:t>como</w:t>
+      </w:r>
+      <w:proofErr w:type="spellEnd"/>
+      <w:r>
+        <w:t xml:space="preserve"> </w:t>
+      </w:r>
+      <w:proofErr w:type="spellStart"/>
+      <w:r>
+        <w:t>salvaguarda</w:t>
+      </w:r>
+      <w:proofErr w:type="spellEnd"/>
+      <w:r>
+        <w:t>?</w:t>
       </w:r>
     </w:p>
     <w:p>
       <w:pPr>
-        <w:spacing w:after="120" w:line="288"/>
+        <w:spacing w:after="120" w:line="288" w:lineRule="auto"/>
       </w:pPr>
       <w:r>
         <w:rPr>
           <w:b/>
           <w:bCs/>
         </w:rPr>
-        <w:t xml:space="preserve">B. Dados pessoais</w:t>
-      </w:r>
+        <w:t xml:space="preserve">B. Dados </w:t>
+      </w:r>
+      <w:proofErr w:type="spellStart"/>
+      <w:r>
+        <w:rPr>
+          <w:b/>
+          <w:bCs/>
+        </w:rPr>
+        <w:t>pessoais</w:t>
+      </w:r>
+      <w:proofErr w:type="spellEnd"/>
     </w:p>
     <w:p>
       <w:pPr>
@@ -861,10 +1310,16 @@
           <w:ilvl w:val="0"/>
           <w:numId w:val="2"/>
         </w:numPr>
-        <w:spacing w:after="60" w:line="276"/>
-      </w:pPr>
-      <w:r>
-        <w:t xml:space="preserve">Qualificação: Turnos responsável pelo tratamento, e subcontratante só no envio ao contabilista (Anexo A)? Ou responsabilidade conjunta?</w:t>
+        <w:spacing w:after="60" w:line="276" w:lineRule="auto"/>
+        <w:rPr>
+          <w:lang w:val="es-ES"/>
+        </w:rPr>
+      </w:pPr>
+      <w:r>
+        <w:rPr>
+          <w:lang w:val="es-ES"/>
+        </w:rPr>
+        <w:t>Qualificação: Turnos responsável pelo tratamento, e subcontratante só no envio ao contabilista (Anexo A)? Ou responsabilidade conjunta?</w:t>
       </w:r>
     </w:p>
     <w:p>
@@ -874,10 +1329,41 @@
           <w:ilvl w:val="0"/>
           <w:numId w:val="2"/>
         </w:numPr>
-        <w:spacing w:after="60" w:line="276"/>
-      </w:pPr>
-      <w:r>
-        <w:t xml:space="preserve">Dados de saúde (motivo "doença" num cancelamento): o consentimento explícito chega? Prazos propostos: comprovativos de pagamento 24 meses, justificações 6 meses. Base legal para partilhar o IBAN (consentimento vs. contrato).</w:t>
+        <w:spacing w:after="60" w:line="276" w:lineRule="auto"/>
+      </w:pPr>
+      <w:r>
+        <w:rPr>
+          <w:lang w:val="es-ES"/>
+        </w:rPr>
+        <w:lastRenderedPageBreak/>
+        <w:t xml:space="preserve">Dados de saúde (motivo "doença" num cancelamento): o consentimento explícito chega? Prazos propostos: comprovativos de pagamento 24 meses, justificações 6 meses. </w:t>
+      </w:r>
+      <w:r>
+        <w:t xml:space="preserve">Base legal para </w:t>
+      </w:r>
+      <w:proofErr w:type="spellStart"/>
+      <w:r>
+        <w:t>partilhar</w:t>
+      </w:r>
+      <w:proofErr w:type="spellEnd"/>
+      <w:r>
+        <w:t xml:space="preserve"> o IBAN (</w:t>
+      </w:r>
+      <w:proofErr w:type="spellStart"/>
+      <w:r>
+        <w:t>consentimento</w:t>
+      </w:r>
+      <w:proofErr w:type="spellEnd"/>
+      <w:r>
+        <w:t xml:space="preserve"> vs. </w:t>
+      </w:r>
+      <w:proofErr w:type="spellStart"/>
+      <w:r>
+        <w:t>contrato</w:t>
+      </w:r>
+      <w:proofErr w:type="spellEnd"/>
+      <w:r>
+        <w:t>).</w:t>
       </w:r>
     </w:p>
     <w:p>
@@ -887,30 +1373,46 @@
           <w:ilvl w:val="0"/>
           <w:numId w:val="2"/>
         </w:numPr>
-        <w:spacing w:after="60" w:line="276"/>
+        <w:spacing w:after="60" w:line="276" w:lineRule="auto"/>
+        <w:rPr>
+          <w:lang w:val="es-ES"/>
+        </w:rPr>
       </w:pPr>
       <w:r>
         <w:rPr>
           <w:b/>
           <w:bCs/>
-        </w:rPr>
-        <w:t xml:space="preserve">Autorização de trabalho de estrangeiros:</w:t>
-      </w:r>
-      <w:r>
+          <w:lang w:val="es-ES"/>
+        </w:rPr>
+        <w:t>Autorização de trabalho de estrangeiros:</w:t>
+      </w:r>
+      <w:r>
+        <w:rPr>
+          <w:lang w:val="es-ES"/>
+        </w:rPr>
         <w:t xml:space="preserve"> hoje pedimos só NIF e idade (18+). Devemos recolher o título de residência, ou cabe à empresa?</w:t>
       </w:r>
     </w:p>
     <w:p>
       <w:pPr>
-        <w:spacing w:after="120" w:line="288"/>
+        <w:spacing w:after="120" w:line="288" w:lineRule="auto"/>
       </w:pPr>
       <w:r>
         <w:rPr>
           <w:b/>
           <w:bCs/>
         </w:rPr>
-        <w:t xml:space="preserve">C. Formalidades</w:t>
-      </w:r>
+        <w:t xml:space="preserve">C. </w:t>
+      </w:r>
+      <w:proofErr w:type="spellStart"/>
+      <w:r>
+        <w:rPr>
+          <w:b/>
+          <w:bCs/>
+        </w:rPr>
+        <w:t>Formalidades</w:t>
+      </w:r>
+      <w:proofErr w:type="spellEnd"/>
     </w:p>
     <w:p>
       <w:pPr>
@@ -919,93 +1421,211 @@
           <w:ilvl w:val="0"/>
           <w:numId w:val="2"/>
         </w:numPr>
-        <w:spacing w:after="60" w:line="276"/>
-      </w:pPr>
-      <w:r>
-        <w:t xml:space="preserve">Deveres do Regulamento dos Serviços Digitais (fundamentação das suspensões), Livro de Reclamações Eletrónico e RAL para um serviço gratuito ao trabalhador, foro, preços com ou sem IVA.</w:t>
+        <w:spacing w:after="60" w:line="276" w:lineRule="auto"/>
+      </w:pPr>
+      <w:r>
+        <w:t xml:space="preserve">Deveres do </w:t>
+      </w:r>
+      <w:proofErr w:type="spellStart"/>
+      <w:r>
+        <w:t>Regulamento</w:t>
+      </w:r>
+      <w:proofErr w:type="spellEnd"/>
+      <w:r>
+        <w:t xml:space="preserve"> dos Serviços </w:t>
+      </w:r>
+      <w:proofErr w:type="spellStart"/>
+      <w:r>
+        <w:t>Digitais</w:t>
+      </w:r>
+      <w:proofErr w:type="spellEnd"/>
+      <w:r>
+        <w:t xml:space="preserve"> (</w:t>
+      </w:r>
+      <w:proofErr w:type="spellStart"/>
+      <w:r>
+        <w:t>fundamentação</w:t>
+      </w:r>
+      <w:proofErr w:type="spellEnd"/>
+      <w:r>
+        <w:t xml:space="preserve"> das </w:t>
+      </w:r>
+      <w:proofErr w:type="spellStart"/>
+      <w:r>
+        <w:t>suspensões</w:t>
+      </w:r>
+      <w:proofErr w:type="spellEnd"/>
+      <w:r>
+        <w:t xml:space="preserve">), </w:t>
+      </w:r>
+      <w:proofErr w:type="spellStart"/>
+      <w:r>
+        <w:t>Livro</w:t>
+      </w:r>
+      <w:proofErr w:type="spellEnd"/>
+      <w:r>
+        <w:t xml:space="preserve"> de </w:t>
+      </w:r>
+      <w:proofErr w:type="spellStart"/>
+      <w:r>
+        <w:t>Reclamações</w:t>
+      </w:r>
+      <w:proofErr w:type="spellEnd"/>
+      <w:r>
+        <w:t xml:space="preserve"> </w:t>
+      </w:r>
+      <w:proofErr w:type="spellStart"/>
+      <w:r>
+        <w:t>Eletrónico</w:t>
+      </w:r>
+      <w:proofErr w:type="spellEnd"/>
+      <w:r>
+        <w:t xml:space="preserve"> e RAL para um </w:t>
+      </w:r>
+      <w:proofErr w:type="spellStart"/>
+      <w:r>
+        <w:t>serviço</w:t>
+      </w:r>
+      <w:proofErr w:type="spellEnd"/>
+      <w:r>
+        <w:t xml:space="preserve"> </w:t>
+      </w:r>
+      <w:proofErr w:type="spellStart"/>
+      <w:r>
+        <w:t>gratuito</w:t>
+      </w:r>
+      <w:proofErr w:type="spellEnd"/>
+      <w:r>
+        <w:t xml:space="preserve"> </w:t>
+      </w:r>
+      <w:proofErr w:type="spellStart"/>
+      <w:r>
+        <w:t>ao</w:t>
+      </w:r>
+      <w:proofErr w:type="spellEnd"/>
+      <w:r>
+        <w:t xml:space="preserve"> </w:t>
+      </w:r>
+      <w:proofErr w:type="spellStart"/>
+      <w:r>
+        <w:t>trabalhador</w:t>
+      </w:r>
+      <w:proofErr w:type="spellEnd"/>
+      <w:r>
+        <w:t xml:space="preserve">, </w:t>
+      </w:r>
+      <w:proofErr w:type="spellStart"/>
+      <w:r>
+        <w:t>foro</w:t>
+      </w:r>
+      <w:proofErr w:type="spellEnd"/>
+      <w:r>
+        <w:t xml:space="preserve">, </w:t>
+      </w:r>
+      <w:proofErr w:type="spellStart"/>
+      <w:r>
+        <w:t>preços</w:t>
+      </w:r>
+      <w:proofErr w:type="spellEnd"/>
+      <w:r>
+        <w:t xml:space="preserve"> com </w:t>
+      </w:r>
+      <w:proofErr w:type="spellStart"/>
+      <w:r>
+        <w:t>ou</w:t>
+      </w:r>
+      <w:proofErr w:type="spellEnd"/>
+      <w:r>
+        <w:t xml:space="preserve"> </w:t>
+      </w:r>
+      <w:proofErr w:type="spellStart"/>
+      <w:r>
+        <w:t>sem</w:t>
+      </w:r>
+      <w:proofErr w:type="spellEnd"/>
+      <w:r>
+        <w:t xml:space="preserve"> IVA.</w:t>
       </w:r>
     </w:p>
     <w:p>
       <w:pPr>
         <w:pStyle w:val="Heading2"/>
-      </w:pPr>
-      <w:r>
-        <w:t xml:space="preserve">O que pedimos</w:t>
+        <w:rPr>
+          <w:lang w:val="es-ES"/>
+        </w:rPr>
+      </w:pPr>
+      <w:r>
+        <w:rPr>
+          <w:lang w:val="es-ES"/>
+        </w:rPr>
+        <w:t>O que pedimos</w:t>
       </w:r>
     </w:p>
     <w:p>
       <w:pPr>
-        <w:spacing w:after="120" w:line="288"/>
-      </w:pPr>
-      <w:r>
+        <w:spacing w:after="120" w:line="288" w:lineRule="auto"/>
+      </w:pPr>
+      <w:r>
+        <w:rPr>
+          <w:lang w:val="es-ES"/>
+        </w:rPr>
         <w:t xml:space="preserve">Parecer curto sobre </w:t>
       </w:r>
       <w:r>
         <w:rPr>
           <w:b/>
           <w:bCs/>
-        </w:rPr>
-        <w:t xml:space="preserve">A1 a A4 primeiro</w:t>
-      </w:r>
-      <w:r>
-        <w:t xml:space="preserve"> — as respostas mudam o texto dos termos. Depois, a redação final dos dois Termos, do Anexo A e da Política de Privacidade. O Pay Link tem brief próprio.</w:t>
+          <w:lang w:val="es-ES"/>
+        </w:rPr>
+        <w:t>A1 a A4 primeiro</w:t>
+      </w:r>
+      <w:r>
+        <w:rPr>
+          <w:lang w:val="es-ES"/>
+        </w:rPr>
+        <w:t xml:space="preserve"> — as respostas mudam o texto dos termos. Depois, a redação final dos dois Termos, do Anexo A e da Política de Privacidade. </w:t>
+      </w:r>
+      <w:r>
+        <w:t xml:space="preserve">O Pay Link </w:t>
+      </w:r>
+      <w:proofErr w:type="spellStart"/>
+      <w:r>
+        <w:t>tem</w:t>
+      </w:r>
+      <w:proofErr w:type="spellEnd"/>
+      <w:r>
+        <w:t xml:space="preserve"> brief </w:t>
+      </w:r>
+      <w:proofErr w:type="spellStart"/>
+      <w:r>
+        <w:t>próprio</w:t>
+      </w:r>
+      <w:proofErr w:type="spellEnd"/>
+      <w:r>
+        <w:t>.</w:t>
       </w:r>
     </w:p>
     <w:p>
       <w:pPr>
-        <w:pStyle w:val="Heading2"/>
-      </w:pPr>
-      <w:r>
-        <w:t xml:space="preserve">Já corrigido do nosso lado (27/09)</w:t>
-      </w:r>
-    </w:p>
-    <w:p>
-      <w:pPr>
-        <w:spacing w:after="120" w:line="288"/>
-      </w:pPr>
-      <w:r>
-        <w:t xml:space="preserve">Deixámos de enviar aos trabalhadores lembretes de recibo verde e de declaração trimestral à Segurança Social: não se aplicam a um contrato de trabalho, e não é papel da plataforma. Passámos a pedir a data de nascimento (18+, verificado na data de cada turno). O NIF, o IBAN e a data de nascimento do trabalhador deixaram de ser devolvidos às empresas na lista de candidatos. A aceitação dos termos passou a ficar registada (versão e data), cada suspensão ou bloqueio é fundamentada ao trabalhador, e os prazos de conservação são aplicados automaticamente. Os termos estão publicados como </w:t>
-      </w:r>
-      <w:r>
-        <w:rPr>
-          <w:b/>
-          <w:bCs/>
-        </w:rPr>
-        <w:t xml:space="preserve">versão provisória</w:t>
-      </w:r>
-      <w:r>
-        <w:t xml:space="preserve"> durante os testes, e serão substituídos pela versão que validarem.</w:t>
-      </w:r>
+        <w:spacing w:after="120" w:line="288" w:lineRule="auto"/>
+      </w:pPr>
     </w:p>
     <w:sectPr>
       <w:headerReference w:type="default" r:id="rId7"/>
       <w:footerReference w:type="default" r:id="rId8"/>
-      <w:pgSz w:w="11906" w:h="16838" w:orient="portrait"/>
+      <w:pgSz w:w="11906" w:h="16838"/>
       <w:pgMar w:top="1134" w:right="1134" w:bottom="1134" w:left="1134" w:header="708" w:footer="708" w:gutter="0"/>
-      <w:pgNumType/>
+      <w:cols w:space="720"/>
       <w:docGrid w:linePitch="360"/>
     </w:sectPr>
   </w:body>
 </w:document>
 </file>
 
-<file path=word/comments.xml><?xml version="1.0" encoding="utf-8"?>
-<w:comments xmlns:cx="http://schemas.microsoft.com/office/drawing/2014/chartex" xmlns:cx1="http://schemas.microsoft.com/office/drawing/2015/9/8/chartex" xmlns:cx2="http://schemas.microsoft.com/office/drawing/2015/10/21/chartex" xmlns:cx3="http://schemas.microsoft.com/office/drawing/2016/5/9/chartex" xmlns:cx4="http://schemas.microsoft.com/office/drawing/2016/5/10/chartex" xmlns:cx5="http://schemas.microsoft.com/office/drawing/2016/5/11/chartex" xmlns:cx6="http://schemas.microsoft.com/office/drawing/2016/5/12/chartex" xmlns:cx7="http://schemas.microsoft.com/office/drawing/2016/5/13/chartex" xmlns:cx8="http://schemas.microsoft.com/office/drawing/2016/5/14/chartex" xmlns:mc="http://schemas.openxmlformats.org/markup-compatibility/2006" xmlns:aink="http://schemas.microsoft.com/office/drawing/2016/ink" xmlns:am3d="http://schemas.microsoft.com/office/drawing/2017/model3d" xmlns:o="urn:schemas-microsoft-com:office:office" xmlns:r="http://schemas.openxmlformats.org/officeDocument/2006/relationships" xmlns:m="http://schemas.openxmlformats.org/officeDocument/2006/math" xmlns:v="urn:schemas-microsoft-com:vml" xmlns:wp14="http://schemas.microsoft.com/office/word/2010/wordprocessingDrawing" xmlns:wp="http://schemas.openxmlformats.org/drawingml/2006/wordprocessingDrawing" xmlns:w10="urn:schemas-microsoft-com:office:word" xmlns:w="http://schemas.openxmlformats.org/wordprocessingml/2006/main" xmlns:w14="http://schemas.microsoft.com/office/word/2010/wordml" xmlns:w15="http://schemas.microsoft.com/office/word/2012/wordml" xmlns:w16cex="http://schemas.microsoft.com/office/word/2018/wordml/cex" xmlns:w16cid="http://schemas.microsoft.com/office/word/2016/wordml/cid" xmlns:w16="http://schemas.microsoft.com/office/word/2018/wordml" xmlns:w16sdtdh="http://schemas.microsoft.com/office/word/2020/wordml/sdtdatahash" xmlns:w16se="http://schemas.microsoft.com/office/word/2015/wordml/symex" xmlns:wpg="http://schemas.microsoft.com/office/word/2010/wordprocessingGroup" xmlns:wpi="http://schemas.microsoft.com/office/word/2010/wordprocessingInk" xmlns:wne="http://schemas.microsoft.com/office/word/2006/wordml" xmlns:wps="http://schemas.microsoft.com/office/word/2010/wordprocessingShape"/>
-</file>
-
 <file path=word/endnotes.xml><?xml version="1.0" encoding="utf-8"?>
-<w:endnotes xmlns:wpc="http://schemas.microsoft.com/office/word/2010/wordprocessingCanvas" xmlns:mc="http://schemas.openxmlformats.org/markup-compatibility/2006" xmlns:o="urn:schemas-microsoft-com:office:office" xmlns:r="http://schemas.openxmlformats.org/officeDocument/2006/relationships" xmlns:m="http://schemas.openxmlformats.org/officeDocument/2006/math" xmlns:v="urn:schemas-microsoft-com:vml" xmlns:wp14="http://schemas.microsoft.com/office/word/2010/wordprocessingDrawing" xmlns:wp="http://schemas.openxmlformats.org/drawingml/2006/wordprocessingDrawing" xmlns:w10="urn:schemas-microsoft-com:office:word" xmlns:w="http://schemas.openxmlformats.org/wordprocessingml/2006/main" xmlns:w14="http://schemas.microsoft.com/office/word/2010/wordml" xmlns:w15="http://schemas.microsoft.com/office/word/2012/wordml" xmlns:wpg="http://schemas.microsoft.com/office/word/2010/wordprocessingGroup" xmlns:wpi="http://schemas.microsoft.com/office/word/2010/wordprocessingInk" xmlns:wne="http://schemas.microsoft.com/office/word/2006/wordml" xmlns:wps="http://schemas.microsoft.com/office/word/2010/wordprocessingShape" mc:Ignorable="w14 w15 wp14">
+<w:endnotes xmlns:wpc="http://schemas.microsoft.com/office/word/2010/wordprocessingCanvas" xmlns:cx="http://schemas.microsoft.com/office/drawing/2014/chartex" xmlns:cx1="http://schemas.microsoft.com/office/drawing/2015/9/8/chartex" xmlns:cx2="http://schemas.microsoft.com/office/drawing/2015/10/21/chartex" xmlns:cx3="http://schemas.microsoft.com/office/drawing/2016/5/9/chartex" xmlns:cx4="http://schemas.microsoft.com/office/drawing/2016/5/10/chartex" xmlns:cx5="http://schemas.microsoft.com/office/drawing/2016/5/11/chartex" xmlns:cx6="http://schemas.microsoft.com/office/drawing/2016/5/12/chartex" xmlns:cx7="http://schemas.microsoft.com/office/drawing/2016/5/13/chartex" xmlns:cx8="http://schemas.microsoft.com/office/drawing/2016/5/14/chartex" xmlns:mc="http://schemas.openxmlformats.org/markup-compatibility/2006" xmlns:aink="http://schemas.microsoft.com/office/drawing/2016/ink" xmlns:am3d="http://schemas.microsoft.com/office/drawing/2017/model3d" xmlns:o="urn:schemas-microsoft-com:office:office" xmlns:oel="http://schemas.microsoft.com/office/2019/extlst" xmlns:r="http://schemas.openxmlformats.org/officeDocument/2006/relationships" xmlns:m="http://schemas.openxmlformats.org/officeDocument/2006/math" xmlns:v="urn:schemas-microsoft-com:vml" xmlns:wp14="http://schemas.microsoft.com/office/word/2010/wordprocessingDrawing" xmlns:wp="http://schemas.openxmlformats.org/drawingml/2006/wordprocessingDrawing" xmlns:w10="urn:schemas-microsoft-com:office:word" xmlns:w="http://schemas.openxmlformats.org/wordprocessingml/2006/main" xmlns:w14="http://schemas.microsoft.com/office/word/2010/wordml" xmlns:w15="http://schemas.microsoft.com/office/word/2012/wordml" xmlns:w16cex="http://schemas.microsoft.com/office/word/2018/wordml/cex" xmlns:w16cid="http://schemas.microsoft.com/office/word/2016/wordml/cid" xmlns:w16="http://schemas.microsoft.com/office/word/2018/wordml" xmlns:w16du="http://schemas.microsoft.com/office/word/2023/wordml/word16du" xmlns:w16sdtdh="http://schemas.microsoft.com/office/word/2020/wordml/sdtdatahash" xmlns:w16sdtfl="http://schemas.microsoft.com/office/word/2024/wordml/sdtformatlock" xmlns:w16se="http://schemas.microsoft.com/office/word/2015/wordml/symex" xmlns:wpg="http://schemas.microsoft.com/office/word/2010/wordprocessingGroup" xmlns:wpi="http://schemas.microsoft.com/office/word/2010/wordprocessingInk" xmlns:wne="http://schemas.microsoft.com/office/word/2006/wordml" xmlns:wps="http://schemas.microsoft.com/office/word/2010/wordprocessingShape" mc:Ignorable="w14 w15 w16se w16cid w16 w16cex w16sdtdh w16sdtfl w16du wp14">
   <w:endnote w:type="separator" w:id="-1">
     <w:p>
-      <w:pPr>
-        <w:spacing w:after="0" w:line="240" w:lineRule="auto"/>
-      </w:pPr>
-      <w:r>
-        <w:rPr>
-          <w:rStyle w:val="EndnoteReference"/>
-        </w:rPr>
-        <w:endnoteRef/>
-      </w:r>
       <w:r>
         <w:separator/>
       </w:r>
@@ -1013,15 +1633,6 @@
   </w:endnote>
   <w:endnote w:type="continuationSeparator" w:id="0">
     <w:p>
-      <w:pPr>
-        <w:spacing w:after="0" w:line="240" w:lineRule="auto"/>
-      </w:pPr>
-      <w:r>
-        <w:rPr>
-          <w:rStyle w:val="EndnoteReference"/>
-        </w:rPr>
-        <w:endnoteRef/>
-      </w:r>
       <w:r>
         <w:continuationSeparator/>
       </w:r>
@@ -1031,7 +1642,7 @@
 </file>
 
 <file path=word/footer1.xml><?xml version="1.0" encoding="utf-8"?>
-<w:ftr xmlns:wpc="http://schemas.microsoft.com/office/word/2010/wordprocessingCanvas" xmlns:mc="http://schemas.openxmlformats.org/markup-compatibility/2006" xmlns:o="urn:schemas-microsoft-com:office:office" xmlns:r="http://schemas.openxmlformats.org/officeDocument/2006/relationships" xmlns:m="http://schemas.openxmlformats.org/officeDocument/2006/math" xmlns:v="urn:schemas-microsoft-com:vml" xmlns:wp14="http://schemas.microsoft.com/office/word/2010/wordprocessingDrawing" xmlns:wp="http://schemas.openxmlformats.org/drawingml/2006/wordprocessingDrawing" xmlns:w10="urn:schemas-microsoft-com:office:word" xmlns:w="http://schemas.openxmlformats.org/wordprocessingml/2006/main" xmlns:w14="http://schemas.microsoft.com/office/word/2010/wordml" xmlns:w15="http://schemas.microsoft.com/office/word/2012/wordml" xmlns:wpg="http://schemas.microsoft.com/office/word/2010/wordprocessingGroup" xmlns:wpi="http://schemas.microsoft.com/office/word/2010/wordprocessingInk" xmlns:wne="http://schemas.microsoft.com/office/word/2006/wordml" xmlns:wps="http://schemas.microsoft.com/office/word/2010/wordprocessingShape">
+<w:ftr xmlns:wpc="http://schemas.microsoft.com/office/word/2010/wordprocessingCanvas" xmlns:cx="http://schemas.microsoft.com/office/drawing/2014/chartex" xmlns:cx1="http://schemas.microsoft.com/office/drawing/2015/9/8/chartex" xmlns:cx2="http://schemas.microsoft.com/office/drawing/2015/10/21/chartex" xmlns:cx3="http://schemas.microsoft.com/office/drawing/2016/5/9/chartex" xmlns:cx4="http://schemas.microsoft.com/office/drawing/2016/5/10/chartex" xmlns:cx5="http://schemas.microsoft.com/office/drawing/2016/5/11/chartex" xmlns:cx6="http://schemas.microsoft.com/office/drawing/2016/5/12/chartex" xmlns:cx7="http://schemas.microsoft.com/office/drawing/2016/5/13/chartex" xmlns:cx8="http://schemas.microsoft.com/office/drawing/2016/5/14/chartex" xmlns:mc="http://schemas.openxmlformats.org/markup-compatibility/2006" xmlns:aink="http://schemas.microsoft.com/office/drawing/2016/ink" xmlns:am3d="http://schemas.microsoft.com/office/drawing/2017/model3d" xmlns:o="urn:schemas-microsoft-com:office:office" xmlns:oel="http://schemas.microsoft.com/office/2019/extlst" xmlns:r="http://schemas.openxmlformats.org/officeDocument/2006/relationships" xmlns:m="http://schemas.openxmlformats.org/officeDocument/2006/math" xmlns:v="urn:schemas-microsoft-com:vml" xmlns:wp14="http://schemas.microsoft.com/office/word/2010/wordprocessingDrawing" xmlns:wp="http://schemas.openxmlformats.org/drawingml/2006/wordprocessingDrawing" xmlns:w10="urn:schemas-microsoft-com:office:word" xmlns:w="http://schemas.openxmlformats.org/wordprocessingml/2006/main" xmlns:w14="http://schemas.microsoft.com/office/word/2010/wordml" xmlns:w15="http://schemas.microsoft.com/office/word/2012/wordml" xmlns:w16cex="http://schemas.microsoft.com/office/word/2018/wordml/cex" xmlns:w16cid="http://schemas.microsoft.com/office/word/2016/wordml/cid" xmlns:w16="http://schemas.microsoft.com/office/word/2018/wordml" xmlns:w16du="http://schemas.microsoft.com/office/word/2023/wordml/word16du" xmlns:w16sdtdh="http://schemas.microsoft.com/office/word/2020/wordml/sdtdatahash" xmlns:w16sdtfl="http://schemas.microsoft.com/office/word/2024/wordml/sdtformatlock" xmlns:w16se="http://schemas.microsoft.com/office/word/2015/wordml/symex" xmlns:wpg="http://schemas.microsoft.com/office/word/2010/wordprocessingGroup" xmlns:wpi="http://schemas.microsoft.com/office/word/2010/wordprocessingInk" xmlns:wne="http://schemas.microsoft.com/office/word/2006/wordml" xmlns:wps="http://schemas.microsoft.com/office/word/2010/wordprocessingShape" mc:Ignorable="w14 w15 w16se w16cid w16 w16cex w16sdtdh w16sdtfl w16du wp14">
   <w:p>
     <w:pPr>
       <w:jc w:val="center"/>
@@ -1043,14 +1654,95 @@
         <w:szCs w:val="16"/>
       </w:rPr>
       <w:t xml:space="preserve">Página </w:t>
+    </w:r>
+    <w:r>
+      <w:rPr>
+        <w:color w:val="888888"/>
+        <w:sz w:val="16"/>
+        <w:szCs w:val="16"/>
+      </w:rPr>
       <w:fldChar w:fldCharType="begin"/>
-      <w:instrText xml:space="preserve">PAGE</w:instrText>
+    </w:r>
+    <w:r>
+      <w:rPr>
+        <w:color w:val="888888"/>
+        <w:sz w:val="16"/>
+        <w:szCs w:val="16"/>
+      </w:rPr>
+      <w:instrText>PAGE</w:instrText>
+    </w:r>
+    <w:r>
+      <w:rPr>
+        <w:color w:val="888888"/>
+        <w:sz w:val="16"/>
+        <w:szCs w:val="16"/>
+      </w:rPr>
       <w:fldChar w:fldCharType="separate"/>
+    </w:r>
+    <w:r>
+      <w:rPr>
+        <w:noProof/>
+        <w:color w:val="888888"/>
+        <w:sz w:val="16"/>
+        <w:szCs w:val="16"/>
+      </w:rPr>
+      <w:t>1</w:t>
+    </w:r>
+    <w:r>
+      <w:rPr>
+        <w:color w:val="888888"/>
+        <w:sz w:val="16"/>
+        <w:szCs w:val="16"/>
+      </w:rPr>
       <w:fldChar w:fldCharType="end"/>
+    </w:r>
+    <w:r>
+      <w:rPr>
+        <w:color w:val="888888"/>
+        <w:sz w:val="16"/>
+        <w:szCs w:val="16"/>
+      </w:rPr>
       <w:t xml:space="preserve"> de </w:t>
+    </w:r>
+    <w:r>
+      <w:rPr>
+        <w:color w:val="888888"/>
+        <w:sz w:val="16"/>
+        <w:szCs w:val="16"/>
+      </w:rPr>
       <w:fldChar w:fldCharType="begin"/>
-      <w:instrText xml:space="preserve">NUMPAGES</w:instrText>
+    </w:r>
+    <w:r>
+      <w:rPr>
+        <w:color w:val="888888"/>
+        <w:sz w:val="16"/>
+        <w:szCs w:val="16"/>
+      </w:rPr>
+      <w:instrText>NUMPAGES</w:instrText>
+    </w:r>
+    <w:r>
+      <w:rPr>
+        <w:color w:val="888888"/>
+        <w:sz w:val="16"/>
+        <w:szCs w:val="16"/>
+      </w:rPr>
       <w:fldChar w:fldCharType="separate"/>
+    </w:r>
+    <w:r>
+      <w:rPr>
+        <w:noProof/>
+        <w:color w:val="888888"/>
+        <w:sz w:val="16"/>
+        <w:szCs w:val="16"/>
+      </w:rPr>
+      <w:t>2</w:t>
+    </w:r>
+    <w:r>
+      <w:rPr>
+        <w:color w:val="888888"/>
+        <w:sz w:val="16"/>
+        <w:szCs w:val="16"/>
+      </w:rPr>
       <w:fldChar w:fldCharType="end"/>
     </w:r>
   </w:p>
@@ -1058,18 +1750,9 @@
 </file>
 
 <file path=word/footnotes.xml><?xml version="1.0" encoding="utf-8"?>
-<w:footnotes xmlns:wpc="http://schemas.microsoft.com/office/word/2010/wordprocessingCanvas" xmlns:mc="http://schemas.openxmlformats.org/markup-compatibility/2006" xmlns:o="urn:schemas-microsoft-com:office:office" xmlns:r="http://schemas.openxmlformats.org/officeDocument/2006/relationships" xmlns:m="http://schemas.openxmlformats.org/officeDocument/2006/math" xmlns:v="urn:schemas-microsoft-com:vml" xmlns:wp14="http://schemas.microsoft.com/office/word/2010/wordprocessingDrawing" xmlns:wp="http://schemas.openxmlformats.org/drawingml/2006/wordprocessingDrawing" xmlns:w10="urn:schemas-microsoft-com:office:word" xmlns:w="http://schemas.openxmlformats.org/wordprocessingml/2006/main" xmlns:w14="http://schemas.microsoft.com/office/word/2010/wordml" xmlns:w15="http://schemas.microsoft.com/office/word/2012/wordml" xmlns:wpg="http://schemas.microsoft.com/office/word/2010/wordprocessingGroup" xmlns:wpi="http://schemas.microsoft.com/office/word/2010/wordprocessingInk" xmlns:wne="http://schemas.microsoft.com/office/word/2006/wordml" xmlns:wps="http://schemas.microsoft.com/office/word/2010/wordprocessingShape" mc:Ignorable="w14 w15 wp14">
+<w:footnotes xmlns:wpc="http://schemas.microsoft.com/office/word/2010/wordprocessingCanvas" xmlns:cx="http://schemas.microsoft.com/office/drawing/2014/chartex" xmlns:cx1="http://schemas.microsoft.com/office/drawing/2015/9/8/chartex" xmlns:cx2="http://schemas.microsoft.com/office/drawing/2015/10/21/chartex" xmlns:cx3="http://schemas.microsoft.com/office/drawing/2016/5/9/chartex" xmlns:cx4="http://schemas.microsoft.com/office/drawing/2016/5/10/chartex" xmlns:cx5="http://schemas.microsoft.com/office/drawing/2016/5/11/chartex" xmlns:cx6="http://schemas.microsoft.com/office/drawing/2016/5/12/chartex" xmlns:cx7="http://schemas.microsoft.com/office/drawing/2016/5/13/chartex" xmlns:cx8="http://schemas.microsoft.com/office/drawing/2016/5/14/chartex" xmlns:mc="http://schemas.openxmlformats.org/markup-compatibility/2006" xmlns:aink="http://schemas.microsoft.com/office/drawing/2016/ink" xmlns:am3d="http://schemas.microsoft.com/office/drawing/2017/model3d" xmlns:o="urn:schemas-microsoft-com:office:office" xmlns:oel="http://schemas.microsoft.com/office/2019/extlst" xmlns:r="http://schemas.openxmlformats.org/officeDocument/2006/relationships" xmlns:m="http://schemas.openxmlformats.org/officeDocument/2006/math" xmlns:v="urn:schemas-microsoft-com:vml" xmlns:wp14="http://schemas.microsoft.com/office/word/2010/wordprocessingDrawing" xmlns:wp="http://schemas.openxmlformats.org/drawingml/2006/wordprocessingDrawing" xmlns:w10="urn:schemas-microsoft-com:office:word" xmlns:w="http://schemas.openxmlformats.org/wordprocessingml/2006/main" xmlns:w14="http://schemas.microsoft.com/office/word/2010/wordml" xmlns:w15="http://schemas.microsoft.com/office/word/2012/wordml" xmlns:w16cex="http://schemas.microsoft.com/office/word/2018/wordml/cex" xmlns:w16cid="http://schemas.microsoft.com/office/word/2016/wordml/cid" xmlns:w16="http://schemas.microsoft.com/office/word/2018/wordml" xmlns:w16du="http://schemas.microsoft.com/office/word/2023/wordml/word16du" xmlns:w16sdtdh="http://schemas.microsoft.com/office/word/2020/wordml/sdtdatahash" xmlns:w16sdtfl="http://schemas.microsoft.com/office/word/2024/wordml/sdtformatlock" xmlns:w16se="http://schemas.microsoft.com/office/word/2015/wordml/symex" xmlns:wpg="http://schemas.microsoft.com/office/word/2010/wordprocessingGroup" xmlns:wpi="http://schemas.microsoft.com/office/word/2010/wordprocessingInk" xmlns:wne="http://schemas.microsoft.com/office/word/2006/wordml" xmlns:wps="http://schemas.microsoft.com/office/word/2010/wordprocessingShape" mc:Ignorable="w14 w15 w16se w16cid w16 w16cex w16sdtdh w16sdtfl w16du wp14">
   <w:footnote w:type="separator" w:id="-1">
     <w:p>
-      <w:pPr>
-        <w:spacing w:after="0" w:line="240" w:lineRule="auto"/>
-      </w:pPr>
-      <w:r>
-        <w:rPr>
-          <w:rStyle w:val="FootnoteReference"/>
-        </w:rPr>
-        <w:footnoteRef/>
-      </w:r>
       <w:r>
         <w:separator/>
       </w:r>
@@ -1077,15 +1760,6 @@
   </w:footnote>
   <w:footnote w:type="continuationSeparator" w:id="0">
     <w:p>
-      <w:pPr>
-        <w:spacing w:after="0" w:line="240" w:lineRule="auto"/>
-      </w:pPr>
-      <w:r>
-        <w:rPr>
-          <w:rStyle w:val="FootnoteReference"/>
-        </w:rPr>
-        <w:footnoteRef/>
-      </w:r>
       <w:r>
         <w:continuationSeparator/>
       </w:r>
@@ -1095,28 +1769,92 @@
 </file>
 
 <file path=word/header1.xml><?xml version="1.0" encoding="utf-8"?>
-<w:hdr xmlns:wpc="http://schemas.microsoft.com/office/word/2010/wordprocessingCanvas" xmlns:mc="http://schemas.openxmlformats.org/markup-compatibility/2006" xmlns:o="urn:schemas-microsoft-com:office:office" xmlns:r="http://schemas.openxmlformats.org/officeDocument/2006/relationships" xmlns:m="http://schemas.openxmlformats.org/officeDocument/2006/math" xmlns:v="urn:schemas-microsoft-com:vml" xmlns:wp14="http://schemas.microsoft.com/office/word/2010/wordprocessingDrawing" xmlns:wp="http://schemas.openxmlformats.org/drawingml/2006/wordprocessingDrawing" xmlns:w10="urn:schemas-microsoft-com:office:word" xmlns:w="http://schemas.openxmlformats.org/wordprocessingml/2006/main" xmlns:w14="http://schemas.microsoft.com/office/word/2010/wordml" xmlns:w15="http://schemas.microsoft.com/office/word/2012/wordml" xmlns:wpg="http://schemas.microsoft.com/office/word/2010/wordprocessingGroup" xmlns:wpi="http://schemas.microsoft.com/office/word/2010/wordprocessingInk" xmlns:wne="http://schemas.microsoft.com/office/word/2006/wordml" xmlns:wps="http://schemas.microsoft.com/office/word/2010/wordprocessingShape" xmlns:cx="http://schemas.microsoft.com/office/drawing/2014/chartex" xmlns:cx1="http://schemas.microsoft.com/office/drawing/2015/9/8/chartex" xmlns:cx2="http://schemas.microsoft.com/office/drawing/2015/10/21/chartex" xmlns:cx3="http://schemas.microsoft.com/office/drawing/2016/5/9/chartex" xmlns:cx4="http://schemas.microsoft.com/office/drawing/2016/5/10/chartex" xmlns:cx5="http://schemas.microsoft.com/office/drawing/2016/5/11/chartex" xmlns:cx6="http://schemas.microsoft.com/office/drawing/2016/5/12/chartex" xmlns:cx7="http://schemas.microsoft.com/office/drawing/2016/5/13/chartex" xmlns:cx8="http://schemas.microsoft.com/office/drawing/2016/5/14/chartex" xmlns:w16cid="http://schemas.microsoft.com/office/word/2016/wordml/cid" xmlns:w16se="http://schemas.microsoft.com/office/word/2015/wordml/symex">
+<w:hdr xmlns:wpc="http://schemas.microsoft.com/office/word/2010/wordprocessingCanvas" xmlns:cx="http://schemas.microsoft.com/office/drawing/2014/chartex" xmlns:cx1="http://schemas.microsoft.com/office/drawing/2015/9/8/chartex" xmlns:cx2="http://schemas.microsoft.com/office/drawing/2015/10/21/chartex" xmlns:cx3="http://schemas.microsoft.com/office/drawing/2016/5/9/chartex" xmlns:cx4="http://schemas.microsoft.com/office/drawing/2016/5/10/chartex" xmlns:cx5="http://schemas.microsoft.com/office/drawing/2016/5/11/chartex" xmlns:cx6="http://schemas.microsoft.com/office/drawing/2016/5/12/chartex" xmlns:cx7="http://schemas.microsoft.com/office/drawing/2016/5/13/chartex" xmlns:cx8="http://schemas.microsoft.com/office/drawing/2016/5/14/chartex" xmlns:mc="http://schemas.openxmlformats.org/markup-compatibility/2006" xmlns:aink="http://schemas.microsoft.com/office/drawing/2016/ink" xmlns:am3d="http://schemas.microsoft.com/office/drawing/2017/model3d" xmlns:o="urn:schemas-microsoft-com:office:office" xmlns:oel="http://schemas.microsoft.com/office/2019/extlst" xmlns:r="http://schemas.openxmlformats.org/officeDocument/2006/relationships" xmlns:m="http://schemas.openxmlformats.org/officeDocument/2006/math" xmlns:v="urn:schemas-microsoft-com:vml" xmlns:wp14="http://schemas.microsoft.com/office/word/2010/wordprocessingDrawing" xmlns:wp="http://schemas.openxmlformats.org/drawingml/2006/wordprocessingDrawing" xmlns:w10="urn:schemas-microsoft-com:office:word" xmlns:w="http://schemas.openxmlformats.org/wordprocessingml/2006/main" xmlns:w14="http://schemas.microsoft.com/office/word/2010/wordml" xmlns:w15="http://schemas.microsoft.com/office/word/2012/wordml" xmlns:w16cex="http://schemas.microsoft.com/office/word/2018/wordml/cex" xmlns:w16cid="http://schemas.microsoft.com/office/word/2016/wordml/cid" xmlns:w16="http://schemas.microsoft.com/office/word/2018/wordml" xmlns:w16du="http://schemas.microsoft.com/office/word/2023/wordml/word16du" xmlns:w16sdtdh="http://schemas.microsoft.com/office/word/2020/wordml/sdtdatahash" xmlns:w16sdtfl="http://schemas.microsoft.com/office/word/2024/wordml/sdtformatlock" xmlns:w16se="http://schemas.microsoft.com/office/word/2015/wordml/symex" xmlns:wpg="http://schemas.microsoft.com/office/word/2010/wordprocessingGroup" xmlns:wpi="http://schemas.microsoft.com/office/word/2010/wordprocessingInk" xmlns:wne="http://schemas.microsoft.com/office/word/2006/wordml" xmlns:wps="http://schemas.microsoft.com/office/word/2010/wordprocessingShape" mc:Ignorable="w14 w15 w16se w16cid w16 w16cex w16sdtdh w16sdtfl w16du wp14">
   <w:p>
     <w:pPr>
       <w:jc w:val="right"/>
+      <w:rPr>
+        <w:lang w:val="es-ES"/>
+      </w:rPr>
     </w:pPr>
     <w:r>
       <w:rPr>
         <w:color w:val="888888"/>
         <w:sz w:val="16"/>
         <w:szCs w:val="16"/>
+        <w:lang w:val="es-ES"/>
       </w:rPr>
-      <w:t xml:space="preserve">Turnos · Nota para os advogados · para revisão jurídica</w:t>
+      <w:t>Turnos · Nota para os advogados · para revisão jurídica</w:t>
     </w:r>
   </w:p>
 </w:hdr>
 </file>
 
 <file path=word/numbering.xml><?xml version="1.0" encoding="utf-8"?>
-<w:numbering xmlns:wpc="http://schemas.microsoft.com/office/word/2010/wordprocessingCanvas" xmlns:mc="http://schemas.openxmlformats.org/markup-compatibility/2006" xmlns:o="urn:schemas-microsoft-com:office:office" xmlns:r="http://schemas.openxmlformats.org/officeDocument/2006/relationships" xmlns:m="http://schemas.openxmlformats.org/officeDocument/2006/math" xmlns:v="urn:schemas-microsoft-com:vml" xmlns:wp14="http://schemas.microsoft.com/office/word/2010/wordprocessingDrawing" xmlns:wp="http://schemas.openxmlformats.org/drawingml/2006/wordprocessingDrawing" xmlns:w10="urn:schemas-microsoft-com:office:word" xmlns:w="http://schemas.openxmlformats.org/wordprocessingml/2006/main" xmlns:w14="http://schemas.microsoft.com/office/word/2010/wordml" xmlns:w15="http://schemas.microsoft.com/office/word/2012/wordml" xmlns:wpg="http://schemas.microsoft.com/office/word/2010/wordprocessingGroup" xmlns:wpi="http://schemas.microsoft.com/office/word/2010/wordprocessingInk" xmlns:wne="http://schemas.microsoft.com/office/word/2006/wordml" xmlns:wps="http://schemas.microsoft.com/office/word/2010/wordprocessingShape" mc:Ignorable="w14 w15 wp14">
+<w:numbering xmlns:wpc="http://schemas.microsoft.com/office/word/2010/wordprocessingCanvas" xmlns:cx="http://schemas.microsoft.com/office/drawing/2014/chartex" xmlns:cx1="http://schemas.microsoft.com/office/drawing/2015/9/8/chartex" xmlns:cx2="http://schemas.microsoft.com/office/drawing/2015/10/21/chartex" xmlns:cx3="http://schemas.microsoft.com/office/drawing/2016/5/9/chartex" xmlns:cx4="http://schemas.microsoft.com/office/drawing/2016/5/10/chartex" xmlns:cx5="http://schemas.microsoft.com/office/drawing/2016/5/11/chartex" xmlns:cx6="http://schemas.microsoft.com/office/drawing/2016/5/12/chartex" xmlns:cx7="http://schemas.microsoft.com/office/drawing/2016/5/13/chartex" xmlns:cx8="http://schemas.microsoft.com/office/drawing/2016/5/14/chartex" xmlns:mc="http://schemas.openxmlformats.org/markup-compatibility/2006" xmlns:aink="http://schemas.microsoft.com/office/drawing/2016/ink" xmlns:am3d="http://schemas.microsoft.com/office/drawing/2017/model3d" xmlns:o="urn:schemas-microsoft-com:office:office" xmlns:oel="http://schemas.microsoft.com/office/2019/extlst" xmlns:r="http://schemas.openxmlformats.org/officeDocument/2006/relationships" xmlns:m="http://schemas.openxmlformats.org/officeDocument/2006/math" xmlns:v="urn:schemas-microsoft-com:vml" xmlns:wp14="http://schemas.microsoft.com/office/word/2010/wordprocessingDrawing" xmlns:wp="http://schemas.openxmlformats.org/drawingml/2006/wordprocessingDrawing" xmlns:w10="urn:schemas-microsoft-com:office:word" xmlns:w="http://schemas.openxmlformats.org/wordprocessingml/2006/main" xmlns:w14="http://schemas.microsoft.com/office/word/2010/wordml" xmlns:w15="http://schemas.microsoft.com/office/word/2012/wordml" xmlns:w16cex="http://schemas.microsoft.com/office/word/2018/wordml/cex" xmlns:w16cid="http://schemas.microsoft.com/office/word/2016/wordml/cid" xmlns:w16="http://schemas.microsoft.com/office/word/2018/wordml" xmlns:w16du="http://schemas.microsoft.com/office/word/2023/wordml/word16du" xmlns:w16sdtdh="http://schemas.microsoft.com/office/word/2020/wordml/sdtdatahash" xmlns:w16sdtfl="http://schemas.microsoft.com/office/word/2024/wordml/sdtformatlock" xmlns:w16se="http://schemas.microsoft.com/office/word/2015/wordml/symex" xmlns:wpg="http://schemas.microsoft.com/office/word/2010/wordprocessingGroup" xmlns:wpi="http://schemas.microsoft.com/office/word/2010/wordprocessingInk" xmlns:wne="http://schemas.microsoft.com/office/word/2006/wordml" xmlns:wps="http://schemas.microsoft.com/office/word/2010/wordprocessingShape" mc:Ignorable="w14 w15 w16se w16cid w16 w16cex w16sdtdh w16sdtfl w16du wp14">
+  <w:abstractNum w:abstractNumId="0" w15:restartNumberingAfterBreak="0">
+    <w:nsid w:val="294F7BB5"/>
+    <w:multiLevelType w:val="hybridMultilevel"/>
+    <w:tmpl w:val="65362A82"/>
+    <w:lvl w:ilvl="0" w:tplc="06C4E77E">
+      <w:start w:val="1"/>
+      <w:numFmt w:val="decimal"/>
+      <w:lvlText w:val="%1."/>
+      <w:lvlJc w:val="left"/>
+      <w:pPr>
+        <w:ind w:left="460" w:hanging="300"/>
+      </w:pPr>
+    </w:lvl>
+    <w:lvl w:ilvl="1" w:tplc="81400726">
+      <w:start w:val="1"/>
+      <w:numFmt w:val="lowerLetter"/>
+      <w:lvlText w:val="%2)"/>
+      <w:lvlJc w:val="left"/>
+      <w:pPr>
+        <w:ind w:left="900" w:hanging="300"/>
+      </w:pPr>
+    </w:lvl>
+    <w:lvl w:ilvl="2" w:tplc="A89CEDF8">
+      <w:numFmt w:val="decimal"/>
+      <w:lvlText w:val=""/>
+      <w:lvlJc w:val="left"/>
+    </w:lvl>
+    <w:lvl w:ilvl="3" w:tplc="C32E5450">
+      <w:numFmt w:val="decimal"/>
+      <w:lvlText w:val=""/>
+      <w:lvlJc w:val="left"/>
+    </w:lvl>
+    <w:lvl w:ilvl="4" w:tplc="E4E85378">
+      <w:numFmt w:val="decimal"/>
+      <w:lvlText w:val=""/>
+      <w:lvlJc w:val="left"/>
+    </w:lvl>
+    <w:lvl w:ilvl="5" w:tplc="A896F108">
+      <w:numFmt w:val="decimal"/>
+      <w:lvlText w:val=""/>
+      <w:lvlJc w:val="left"/>
+    </w:lvl>
+    <w:lvl w:ilvl="6" w:tplc="47B8BEDE">
+      <w:numFmt w:val="decimal"/>
+      <w:lvlText w:val=""/>
+      <w:lvlJc w:val="left"/>
+    </w:lvl>
+    <w:lvl w:ilvl="7" w:tplc="CA9678E6">
+      <w:numFmt w:val="decimal"/>
+      <w:lvlText w:val=""/>
+      <w:lvlJc w:val="left"/>
+    </w:lvl>
+    <w:lvl w:ilvl="8" w:tplc="703623D6">
+      <w:numFmt w:val="decimal"/>
+      <w:lvlText w:val=""/>
+      <w:lvlJc w:val="left"/>
+    </w:lvl>
+  </w:abstractNum>
   <w:abstractNum w:abstractNumId="1" w15:restartNumberingAfterBreak="0">
+    <w:nsid w:val="404D1C45"/>
     <w:multiLevelType w:val="hybridMultilevel"/>
-    <w:lvl w:ilvl="0" w15:tentative="1">
+    <w:tmpl w:val="4816CAD0"/>
+    <w:lvl w:ilvl="0" w:tplc="046AA49C">
       <w:start w:val="1"/>
       <w:numFmt w:val="bullet"/>
       <w:lvlText w:val="●"/>
@@ -1125,7 +1863,7 @@
         <w:ind w:left="720" w:hanging="360"/>
       </w:pPr>
     </w:lvl>
-    <w:lvl w:ilvl="1" w15:tentative="1">
+    <w:lvl w:ilvl="1" w:tplc="66207ABE">
       <w:start w:val="1"/>
       <w:numFmt w:val="bullet"/>
       <w:lvlText w:val="○"/>
@@ -1134,7 +1872,7 @@
         <w:ind w:left="1440" w:hanging="360"/>
       </w:pPr>
     </w:lvl>
-    <w:lvl w:ilvl="2" w15:tentative="1">
+    <w:lvl w:ilvl="2" w:tplc="6D34F9B4">
       <w:start w:val="1"/>
       <w:numFmt w:val="bullet"/>
       <w:lvlText w:val="■"/>
@@ -1143,7 +1881,7 @@
         <w:ind w:left="2160" w:hanging="360"/>
       </w:pPr>
     </w:lvl>
-    <w:lvl w:ilvl="3" w15:tentative="1">
+    <w:lvl w:ilvl="3" w:tplc="1116D58C">
       <w:start w:val="1"/>
       <w:numFmt w:val="bullet"/>
       <w:lvlText w:val="●"/>
@@ -1152,7 +1890,7 @@
         <w:ind w:left="2880" w:hanging="360"/>
       </w:pPr>
     </w:lvl>
-    <w:lvl w:ilvl="4" w15:tentative="1">
+    <w:lvl w:ilvl="4" w:tplc="07FCB35A">
       <w:start w:val="1"/>
       <w:numFmt w:val="bullet"/>
       <w:lvlText w:val="○"/>
@@ -1161,7 +1899,7 @@
         <w:ind w:left="3600" w:hanging="360"/>
       </w:pPr>
     </w:lvl>
-    <w:lvl w:ilvl="5" w15:tentative="1">
+    <w:lvl w:ilvl="5" w:tplc="32BEF732">
       <w:start w:val="1"/>
       <w:numFmt w:val="bullet"/>
       <w:lvlText w:val="■"/>
@@ -1170,7 +1908,7 @@
         <w:ind w:left="4320" w:hanging="360"/>
       </w:pPr>
     </w:lvl>
-    <w:lvl w:ilvl="6" w15:tentative="1">
+    <w:lvl w:ilvl="6" w:tplc="032AA626">
       <w:start w:val="1"/>
       <w:numFmt w:val="bullet"/>
       <w:lvlText w:val="●"/>
@@ -1179,7 +1917,7 @@
         <w:ind w:left="5040" w:hanging="360"/>
       </w:pPr>
     </w:lvl>
-    <w:lvl w:ilvl="7" w15:tentative="1">
+    <w:lvl w:ilvl="7" w:tplc="9E42C3DC">
       <w:start w:val="1"/>
       <w:numFmt w:val="bullet"/>
       <w:lvlText w:val="●"/>
@@ -1188,7 +1926,7 @@
         <w:ind w:left="5760" w:hanging="360"/>
       </w:pPr>
     </w:lvl>
-    <w:lvl w:ilvl="8" w15:tentative="1">
+    <w:lvl w:ilvl="8" w:tplc="82B6EA00">
       <w:start w:val="1"/>
       <w:numFmt w:val="bullet"/>
       <w:lvlText w:val="●"/>
@@ -1199,8 +1937,10 @@
     </w:lvl>
   </w:abstractNum>
   <w:abstractNum w:abstractNumId="2" w15:restartNumberingAfterBreak="0">
+    <w:nsid w:val="7CAF140B"/>
     <w:multiLevelType w:val="hybridMultilevel"/>
-    <w:lvl w:ilvl="0" w15:tentative="1">
+    <w:tmpl w:val="59D019E4"/>
+    <w:lvl w:ilvl="0" w:tplc="A1FE406C">
       <w:start w:val="1"/>
       <w:numFmt w:val="bullet"/>
       <w:lvlText w:val="•"/>
@@ -1209,7 +1949,7 @@
         <w:ind w:left="460" w:hanging="260"/>
       </w:pPr>
     </w:lvl>
-    <w:lvl w:ilvl="1" w15:tentative="1">
+    <w:lvl w:ilvl="1" w:tplc="00565F22">
       <w:start w:val="1"/>
       <w:numFmt w:val="bullet"/>
       <w:lvlText w:val="–"/>
@@ -1218,36 +1958,50 @@
         <w:ind w:left="900" w:hanging="260"/>
       </w:pPr>
     </w:lvl>
-  </w:abstractNum>
-  <w:abstractNum w:abstractNumId="3" w15:restartNumberingAfterBreak="0">
-    <w:multiLevelType w:val="hybridMultilevel"/>
-    <w:lvl w:ilvl="0" w15:tentative="1">
-      <w:start w:val="1"/>
+    <w:lvl w:ilvl="2" w:tplc="F0184A2E">
       <w:numFmt w:val="decimal"/>
-      <w:lvlText w:val="%1."/>
+      <w:lvlText w:val=""/>
       <w:lvlJc w:val="left"/>
-      <w:pPr>
-        <w:ind w:left="460" w:hanging="300"/>
-      </w:pPr>
     </w:lvl>
-    <w:lvl w:ilvl="1" w15:tentative="1">
-      <w:start w:val="1"/>
-      <w:numFmt w:val="lowerLetter"/>
-      <w:lvlText w:val="%2)"/>
+    <w:lvl w:ilvl="3" w:tplc="52BEBAAE">
+      <w:numFmt w:val="decimal"/>
+      <w:lvlText w:val=""/>
       <w:lvlJc w:val="left"/>
-      <w:pPr>
-        <w:ind w:left="900" w:hanging="300"/>
-      </w:pPr>
+    </w:lvl>
+    <w:lvl w:ilvl="4" w:tplc="218EBA6E">
+      <w:numFmt w:val="decimal"/>
+      <w:lvlText w:val=""/>
+      <w:lvlJc w:val="left"/>
+    </w:lvl>
+    <w:lvl w:ilvl="5" w:tplc="B784C55E">
+      <w:numFmt w:val="decimal"/>
+      <w:lvlText w:val=""/>
+      <w:lvlJc w:val="left"/>
+    </w:lvl>
+    <w:lvl w:ilvl="6" w:tplc="5ADCFDEE">
+      <w:numFmt w:val="decimal"/>
+      <w:lvlText w:val=""/>
+      <w:lvlJc w:val="left"/>
+    </w:lvl>
+    <w:lvl w:ilvl="7" w:tplc="472CC370">
+      <w:numFmt w:val="decimal"/>
+      <w:lvlText w:val=""/>
+      <w:lvlJc w:val="left"/>
+    </w:lvl>
+    <w:lvl w:ilvl="8" w:tplc="2AC403DA">
+      <w:numFmt w:val="decimal"/>
+      <w:lvlText w:val=""/>
+      <w:lvlJc w:val="left"/>
     </w:lvl>
   </w:abstractNum>
-  <w:num w:numId="1">
+  <w:num w:numId="1" w16cid:durableId="1441073641">
     <w:abstractNumId w:val="1"/>
     <w:lvlOverride w:ilvl="0">
       <w:startOverride w:val="1"/>
     </w:lvlOverride>
   </w:num>
-  <w:num w:numId="2">
-    <w:abstractNumId w:val="3"/>
+  <w:num w:numId="2" w16cid:durableId="1254826861">
+    <w:abstractNumId w:val="0"/>
     <w:lvlOverride w:ilvl="0">
       <w:startOverride w:val="1"/>
     </w:lvlOverride>
@@ -1256,65 +2010,462 @@
 </file>
 
 <file path=word/styles.xml><?xml version="1.0" encoding="utf-8"?>
-<w:styles xmlns:mc="http://schemas.openxmlformats.org/markup-compatibility/2006" xmlns:r="http://schemas.openxmlformats.org/officeDocument/2006/relationships" xmlns:w="http://schemas.openxmlformats.org/wordprocessingml/2006/main" xmlns:w14="http://schemas.microsoft.com/office/word/2010/wordml" xmlns:w15="http://schemas.microsoft.com/office/word/2012/wordml" mc:Ignorable="w14 w15">
+<w:styles xmlns:mc="http://schemas.openxmlformats.org/markup-compatibility/2006" xmlns:r="http://schemas.openxmlformats.org/officeDocument/2006/relationships" xmlns:w="http://schemas.openxmlformats.org/wordprocessingml/2006/main" xmlns:w14="http://schemas.microsoft.com/office/word/2010/wordml" xmlns:w15="http://schemas.microsoft.com/office/word/2012/wordml" xmlns:w16cex="http://schemas.microsoft.com/office/word/2018/wordml/cex" xmlns:w16cid="http://schemas.microsoft.com/office/word/2016/wordml/cid" xmlns:w16="http://schemas.microsoft.com/office/word/2018/wordml" xmlns:w16du="http://schemas.microsoft.com/office/word/2023/wordml/word16du" xmlns:w16sdtdh="http://schemas.microsoft.com/office/word/2020/wordml/sdtdatahash" xmlns:w16sdtfl="http://schemas.microsoft.com/office/word/2024/wordml/sdtformatlock" xmlns:w16se="http://schemas.microsoft.com/office/word/2015/wordml/symex" mc:Ignorable="w14 w15 w16se w16cid w16 w16cex w16sdtdh w16sdtfl w16du">
   <w:docDefaults>
     <w:rPrDefault>
       <w:rPr>
-        <w:rFonts w:ascii="Calibri" w:cs="Calibri" w:eastAsia="Calibri" w:hAnsi="Calibri"/>
+        <w:rFonts w:ascii="Calibri" w:eastAsia="Calibri" w:hAnsi="Calibri" w:cs="Calibri"/>
         <w:sz w:val="21"/>
         <w:szCs w:val="21"/>
+        <w:lang w:val="en-US" w:eastAsia="en-US" w:bidi="ar-SA"/>
       </w:rPr>
     </w:rPrDefault>
     <w:pPrDefault/>
   </w:docDefaults>
-  <w:style w:type="paragraph" w:styleId="Title">
-    <w:name w:val="Title"/>
-    <w:basedOn w:val="Normal"/>
-    <w:next w:val="Normal"/>
+  <w:latentStyles w:defLockedState="0" w:defUIPriority="99" w:defSemiHidden="0" w:defUnhideWhenUsed="0" w:defQFormat="0" w:count="376">
+    <w:lsdException w:name="Normal" w:uiPriority="0" w:qFormat="1"/>
+    <w:lsdException w:name="heading 1" w:uiPriority="9" w:qFormat="1"/>
+    <w:lsdException w:name="heading 2" w:semiHidden="1" w:uiPriority="9" w:unhideWhenUsed="1" w:qFormat="1"/>
+    <w:lsdException w:name="heading 3" w:semiHidden="1" w:uiPriority="9" w:unhideWhenUsed="1" w:qFormat="1"/>
+    <w:lsdException w:name="heading 4" w:semiHidden="1" w:uiPriority="9" w:unhideWhenUsed="1" w:qFormat="1"/>
+    <w:lsdException w:name="heading 5" w:semiHidden="1" w:uiPriority="9" w:unhideWhenUsed="1" w:qFormat="1"/>
+    <w:lsdException w:name="heading 6" w:semiHidden="1" w:uiPriority="9" w:unhideWhenUsed="1" w:qFormat="1"/>
+    <w:lsdException w:name="heading 7" w:semiHidden="1" w:uiPriority="9" w:unhideWhenUsed="1" w:qFormat="1"/>
+    <w:lsdException w:name="heading 8" w:semiHidden="1" w:uiPriority="9" w:unhideWhenUsed="1" w:qFormat="1"/>
+    <w:lsdException w:name="heading 9" w:semiHidden="1" w:uiPriority="9" w:unhideWhenUsed="1" w:qFormat="1"/>
+    <w:lsdException w:name="index 1" w:semiHidden="1" w:unhideWhenUsed="1"/>
+    <w:lsdException w:name="index 2" w:semiHidden="1" w:unhideWhenUsed="1"/>
+    <w:lsdException w:name="index 3" w:semiHidden="1" w:unhideWhenUsed="1"/>
+    <w:lsdException w:name="index 4" w:semiHidden="1" w:unhideWhenUsed="1"/>
+    <w:lsdException w:name="index 5" w:semiHidden="1" w:unhideWhenUsed="1"/>
+    <w:lsdException w:name="index 6" w:semiHidden="1" w:unhideWhenUsed="1"/>
+    <w:lsdException w:name="index 7" w:semiHidden="1" w:unhideWhenUsed="1"/>
+    <w:lsdException w:name="index 8" w:semiHidden="1" w:unhideWhenUsed="1"/>
+    <w:lsdException w:name="index 9" w:semiHidden="1" w:unhideWhenUsed="1"/>
+    <w:lsdException w:name="toc 1" w:semiHidden="1" w:uiPriority="39" w:unhideWhenUsed="1"/>
+    <w:lsdException w:name="toc 2" w:semiHidden="1" w:uiPriority="39" w:unhideWhenUsed="1"/>
+    <w:lsdException w:name="toc 3" w:semiHidden="1" w:uiPriority="39" w:unhideWhenUsed="1"/>
+    <w:lsdException w:name="toc 4" w:semiHidden="1" w:uiPriority="39" w:unhideWhenUsed="1"/>
+    <w:lsdException w:name="toc 5" w:semiHidden="1" w:uiPriority="39" w:unhideWhenUsed="1"/>
+    <w:lsdException w:name="toc 6" w:semiHidden="1" w:uiPriority="39" w:unhideWhenUsed="1"/>
+    <w:lsdException w:name="toc 7" w:semiHidden="1" w:uiPriority="39" w:unhideWhenUsed="1"/>
+    <w:lsdException w:name="toc 8" w:semiHidden="1" w:uiPriority="39" w:unhideWhenUsed="1"/>
+    <w:lsdException w:name="toc 9" w:semiHidden="1" w:uiPriority="39" w:unhideWhenUsed="1"/>
+    <w:lsdException w:name="Normal Indent" w:semiHidden="1" w:unhideWhenUsed="1"/>
+    <w:lsdException w:name="footnote text" w:semiHidden="1" w:unhideWhenUsed="1"/>
+    <w:lsdException w:name="annotation text" w:semiHidden="1" w:unhideWhenUsed="1"/>
+    <w:lsdException w:name="header" w:semiHidden="1" w:unhideWhenUsed="1"/>
+    <w:lsdException w:name="footer" w:semiHidden="1" w:unhideWhenUsed="1"/>
+    <w:lsdException w:name="index heading" w:semiHidden="1" w:unhideWhenUsed="1"/>
+    <w:lsdException w:name="caption" w:semiHidden="1" w:uiPriority="35" w:unhideWhenUsed="1" w:qFormat="1"/>
+    <w:lsdException w:name="table of figures" w:semiHidden="1" w:unhideWhenUsed="1"/>
+    <w:lsdException w:name="envelope address" w:semiHidden="1" w:unhideWhenUsed="1"/>
+    <w:lsdException w:name="envelope return" w:semiHidden="1" w:unhideWhenUsed="1"/>
+    <w:lsdException w:name="footnote reference" w:semiHidden="1" w:unhideWhenUsed="1"/>
+    <w:lsdException w:name="annotation reference" w:semiHidden="1" w:unhideWhenUsed="1"/>
+    <w:lsdException w:name="line number" w:semiHidden="1" w:unhideWhenUsed="1"/>
+    <w:lsdException w:name="page number" w:semiHidden="1" w:unhideWhenUsed="1"/>
+    <w:lsdException w:name="endnote reference" w:semiHidden="1" w:unhideWhenUsed="1"/>
+    <w:lsdException w:name="endnote text" w:semiHidden="1" w:unhideWhenUsed="1"/>
+    <w:lsdException w:name="table of authorities" w:semiHidden="1" w:unhideWhenUsed="1"/>
+    <w:lsdException w:name="macro" w:semiHidden="1" w:unhideWhenUsed="1"/>
+    <w:lsdException w:name="toa heading" w:semiHidden="1" w:unhideWhenUsed="1"/>
+    <w:lsdException w:name="List" w:semiHidden="1" w:unhideWhenUsed="1"/>
+    <w:lsdException w:name="List Bullet" w:semiHidden="1" w:unhideWhenUsed="1"/>
+    <w:lsdException w:name="List Number" w:semiHidden="1" w:unhideWhenUsed="1"/>
+    <w:lsdException w:name="List 2" w:semiHidden="1" w:unhideWhenUsed="1"/>
+    <w:lsdException w:name="List 3" w:semiHidden="1" w:unhideWhenUsed="1"/>
+    <w:lsdException w:name="List 4" w:semiHidden="1" w:unhideWhenUsed="1"/>
+    <w:lsdException w:name="List 5" w:semiHidden="1" w:unhideWhenUsed="1"/>
+    <w:lsdException w:name="List Bullet 2" w:semiHidden="1" w:unhideWhenUsed="1"/>
+    <w:lsdException w:name="List Bullet 3" w:semiHidden="1" w:unhideWhenUsed="1"/>
+    <w:lsdException w:name="List Bullet 4" w:semiHidden="1" w:unhideWhenUsed="1"/>
+    <w:lsdException w:name="List Bullet 5" w:semiHidden="1" w:unhideWhenUsed="1"/>
+    <w:lsdException w:name="List Number 2" w:semiHidden="1" w:unhideWhenUsed="1"/>
+    <w:lsdException w:name="List Number 3" w:semiHidden="1" w:unhideWhenUsed="1"/>
+    <w:lsdException w:name="List Number 4" w:semiHidden="1" w:unhideWhenUsed="1"/>
+    <w:lsdException w:name="List Number 5" w:semiHidden="1" w:unhideWhenUsed="1"/>
+    <w:lsdException w:name="Title" w:uiPriority="10" w:qFormat="1"/>
+    <w:lsdException w:name="Closing" w:semiHidden="1" w:unhideWhenUsed="1"/>
+    <w:lsdException w:name="Signature" w:semiHidden="1" w:unhideWhenUsed="1"/>
+    <w:lsdException w:name="Default Paragraph Font" w:semiHidden="1" w:uiPriority="1" w:unhideWhenUsed="1"/>
+    <w:lsdException w:name="Body Text" w:semiHidden="1" w:unhideWhenUsed="1"/>
+    <w:lsdException w:name="Body Text Indent" w:semiHidden="1" w:unhideWhenUsed="1"/>
+    <w:lsdException w:name="List Continue" w:semiHidden="1" w:unhideWhenUsed="1"/>
+    <w:lsdException w:name="List Continue 2" w:semiHidden="1" w:unhideWhenUsed="1"/>
+    <w:lsdException w:name="List Continue 3" w:semiHidden="1" w:unhideWhenUsed="1"/>
+    <w:lsdException w:name="List Continue 4" w:semiHidden="1" w:unhideWhenUsed="1"/>
+    <w:lsdException w:name="List Continue 5" w:semiHidden="1" w:unhideWhenUsed="1"/>
+    <w:lsdException w:name="Message Header" w:semiHidden="1" w:unhideWhenUsed="1"/>
+    <w:lsdException w:name="Subtitle" w:uiPriority="11" w:qFormat="1"/>
+    <w:lsdException w:name="Salutation" w:semiHidden="1" w:unhideWhenUsed="1"/>
+    <w:lsdException w:name="Date" w:semiHidden="1" w:unhideWhenUsed="1"/>
+    <w:lsdException w:name="Body Text First Indent" w:semiHidden="1" w:unhideWhenUsed="1"/>
+    <w:lsdException w:name="Body Text First Indent 2" w:semiHidden="1" w:unhideWhenUsed="1"/>
+    <w:lsdException w:name="Note Heading" w:semiHidden="1" w:unhideWhenUsed="1"/>
+    <w:lsdException w:name="Body Text 2" w:semiHidden="1" w:unhideWhenUsed="1"/>
+    <w:lsdException w:name="Body Text 3" w:semiHidden="1" w:unhideWhenUsed="1"/>
+    <w:lsdException w:name="Body Text Indent 2" w:semiHidden="1" w:unhideWhenUsed="1"/>
+    <w:lsdException w:name="Body Text Indent 3" w:semiHidden="1" w:unhideWhenUsed="1"/>
+    <w:lsdException w:name="Block Text" w:semiHidden="1" w:unhideWhenUsed="1"/>
+    <w:lsdException w:name="Hyperlink" w:semiHidden="1" w:unhideWhenUsed="1"/>
+    <w:lsdException w:name="FollowedHyperlink" w:semiHidden="1" w:unhideWhenUsed="1"/>
+    <w:lsdException w:name="Strong" w:uiPriority="22" w:qFormat="1"/>
+    <w:lsdException w:name="Emphasis" w:uiPriority="20" w:qFormat="1"/>
+    <w:lsdException w:name="Document Map" w:semiHidden="1" w:unhideWhenUsed="1"/>
+    <w:lsdException w:name="Plain Text" w:semiHidden="1" w:unhideWhenUsed="1"/>
+    <w:lsdException w:name="E-mail Signature" w:semiHidden="1" w:unhideWhenUsed="1"/>
+    <w:lsdException w:name="HTML Top of Form" w:semiHidden="1" w:unhideWhenUsed="1"/>
+    <w:lsdException w:name="HTML Bottom of Form" w:semiHidden="1" w:unhideWhenUsed="1"/>
+    <w:lsdException w:name="Normal (Web)" w:semiHidden="1" w:unhideWhenUsed="1"/>
+    <w:lsdException w:name="HTML Acronym" w:semiHidden="1" w:unhideWhenUsed="1"/>
+    <w:lsdException w:name="HTML Address" w:semiHidden="1" w:unhideWhenUsed="1"/>
+    <w:lsdException w:name="HTML Cite" w:semiHidden="1" w:unhideWhenUsed="1"/>
+    <w:lsdException w:name="HTML Code" w:semiHidden="1" w:unhideWhenUsed="1"/>
+    <w:lsdException w:name="HTML Definition" w:semiHidden="1" w:unhideWhenUsed="1"/>
+    <w:lsdException w:name="HTML Keyboard" w:semiHidden="1" w:unhideWhenUsed="1"/>
+    <w:lsdException w:name="HTML Preformatted" w:semiHidden="1" w:unhideWhenUsed="1"/>
+    <w:lsdException w:name="HTML Sample" w:semiHidden="1" w:unhideWhenUsed="1"/>
+    <w:lsdException w:name="HTML Typewriter" w:semiHidden="1" w:unhideWhenUsed="1"/>
+    <w:lsdException w:name="HTML Variable" w:semiHidden="1" w:unhideWhenUsed="1"/>
+    <w:lsdException w:name="Normal Table" w:semiHidden="1" w:unhideWhenUsed="1"/>
+    <w:lsdException w:name="annotation subject" w:semiHidden="1" w:unhideWhenUsed="1"/>
+    <w:lsdException w:name="No List" w:semiHidden="1" w:unhideWhenUsed="1"/>
+    <w:lsdException w:name="Outline List 1" w:semiHidden="1" w:unhideWhenUsed="1"/>
+    <w:lsdException w:name="Outline List 2" w:semiHidden="1" w:unhideWhenUsed="1"/>
+    <w:lsdException w:name="Outline List 3" w:semiHidden="1" w:unhideWhenUsed="1"/>
+    <w:lsdException w:name="Table Simple 1" w:semiHidden="1" w:unhideWhenUsed="1"/>
+    <w:lsdException w:name="Table Simple 2" w:semiHidden="1" w:unhideWhenUsed="1"/>
+    <w:lsdException w:name="Table Simple 3" w:semiHidden="1" w:unhideWhenUsed="1"/>
+    <w:lsdException w:name="Table Classic 1" w:semiHidden="1" w:unhideWhenUsed="1"/>
+    <w:lsdException w:name="Table Classic 2" w:semiHidden="1" w:unhideWhenUsed="1"/>
+    <w:lsdException w:name="Table Classic 3" w:semiHidden="1" w:unhideWhenUsed="1"/>
+    <w:lsdException w:name="Table Classic 4" w:semiHidden="1" w:unhideWhenUsed="1"/>
+    <w:lsdException w:name="Table Colorful 1" w:semiHidden="1" w:unhideWhenUsed="1"/>
+    <w:lsdException w:name="Table Colorful 2" w:semiHidden="1" w:unhideWhenUsed="1"/>
+    <w:lsdException w:name="Table Colorful 3" w:semiHidden="1" w:unhideWhenUsed="1"/>
+    <w:lsdException w:name="Table Columns 1" w:semiHidden="1" w:unhideWhenUsed="1"/>
+    <w:lsdException w:name="Table Columns 2" w:semiHidden="1" w:unhideWhenUsed="1"/>
+    <w:lsdException w:name="Table Columns 3" w:semiHidden="1" w:unhideWhenUsed="1"/>
+    <w:lsdException w:name="Table Columns 4" w:semiHidden="1" w:unhideWhenUsed="1"/>
+    <w:lsdException w:name="Table Columns 5" w:semiHidden="1" w:unhideWhenUsed="1"/>
+    <w:lsdException w:name="Table Grid 1" w:semiHidden="1" w:unhideWhenUsed="1"/>
+    <w:lsdException w:name="Table Grid 2" w:semiHidden="1" w:unhideWhenUsed="1"/>
+    <w:lsdException w:name="Table Grid 3" w:semiHidden="1" w:unhideWhenUsed="1"/>
+    <w:lsdException w:name="Table Grid 4" w:semiHidden="1" w:unhideWhenUsed="1"/>
+    <w:lsdException w:name="Table Grid 5" w:semiHidden="1" w:unhideWhenUsed="1"/>
+    <w:lsdException w:name="Table Grid 6" w:semiHidden="1" w:unhideWhenUsed="1"/>
+    <w:lsdException w:name="Table Grid 7" w:semiHidden="1" w:unhideWhenUsed="1"/>
+    <w:lsdException w:name="Table Grid 8" w:semiHidden="1" w:unhideWhenUsed="1"/>
+    <w:lsdException w:name="Table List 1" w:semiHidden="1" w:unhideWhenUsed="1"/>
+    <w:lsdException w:name="Table List 2" w:semiHidden="1" w:unhideWhenUsed="1"/>
+    <w:lsdException w:name="Table List 3" w:semiHidden="1" w:unhideWhenUsed="1"/>
+    <w:lsdException w:name="Table List 4" w:semiHidden="1" w:unhideWhenUsed="1"/>
+    <w:lsdException w:name="Table List 5" w:semiHidden="1" w:unhideWhenUsed="1"/>
+    <w:lsdException w:name="Table List 6" w:semiHidden="1" w:unhideWhenUsed="1"/>
+    <w:lsdException w:name="Table List 7" w:semiHidden="1" w:unhideWhenUsed="1"/>
+    <w:lsdException w:name="Table List 8" w:semiHidden="1" w:unhideWhenUsed="1"/>
+    <w:lsdException w:name="Table 3D effects 1" w:semiHidden="1" w:unhideWhenUsed="1"/>
+    <w:lsdException w:name="Table 3D effects 2" w:semiHidden="1" w:unhideWhenUsed="1"/>
+    <w:lsdException w:name="Table 3D effects 3" w:semiHidden="1" w:unhideWhenUsed="1"/>
+    <w:lsdException w:name="Table Contemporary" w:semiHidden="1" w:unhideWhenUsed="1"/>
+    <w:lsdException w:name="Table Elegant" w:semiHidden="1" w:unhideWhenUsed="1"/>
+    <w:lsdException w:name="Table Professional" w:semiHidden="1" w:unhideWhenUsed="1"/>
+    <w:lsdException w:name="Table Subtle 1" w:semiHidden="1" w:unhideWhenUsed="1"/>
+    <w:lsdException w:name="Table Subtle 2" w:semiHidden="1" w:unhideWhenUsed="1"/>
+    <w:lsdException w:name="Table Web 1" w:semiHidden="1" w:unhideWhenUsed="1"/>
+    <w:lsdException w:name="Table Web 2" w:semiHidden="1" w:unhideWhenUsed="1"/>
+    <w:lsdException w:name="Table Web 3" w:semiHidden="1" w:unhideWhenUsed="1"/>
+    <w:lsdException w:name="Balloon Text" w:semiHidden="1" w:unhideWhenUsed="1"/>
+    <w:lsdException w:name="Table Grid" w:uiPriority="39"/>
+    <w:lsdException w:name="Table Theme" w:semiHidden="1" w:unhideWhenUsed="1"/>
+    <w:lsdException w:name="Placeholder Text" w:semiHidden="1"/>
+    <w:lsdException w:name="No Spacing" w:uiPriority="1" w:qFormat="1"/>
+    <w:lsdException w:name="Light Shading" w:uiPriority="60"/>
+    <w:lsdException w:name="Light List" w:uiPriority="61"/>
+    <w:lsdException w:name="Light Grid" w:uiPriority="62"/>
+    <w:lsdException w:name="Medium Shading 1" w:uiPriority="63"/>
+    <w:lsdException w:name="Medium Shading 2" w:uiPriority="64"/>
+    <w:lsdException w:name="Medium List 1" w:uiPriority="65"/>
+    <w:lsdException w:name="Medium List 2" w:uiPriority="66"/>
+    <w:lsdException w:name="Medium Grid 1" w:uiPriority="67"/>
+    <w:lsdException w:name="Medium Grid 2" w:uiPriority="68"/>
+    <w:lsdException w:name="Medium Grid 3" w:uiPriority="69"/>
+    <w:lsdException w:name="Dark List" w:uiPriority="70"/>
+    <w:lsdException w:name="Colorful Shading" w:uiPriority="71"/>
+    <w:lsdException w:name="Colorful List" w:uiPriority="72"/>
+    <w:lsdException w:name="Colorful Grid" w:uiPriority="73"/>
+    <w:lsdException w:name="Light Shading Accent 1" w:uiPriority="60"/>
+    <w:lsdException w:name="Light List Accent 1" w:uiPriority="61"/>
+    <w:lsdException w:name="Light Grid Accent 1" w:uiPriority="62"/>
+    <w:lsdException w:name="Medium Shading 1 Accent 1" w:uiPriority="63"/>
+    <w:lsdException w:name="Medium Shading 2 Accent 1" w:uiPriority="64"/>
+    <w:lsdException w:name="Medium List 1 Accent 1" w:uiPriority="65"/>
+    <w:lsdException w:name="Revision" w:semiHidden="1"/>
+    <w:lsdException w:name="List Paragraph" w:uiPriority="34" w:qFormat="1"/>
+    <w:lsdException w:name="Quote" w:uiPriority="29" w:qFormat="1"/>
+    <w:lsdException w:name="Intense Quote" w:uiPriority="30" w:qFormat="1"/>
+    <w:lsdException w:name="Medium List 2 Accent 1" w:uiPriority="66"/>
+    <w:lsdException w:name="Medium Grid 1 Accent 1" w:uiPriority="67"/>
+    <w:lsdException w:name="Medium Grid 2 Accent 1" w:uiPriority="68"/>
+    <w:lsdException w:name="Medium Grid 3 Accent 1" w:uiPriority="69"/>
+    <w:lsdException w:name="Dark List Accent 1" w:uiPriority="70"/>
+    <w:lsdException w:name="Colorful Shading Accent 1" w:uiPriority="71"/>
+    <w:lsdException w:name="Colorful List Accent 1" w:uiPriority="72"/>
+    <w:lsdException w:name="Colorful Grid Accent 1" w:uiPriority="73"/>
+    <w:lsdException w:name="Light Shading Accent 2" w:uiPriority="60"/>
+    <w:lsdException w:name="Light List Accent 2" w:uiPriority="61"/>
+    <w:lsdException w:name="Light Grid Accent 2" w:uiPriority="62"/>
+    <w:lsdException w:name="Medium Shading 1 Accent 2" w:uiPriority="63"/>
+    <w:lsdException w:name="Medium Shading 2 Accent 2" w:uiPriority="64"/>
+    <w:lsdException w:name="Medium List 1 Accent 2" w:uiPriority="65"/>
+    <w:lsdException w:name="Medium List 2 Accent 2" w:uiPriority="66"/>
+    <w:lsdException w:name="Medium Grid 1 Accent 2" w:uiPriority="67"/>
+    <w:lsdException w:name="Medium Grid 2 Accent 2" w:uiPriority="68"/>
+    <w:lsdException w:name="Medium Grid 3 Accent 2" w:uiPriority="69"/>
+    <w:lsdException w:name="Dark List Accent 2" w:uiPriority="70"/>
+    <w:lsdException w:name="Colorful Shading Accent 2" w:uiPriority="71"/>
+    <w:lsdException w:name="Colorful List Accent 2" w:uiPriority="72"/>
+    <w:lsdException w:name="Colorful Grid Accent 2" w:uiPriority="73"/>
+    <w:lsdException w:name="Light Shading Accent 3" w:uiPriority="60"/>
+    <w:lsdException w:name="Light List Accent 3" w:uiPriority="61"/>
+    <w:lsdException w:name="Light Grid Accent 3" w:uiPriority="62"/>
+    <w:lsdException w:name="Medium Shading 1 Accent 3" w:uiPriority="63"/>
+    <w:lsdException w:name="Medium Shading 2 Accent 3" w:uiPriority="64"/>
+    <w:lsdException w:name="Medium List 1 Accent 3" w:uiPriority="65"/>
+    <w:lsdException w:name="Medium List 2 Accent 3" w:uiPriority="66"/>
+    <w:lsdException w:name="Medium Grid 1 Accent 3" w:uiPriority="67"/>
+    <w:lsdException w:name="Medium Grid 2 Accent 3" w:uiPriority="68"/>
+    <w:lsdException w:name="Medium Grid 3 Accent 3" w:uiPriority="69"/>
+    <w:lsdException w:name="Dark List Accent 3" w:uiPriority="70"/>
+    <w:lsdException w:name="Colorful Shading Accent 3" w:uiPriority="71"/>
+    <w:lsdException w:name="Colorful List Accent 3" w:uiPriority="72"/>
+    <w:lsdException w:name="Colorful Grid Accent 3" w:uiPriority="73"/>
+    <w:lsdException w:name="Light Shading Accent 4" w:uiPriority="60"/>
+    <w:lsdException w:name="Light List Accent 4" w:uiPriority="61"/>
+    <w:lsdException w:name="Light Grid Accent 4" w:uiPriority="62"/>
+    <w:lsdException w:name="Medium Shading 1 Accent 4" w:uiPriority="63"/>
+    <w:lsdException w:name="Medium Shading 2 Accent 4" w:uiPriority="64"/>
+    <w:lsdException w:name="Medium List 1 Accent 4" w:uiPriority="65"/>
+    <w:lsdException w:name="Medium List 2 Accent 4" w:uiPriority="66"/>
+    <w:lsdException w:name="Medium Grid 1 Accent 4" w:uiPriority="67"/>
+    <w:lsdException w:name="Medium Grid 2 Accent 4" w:uiPriority="68"/>
+    <w:lsdException w:name="Medium Grid 3 Accent 4" w:uiPriority="69"/>
+    <w:lsdException w:name="Dark List Accent 4" w:uiPriority="70"/>
+    <w:lsdException w:name="Colorful Shading Accent 4" w:uiPriority="71"/>
+    <w:lsdException w:name="Colorful List Accent 4" w:uiPriority="72"/>
+    <w:lsdException w:name="Colorful Grid Accent 4" w:uiPriority="73"/>
+    <w:lsdException w:name="Light Shading Accent 5" w:uiPriority="60"/>
+    <w:lsdException w:name="Light List Accent 5" w:uiPriority="61"/>
+    <w:lsdException w:name="Light Grid Accent 5" w:uiPriority="62"/>
+    <w:lsdException w:name="Medium Shading 1 Accent 5" w:uiPriority="63"/>
+    <w:lsdException w:name="Medium Shading 2 Accent 5" w:uiPriority="64"/>
+    <w:lsdException w:name="Medium List 1 Accent 5" w:uiPriority="65"/>
+    <w:lsdException w:name="Medium List 2 Accent 5" w:uiPriority="66"/>
+    <w:lsdException w:name="Medium Grid 1 Accent 5" w:uiPriority="67"/>
+    <w:lsdException w:name="Medium Grid 2 Accent 5" w:uiPriority="68"/>
+    <w:lsdException w:name="Medium Grid 3 Accent 5" w:uiPriority="69"/>
+    <w:lsdException w:name="Dark List Accent 5" w:uiPriority="70"/>
+    <w:lsdException w:name="Colorful Shading Accent 5" w:uiPriority="71"/>
+    <w:lsdException w:name="Colorful List Accent 5" w:uiPriority="72"/>
+    <w:lsdException w:name="Colorful Grid Accent 5" w:uiPriority="73"/>
+    <w:lsdException w:name="Light Shading Accent 6" w:uiPriority="60"/>
+    <w:lsdException w:name="Light List Accent 6" w:uiPriority="61"/>
+    <w:lsdException w:name="Light Grid Accent 6" w:uiPriority="62"/>
+    <w:lsdException w:name="Medium Shading 1 Accent 6" w:uiPriority="63"/>
+    <w:lsdException w:name="Medium Shading 2 Accent 6" w:uiPriority="64"/>
+    <w:lsdException w:name="Medium List 1 Accent 6" w:uiPriority="65"/>
+    <w:lsdException w:name="Medium List 2 Accent 6" w:uiPriority="66"/>
+    <w:lsdException w:name="Medium Grid 1 Accent 6" w:uiPriority="67"/>
+    <w:lsdException w:name="Medium Grid 2 Accent 6" w:uiPriority="68"/>
+    <w:lsdException w:name="Medium Grid 3 Accent 6" w:uiPriority="69"/>
+    <w:lsdException w:name="Dark List Accent 6" w:uiPriority="70"/>
+    <w:lsdException w:name="Colorful Shading Accent 6" w:uiPriority="71"/>
+    <w:lsdException w:name="Colorful List Accent 6" w:uiPriority="72"/>
+    <w:lsdException w:name="Colorful Grid Accent 6" w:uiPriority="73"/>
+    <w:lsdException w:name="Subtle Emphasis" w:uiPriority="19" w:qFormat="1"/>
+    <w:lsdException w:name="Intense Emphasis" w:uiPriority="21" w:qFormat="1"/>
+    <w:lsdException w:name="Subtle Reference" w:uiPriority="31" w:qFormat="1"/>
+    <w:lsdException w:name="Intense Reference" w:uiPriority="32" w:qFormat="1"/>
+    <w:lsdException w:name="Book Title" w:uiPriority="33" w:qFormat="1"/>
+    <w:lsdException w:name="Bibliography" w:semiHidden="1" w:uiPriority="37" w:unhideWhenUsed="1"/>
+    <w:lsdException w:name="TOC Heading" w:semiHidden="1" w:uiPriority="39" w:unhideWhenUsed="1" w:qFormat="1"/>
+    <w:lsdException w:name="Plain Table 1" w:uiPriority="41"/>
+    <w:lsdException w:name="Plain Table 2" w:uiPriority="42"/>
+    <w:lsdException w:name="Plain Table 3" w:uiPriority="43"/>
+    <w:lsdException w:name="Plain Table 4" w:uiPriority="44"/>
+    <w:lsdException w:name="Plain Table 5" w:uiPriority="45"/>
+    <w:lsdException w:name="Grid Table Light" w:uiPriority="40"/>
+    <w:lsdException w:name="Grid Table 1 Light" w:uiPriority="46"/>
+    <w:lsdException w:name="Grid Table 2" w:uiPriority="47"/>
+    <w:lsdException w:name="Grid Table 3" w:uiPriority="48"/>
+    <w:lsdException w:name="Grid Table 4" w:uiPriority="49"/>
+    <w:lsdException w:name="Grid Table 5 Dark" w:uiPriority="50"/>
+    <w:lsdException w:name="Grid Table 6 Colorful" w:uiPriority="51"/>
+    <w:lsdException w:name="Grid Table 7 Colorful" w:uiPriority="52"/>
+    <w:lsdException w:name="Grid Table 1 Light Accent 1" w:uiPriority="46"/>
+    <w:lsdException w:name="Grid Table 2 Accent 1" w:uiPriority="47"/>
+    <w:lsdException w:name="Grid Table 3 Accent 1" w:uiPriority="48"/>
+    <w:lsdException w:name="Grid Table 4 Accent 1" w:uiPriority="49"/>
+    <w:lsdException w:name="Grid Table 5 Dark Accent 1" w:uiPriority="50"/>
+    <w:lsdException w:name="Grid Table 6 Colorful Accent 1" w:uiPriority="51"/>
+    <w:lsdException w:name="Grid Table 7 Colorful Accent 1" w:uiPriority="52"/>
+    <w:lsdException w:name="Grid Table 1 Light Accent 2" w:uiPriority="46"/>
+    <w:lsdException w:name="Grid Table 2 Accent 2" w:uiPriority="47"/>
+    <w:lsdException w:name="Grid Table 3 Accent 2" w:uiPriority="48"/>
+    <w:lsdException w:name="Grid Table 4 Accent 2" w:uiPriority="49"/>
+    <w:lsdException w:name="Grid Table 5 Dark Accent 2" w:uiPriority="50"/>
+    <w:lsdException w:name="Grid Table 6 Colorful Accent 2" w:uiPriority="51"/>
+    <w:lsdException w:name="Grid Table 7 Colorful Accent 2" w:uiPriority="52"/>
+    <w:lsdException w:name="Grid Table 1 Light Accent 3" w:uiPriority="46"/>
+    <w:lsdException w:name="Grid Table 2 Accent 3" w:uiPriority="47"/>
+    <w:lsdException w:name="Grid Table 3 Accent 3" w:uiPriority="48"/>
+    <w:lsdException w:name="Grid Table 4 Accent 3" w:uiPriority="49"/>
+    <w:lsdException w:name="Grid Table 5 Dark Accent 3" w:uiPriority="50"/>
+    <w:lsdException w:name="Grid Table 6 Colorful Accent 3" w:uiPriority="51"/>
+    <w:lsdException w:name="Grid Table 7 Colorful Accent 3" w:uiPriority="52"/>
+    <w:lsdException w:name="Grid Table 1 Light Accent 4" w:uiPriority="46"/>
+    <w:lsdException w:name="Grid Table 2 Accent 4" w:uiPriority="47"/>
+    <w:lsdException w:name="Grid Table 3 Accent 4" w:uiPriority="48"/>
+    <w:lsdException w:name="Grid Table 4 Accent 4" w:uiPriority="49"/>
+    <w:lsdException w:name="Grid Table 5 Dark Accent 4" w:uiPriority="50"/>
+    <w:lsdException w:name="Grid Table 6 Colorful Accent 4" w:uiPriority="51"/>
+    <w:lsdException w:name="Grid Table 7 Colorful Accent 4" w:uiPriority="52"/>
+    <w:lsdException w:name="Grid Table 1 Light Accent 5" w:uiPriority="46"/>
+    <w:lsdException w:name="Grid Table 2 Accent 5" w:uiPriority="47"/>
+    <w:lsdException w:name="Grid Table 3 Accent 5" w:uiPriority="48"/>
+    <w:lsdException w:name="Grid Table 4 Accent 5" w:uiPriority="49"/>
+    <w:lsdException w:name="Grid Table 5 Dark Accent 5" w:uiPriority="50"/>
+    <w:lsdException w:name="Grid Table 6 Colorful Accent 5" w:uiPriority="51"/>
+    <w:lsdException w:name="Grid Table 7 Colorful Accent 5" w:uiPriority="52"/>
+    <w:lsdException w:name="Grid Table 1 Light Accent 6" w:uiPriority="46"/>
+    <w:lsdException w:name="Grid Table 2 Accent 6" w:uiPriority="47"/>
+    <w:lsdException w:name="Grid Table 3 Accent 6" w:uiPriority="48"/>
+    <w:lsdException w:name="Grid Table 4 Accent 6" w:uiPriority="49"/>
+    <w:lsdException w:name="Grid Table 5 Dark Accent 6" w:uiPriority="50"/>
+    <w:lsdException w:name="Grid Table 6 Colorful Accent 6" w:uiPriority="51"/>
+    <w:lsdException w:name="Grid Table 7 Colorful Accent 6" w:uiPriority="52"/>
+    <w:lsdException w:name="List Table 1 Light" w:uiPriority="46"/>
+    <w:lsdException w:name="List Table 2" w:uiPriority="47"/>
+    <w:lsdException w:name="List Table 3" w:uiPriority="48"/>
+    <w:lsdException w:name="List Table 4" w:uiPriority="49"/>
+    <w:lsdException w:name="List Table 5 Dark" w:uiPriority="50"/>
+    <w:lsdException w:name="List Table 6 Colorful" w:uiPriority="51"/>
+    <w:lsdException w:name="List Table 7 Colorful" w:uiPriority="52"/>
+    <w:lsdException w:name="List Table 1 Light Accent 1" w:uiPriority="46"/>
+    <w:lsdException w:name="List Table 2 Accent 1" w:uiPriority="47"/>
+    <w:lsdException w:name="List Table 3 Accent 1" w:uiPriority="48"/>
+    <w:lsdException w:name="List Table 4 Accent 1" w:uiPriority="49"/>
+    <w:lsdException w:name="List Table 5 Dark Accent 1" w:uiPriority="50"/>
+    <w:lsdException w:name="List Table 6 Colorful Accent 1" w:uiPriority="51"/>
+    <w:lsdException w:name="List Table 7 Colorful Accent 1" w:uiPriority="52"/>
+    <w:lsdException w:name="List Table 1 Light Accent 2" w:uiPriority="46"/>
+    <w:lsdException w:name="List Table 2 Accent 2" w:uiPriority="47"/>
+    <w:lsdException w:name="List Table 3 Accent 2" w:uiPriority="48"/>
+    <w:lsdException w:name="List Table 4 Accent 2" w:uiPriority="49"/>
+    <w:lsdException w:name="List Table 5 Dark Accent 2" w:uiPriority="50"/>
+    <w:lsdException w:name="List Table 6 Colorful Accent 2" w:uiPriority="51"/>
+    <w:lsdException w:name="List Table 7 Colorful Accent 2" w:uiPriority="52"/>
+    <w:lsdException w:name="List Table 1 Light Accent 3" w:uiPriority="46"/>
+    <w:lsdException w:name="List Table 2 Accent 3" w:uiPriority="47"/>
+    <w:lsdException w:name="List Table 3 Accent 3" w:uiPriority="48"/>
+    <w:lsdException w:name="List Table 4 Accent 3" w:uiPriority="49"/>
+    <w:lsdException w:name="List Table 5 Dark Accent 3" w:uiPriority="50"/>
+    <w:lsdException w:name="List Table 6 Colorful Accent 3" w:uiPriority="51"/>
+    <w:lsdException w:name="List Table 7 Colorful Accent 3" w:uiPriority="52"/>
+    <w:lsdException w:name="List Table 1 Light Accent 4" w:uiPriority="46"/>
+    <w:lsdException w:name="List Table 2 Accent 4" w:uiPriority="47"/>
+    <w:lsdException w:name="List Table 3 Accent 4" w:uiPriority="48"/>
+    <w:lsdException w:name="List Table 4 Accent 4" w:uiPriority="49"/>
+    <w:lsdException w:name="List Table 5 Dark Accent 4" w:uiPriority="50"/>
+    <w:lsdException w:name="List Table 6 Colorful Accent 4" w:uiPriority="51"/>
+    <w:lsdException w:name="List Table 7 Colorful Accent 4" w:uiPriority="52"/>
+    <w:lsdException w:name="List Table 1 Light Accent 5" w:uiPriority="46"/>
+    <w:lsdException w:name="List Table 2 Accent 5" w:uiPriority="47"/>
+    <w:lsdException w:name="List Table 3 Accent 5" w:uiPriority="48"/>
+    <w:lsdException w:name="List Table 4 Accent 5" w:uiPriority="49"/>
+    <w:lsdException w:name="List Table 5 Dark Accent 5" w:uiPriority="50"/>
+    <w:lsdException w:name="List Table 6 Colorful Accent 5" w:uiPriority="51"/>
+    <w:lsdException w:name="List Table 7 Colorful Accent 5" w:uiPriority="52"/>
+    <w:lsdException w:name="List Table 1 Light Accent 6" w:uiPriority="46"/>
+    <w:lsdException w:name="List Table 2 Accent 6" w:uiPriority="47"/>
+    <w:lsdException w:name="List Table 3 Accent 6" w:uiPriority="48"/>
+    <w:lsdException w:name="List Table 4 Accent 6" w:uiPriority="49"/>
+    <w:lsdException w:name="List Table 5 Dark Accent 6" w:uiPriority="50"/>
+    <w:lsdException w:name="List Table 6 Colorful Accent 6" w:uiPriority="51"/>
+    <w:lsdException w:name="List Table 7 Colorful Accent 6" w:uiPriority="52"/>
+    <w:lsdException w:name="Mention" w:semiHidden="1" w:unhideWhenUsed="1"/>
+    <w:lsdException w:name="Smart Hyperlink" w:semiHidden="1" w:unhideWhenUsed="1"/>
+    <w:lsdException w:name="Hashtag" w:semiHidden="1" w:unhideWhenUsed="1"/>
+    <w:lsdException w:name="Unresolved Mention" w:semiHidden="1" w:unhideWhenUsed="1"/>
+    <w:lsdException w:name="Smart Link" w:semiHidden="1" w:unhideWhenUsed="1"/>
+  </w:latentStyles>
+  <w:style w:type="paragraph" w:default="1" w:styleId="Normal">
+    <w:name w:val="Normal"/>
     <w:qFormat/>
-    <w:rPr>
-      <w:sz w:val="56"/>
-      <w:szCs w:val="56"/>
-    </w:rPr>
   </w:style>
   <w:style w:type="paragraph" w:styleId="Heading1">
-    <w:name w:val="Heading 1"/>
-    <w:basedOn w:val="Normal"/>
-    <w:next w:val="Normal"/>
+    <w:name w:val="heading 1"/>
+    <w:uiPriority w:val="9"/>
     <w:qFormat/>
+    <w:pPr>
+      <w:spacing w:before="120" w:after="200"/>
+      <w:outlineLvl w:val="0"/>
+    </w:pPr>
     <w:rPr>
-      <w:color w:val="2E74B5"/>
-      <w:sz w:val="32"/>
-      <w:szCs w:val="32"/>
+      <w:b/>
+      <w:bCs/>
+      <w:color w:val="3F4BC4"/>
+      <w:sz w:val="34"/>
+      <w:szCs w:val="34"/>
     </w:rPr>
   </w:style>
   <w:style w:type="paragraph" w:styleId="Heading2">
-    <w:name w:val="Heading 2"/>
-    <w:basedOn w:val="Normal"/>
-    <w:next w:val="Normal"/>
+    <w:name w:val="heading 2"/>
+    <w:uiPriority w:val="9"/>
+    <w:unhideWhenUsed/>
     <w:qFormat/>
+    <w:pPr>
+      <w:keepNext/>
+      <w:spacing w:before="300" w:after="120"/>
+      <w:outlineLvl w:val="1"/>
+    </w:pPr>
     <w:rPr>
-      <w:color w:val="2E74B5"/>
+      <w:b/>
+      <w:bCs/>
+      <w:color w:val="3F4BC4"/>
       <w:sz w:val="26"/>
       <w:szCs w:val="26"/>
     </w:rPr>
   </w:style>
   <w:style w:type="paragraph" w:styleId="Heading3">
-    <w:name w:val="Heading 3"/>
-    <w:basedOn w:val="Normal"/>
-    <w:next w:val="Normal"/>
+    <w:name w:val="heading 3"/>
+    <w:uiPriority w:val="9"/>
+    <w:semiHidden/>
+    <w:unhideWhenUsed/>
     <w:qFormat/>
+    <w:pPr>
+      <w:keepNext/>
+      <w:spacing w:before="200" w:after="80"/>
+      <w:outlineLvl w:val="2"/>
+    </w:pPr>
     <w:rPr>
-      <w:color w:val="1F4D78"/>
-      <w:sz w:val="24"/>
-      <w:szCs w:val="24"/>
+      <w:b/>
+      <w:bCs/>
+      <w:color w:val="333333"/>
+      <w:sz w:val="22"/>
+      <w:szCs w:val="22"/>
     </w:rPr>
   </w:style>
   <w:style w:type="paragraph" w:styleId="Heading4">
-    <w:name w:val="Heading 4"/>
-    <w:basedOn w:val="Normal"/>
-    <w:next w:val="Normal"/>
+    <w:name w:val="heading 4"/>
+    <w:uiPriority w:val="9"/>
+    <w:semiHidden/>
+    <w:unhideWhenUsed/>
     <w:qFormat/>
+    <w:pPr>
+      <w:outlineLvl w:val="3"/>
+    </w:pPr>
     <w:rPr>
       <w:i/>
       <w:iCs/>
@@ -1322,27 +2473,69 @@
     </w:rPr>
   </w:style>
   <w:style w:type="paragraph" w:styleId="Heading5">
-    <w:name w:val="Heading 5"/>
-    <w:basedOn w:val="Normal"/>
-    <w:next w:val="Normal"/>
+    <w:name w:val="heading 5"/>
+    <w:uiPriority w:val="9"/>
+    <w:semiHidden/>
+    <w:unhideWhenUsed/>
     <w:qFormat/>
+    <w:pPr>
+      <w:outlineLvl w:val="4"/>
+    </w:pPr>
     <w:rPr>
       <w:color w:val="2E74B5"/>
     </w:rPr>
   </w:style>
   <w:style w:type="paragraph" w:styleId="Heading6">
-    <w:name w:val="Heading 6"/>
-    <w:basedOn w:val="Normal"/>
-    <w:next w:val="Normal"/>
+    <w:name w:val="heading 6"/>
+    <w:uiPriority w:val="9"/>
+    <w:semiHidden/>
+    <w:unhideWhenUsed/>
     <w:qFormat/>
+    <w:pPr>
+      <w:outlineLvl w:val="5"/>
+    </w:pPr>
     <w:rPr>
       <w:color w:val="1F4D78"/>
     </w:rPr>
   </w:style>
-  <w:style w:type="paragraph" w:styleId="Strong">
-    <w:name w:val="Strong"/>
-    <w:basedOn w:val="Normal"/>
-    <w:next w:val="Normal"/>
+  <w:style w:type="character" w:default="1" w:styleId="DefaultParagraphFont">
+    <w:name w:val="Default Paragraph Font"/>
+    <w:uiPriority w:val="1"/>
+    <w:semiHidden/>
+    <w:unhideWhenUsed/>
+  </w:style>
+  <w:style w:type="table" w:default="1" w:styleId="TableNormal">
+    <w:name w:val="Normal Table"/>
+    <w:uiPriority w:val="99"/>
+    <w:semiHidden/>
+    <w:unhideWhenUsed/>
+    <w:tblPr>
+      <w:tblInd w:w="0" w:type="dxa"/>
+      <w:tblCellMar>
+        <w:top w:w="0" w:type="dxa"/>
+        <w:left w:w="108" w:type="dxa"/>
+        <w:bottom w:w="0" w:type="dxa"/>
+        <w:right w:w="108" w:type="dxa"/>
+      </w:tblCellMar>
+    </w:tblPr>
+  </w:style>
+  <w:style w:type="numbering" w:default="1" w:styleId="NoList">
+    <w:name w:val="No List"/>
+    <w:uiPriority w:val="99"/>
+    <w:semiHidden/>
+    <w:unhideWhenUsed/>
+  </w:style>
+  <w:style w:type="paragraph" w:styleId="Title">
+    <w:name w:val="Title"/>
+    <w:uiPriority w:val="10"/>
+    <w:qFormat/>
+    <w:rPr>
+      <w:sz w:val="56"/>
+      <w:szCs w:val="56"/>
+    </w:rPr>
+  </w:style>
+  <w:style w:type="paragraph" w:customStyle="1" w:styleId="Strong1">
+    <w:name w:val="Strong1"/>
     <w:qFormat/>
     <w:rPr>
       <w:b/>
@@ -1351,12 +2544,10 @@
   </w:style>
   <w:style w:type="paragraph" w:styleId="ListParagraph">
     <w:name w:val="List Paragraph"/>
-    <w:basedOn w:val="Normal"/>
     <w:qFormat/>
   </w:style>
   <w:style w:type="character" w:styleId="Hyperlink">
     <w:name w:val="Hyperlink"/>
-    <w:basedOn w:val="DefaultParagraphFont"/>
     <w:uiPriority w:val="99"/>
     <w:unhideWhenUsed/>
     <w:rPr>
@@ -1366,7 +2557,6 @@
   </w:style>
   <w:style w:type="character" w:styleId="FootnoteReference">
     <w:name w:val="footnote reference"/>
-    <w:basedOn w:val="DefaultParagraphFont"/>
     <w:uiPriority w:val="99"/>
     <w:semiHidden/>
     <w:unhideWhenUsed/>
@@ -1376,22 +2566,17 @@
   </w:style>
   <w:style w:type="paragraph" w:styleId="FootnoteText">
     <w:name w:val="footnote text"/>
-    <w:basedOn w:val="Normal"/>
     <w:link w:val="FootnoteTextChar"/>
     <w:uiPriority w:val="99"/>
     <w:semiHidden/>
     <w:unhideWhenUsed/>
-    <w:pPr>
-      <w:spacing w:after="0" w:line="240" w:lineRule="auto"/>
-    </w:pPr>
     <w:rPr>
       <w:sz w:val="20"/>
       <w:szCs w:val="20"/>
     </w:rPr>
   </w:style>
-  <w:style w:type="character" w:styleId="FootnoteTextChar">
+  <w:style w:type="character" w:customStyle="1" w:styleId="FootnoteTextChar">
     <w:name w:val="Footnote Text Char"/>
-    <w:basedOn w:val="DefaultParagraphFont"/>
     <w:link w:val="FootnoteText"/>
     <w:uiPriority w:val="99"/>
     <w:semiHidden/>
@@ -1403,7 +2588,6 @@
   </w:style>
   <w:style w:type="character" w:styleId="EndnoteReference">
     <w:name w:val="endnote reference"/>
-    <w:basedOn w:val="DefaultParagraphFont"/>
     <w:uiPriority w:val="99"/>
     <w:semiHidden/>
     <w:unhideWhenUsed/>
@@ -1413,22 +2597,17 @@
   </w:style>
   <w:style w:type="paragraph" w:styleId="EndnoteText">
     <w:name w:val="endnote text"/>
-    <w:basedOn w:val="Normal"/>
     <w:link w:val="EndnoteTextChar"/>
     <w:uiPriority w:val="99"/>
     <w:semiHidden/>
     <w:unhideWhenUsed/>
-    <w:pPr>
-      <w:spacing w:after="0" w:line="240" w:lineRule="auto"/>
-    </w:pPr>
     <w:rPr>
       <w:sz w:val="20"/>
       <w:szCs w:val="20"/>
     </w:rPr>
   </w:style>
-  <w:style w:type="character" w:styleId="EndnoteTextChar">
+  <w:style w:type="character" w:customStyle="1" w:styleId="EndnoteTextChar">
     <w:name w:val="Endnote Text Char"/>
-    <w:basedOn w:val="DefaultParagraphFont"/>
     <w:link w:val="EndnoteText"/>
     <w:uiPriority w:val="99"/>
     <w:semiHidden/>
@@ -1438,61 +2617,320 @@
       <w:szCs w:val="20"/>
     </w:rPr>
   </w:style>
-  <w:style w:type="paragraph" w:styleId="Heading1">
-    <w:name w:val="Heading 1"/>
-    <w:basedOn w:val="Normal"/>
-    <w:next w:val="Normal"/>
-    <w:qFormat/>
-    <w:pPr>
-      <w:spacing w:after="200" w:before="120"/>
-      <w:outlineLvl w:val="0"/>
-    </w:pPr>
-    <w:rPr>
-      <w:rFonts w:ascii="Calibri" w:cs="Calibri" w:eastAsia="Calibri" w:hAnsi="Calibri"/>
-      <w:b/>
-      <w:bCs/>
-      <w:color w:val="3F4BC4"/>
-      <w:sz w:val="34"/>
-      <w:szCs w:val="34"/>
-    </w:rPr>
-  </w:style>
-  <w:style w:type="paragraph" w:styleId="Heading2">
-    <w:name w:val="Heading 2"/>
-    <w:basedOn w:val="Normal"/>
-    <w:next w:val="Normal"/>
-    <w:qFormat/>
-    <w:pPr>
-      <w:keepNext/>
-      <w:spacing w:after="120" w:before="300"/>
-      <w:outlineLvl w:val="1"/>
-    </w:pPr>
-    <w:rPr>
-      <w:rFonts w:ascii="Calibri" w:cs="Calibri" w:eastAsia="Calibri" w:hAnsi="Calibri"/>
-      <w:b/>
-      <w:bCs/>
-      <w:color w:val="3F4BC4"/>
-      <w:sz w:val="26"/>
-      <w:szCs w:val="26"/>
-    </w:rPr>
-  </w:style>
-  <w:style w:type="paragraph" w:styleId="Heading3">
-    <w:name w:val="Heading 3"/>
-    <w:basedOn w:val="Normal"/>
-    <w:next w:val="Normal"/>
-    <w:qFormat/>
-    <w:pPr>
-      <w:keepNext/>
-      <w:spacing w:after="80" w:before="200"/>
-      <w:outlineLvl w:val="2"/>
-    </w:pPr>
-    <w:rPr>
-      <w:rFonts w:ascii="Calibri" w:cs="Calibri" w:eastAsia="Calibri" w:hAnsi="Calibri"/>
-      <w:b/>
-      <w:bCs/>
-      <w:color w:val="333333"/>
-      <w:sz w:val="22"/>
-      <w:szCs w:val="22"/>
-    </w:rPr>
-  </w:style>
 </w:styles>
+</file>
+
+<file path=word/theme/theme1.xml><?xml version="1.0" encoding="utf-8"?>
+<a:theme xmlns:a="http://schemas.openxmlformats.org/drawingml/2006/main" name="Office Theme">
+  <a:themeElements>
+    <a:clrScheme name="Office">
+      <a:dk1>
+        <a:sysClr val="windowText" lastClr="000000"/>
+      </a:dk1>
+      <a:lt1>
+        <a:sysClr val="window" lastClr="FFFFFF"/>
+      </a:lt1>
+      <a:dk2>
+        <a:srgbClr val="0E2841"/>
+      </a:dk2>
+      <a:lt2>
+        <a:srgbClr val="E8E8E8"/>
+      </a:lt2>
+      <a:accent1>
+        <a:srgbClr val="156082"/>
+      </a:accent1>
+      <a:accent2>
+        <a:srgbClr val="E97132"/>
+      </a:accent2>
+      <a:accent3>
+        <a:srgbClr val="196B24"/>
+      </a:accent3>
+      <a:accent4>
+        <a:srgbClr val="0F9ED5"/>
+      </a:accent4>
+      <a:accent5>
+        <a:srgbClr val="A02B93"/>
+      </a:accent5>
+      <a:accent6>
+        <a:srgbClr val="4EA72E"/>
+      </a:accent6>
+      <a:hlink>
+        <a:srgbClr val="467886"/>
+      </a:hlink>
+      <a:folHlink>
+        <a:srgbClr val="96607D"/>
+      </a:folHlink>
+    </a:clrScheme>
+    <a:fontScheme name="Office">
+      <a:majorFont>
+        <a:latin typeface="Aptos Display" panose="02110004020202020204"/>
+        <a:ea typeface=""/>
+        <a:cs typeface=""/>
+        <a:font script="Jpan" typeface="游ゴシック Light"/>
+        <a:font script="Hang" typeface="맑은 고딕"/>
+        <a:font script="Hans" typeface="等线 Light"/>
+        <a:font script="Hant" typeface="新細明體"/>
+        <a:font script="Arab" typeface="Times New Roman"/>
+        <a:font script="Hebr" typeface="Times New Roman"/>
+        <a:font script="Thai" typeface="Angsana New"/>
+        <a:font script="Ethi" typeface="Nyala"/>
+        <a:font script="Beng" typeface="Vrinda"/>
+        <a:font script="Gujr" typeface="Shruti"/>
+        <a:font script="Khmr" typeface="MoolBoran"/>
+        <a:font script="Knda" typeface="Tunga"/>
+        <a:font script="Guru" typeface="Raavi"/>
+        <a:font script="Cans" typeface="Euphemia"/>
+        <a:font script="Cher" typeface="Plantagenet Cherokee"/>
+        <a:font script="Yiii" typeface="Microsoft Yi Baiti"/>
+        <a:font script="Tibt" typeface="Microsoft Himalaya"/>
+        <a:font script="Thaa" typeface="MV Boli"/>
+        <a:font script="Deva" typeface="Mangal"/>
+        <a:font script="Telu" typeface="Gautami"/>
+        <a:font script="Taml" typeface="Latha"/>
+        <a:font script="Syrc" typeface="Estrangelo Edessa"/>
+        <a:font script="Orya" typeface="Kalinga"/>
+        <a:font script="Mlym" typeface="Kartika"/>
+        <a:font script="Laoo" typeface="DokChampa"/>
+        <a:font script="Sinh" typeface="Iskoola Pota"/>
+        <a:font script="Mong" typeface="Mongolian Baiti"/>
+        <a:font script="Viet" typeface="Times New Roman"/>
+        <a:font script="Uigh" typeface="Microsoft Uighur"/>
+        <a:font script="Geor" typeface="Sylfaen"/>
+        <a:font script="Armn" typeface="Arial"/>
+        <a:font script="Bugi" typeface="Leelawadee UI"/>
+        <a:font script="Bopo" typeface="Microsoft JhengHei"/>
+        <a:font script="Java" typeface="Javanese Text"/>
+        <a:font script="Lisu" typeface="Segoe UI"/>
+        <a:font script="Mymr" typeface="Myanmar Text"/>
+        <a:font script="Nkoo" typeface="Ebrima"/>
+        <a:font script="Olck" typeface="Nirmala UI"/>
+        <a:font script="Osma" typeface="Ebrima"/>
+        <a:font script="Phag" typeface="Phagspa"/>
+        <a:font script="Syrn" typeface="Estrangelo Edessa"/>
+        <a:font script="Syrj" typeface="Estrangelo Edessa"/>
+        <a:font script="Syre" typeface="Estrangelo Edessa"/>
+        <a:font script="Sora" typeface="Nirmala UI"/>
+        <a:font script="Tale" typeface="Microsoft Tai Le"/>
+        <a:font script="Talu" typeface="Microsoft New Tai Lue"/>
+        <a:font script="Tfng" typeface="Ebrima"/>
+      </a:majorFont>
+      <a:minorFont>
+        <a:latin typeface="Aptos" panose="02110004020202020204"/>
+        <a:ea typeface=""/>
+        <a:cs typeface=""/>
+        <a:font script="Jpan" typeface="游明朝"/>
+        <a:font script="Hang" typeface="맑은 고딕"/>
+        <a:font script="Hans" typeface="等线"/>
+        <a:font script="Hant" typeface="新細明體"/>
+        <a:font script="Arab" typeface="Arial"/>
+        <a:font script="Hebr" typeface="Arial"/>
+        <a:font script="Thai" typeface="Cordia New"/>
+        <a:font script="Ethi" typeface="Nyala"/>
+        <a:font script="Beng" typeface="Vrinda"/>
+        <a:font script="Gujr" typeface="Shruti"/>
+        <a:font script="Khmr" typeface="DaunPenh"/>
+        <a:font script="Knda" typeface="Tunga"/>
+        <a:font script="Guru" typeface="Raavi"/>
+        <a:font script="Cans" typeface="Euphemia"/>
+        <a:font script="Cher" typeface="Plantagenet Cherokee"/>
+        <a:font script="Yiii" typeface="Microsoft Yi Baiti"/>
+        <a:font script="Tibt" typeface="Microsoft Himalaya"/>
+        <a:font script="Thaa" typeface="MV Boli"/>
+        <a:font script="Deva" typeface="Mangal"/>
+        <a:font script="Telu" typeface="Gautami"/>
+        <a:font script="Taml" typeface="Latha"/>
+        <a:font script="Syrc" typeface="Estrangelo Edessa"/>
+        <a:font script="Orya" typeface="Kalinga"/>
+        <a:font script="Mlym" typeface="Kartika"/>
+        <a:font script="Laoo" typeface="DokChampa"/>
+        <a:font script="Sinh" typeface="Iskoola Pota"/>
+        <a:font script="Mong" typeface="Mongolian Baiti"/>
+        <a:font script="Viet" typeface="Arial"/>
+        <a:font script="Uigh" typeface="Microsoft Uighur"/>
+        <a:font script="Geor" typeface="Sylfaen"/>
+        <a:font script="Armn" typeface="Arial"/>
+        <a:font script="Bugi" typeface="Leelawadee UI"/>
+        <a:font script="Bopo" typeface="Microsoft JhengHei"/>
+        <a:font script="Java" typeface="Javanese Text"/>
+        <a:font script="Lisu" typeface="Segoe UI"/>
+        <a:font script="Mymr" typeface="Myanmar Text"/>
+        <a:font script="Nkoo" typeface="Ebrima"/>
+        <a:font script="Olck" typeface="Nirmala UI"/>
+        <a:font script="Osma" typeface="Ebrima"/>
+        <a:font script="Phag" typeface="Phagspa"/>
+        <a:font script="Syrn" typeface="Estrangelo Edessa"/>
+        <a:font script="Syrj" typeface="Estrangelo Edessa"/>
+        <a:font script="Syre" typeface="Estrangelo Edessa"/>
+        <a:font script="Sora" typeface="Nirmala UI"/>
+        <a:font script="Tale" typeface="Microsoft Tai Le"/>
+        <a:font script="Talu" typeface="Microsoft New Tai Lue"/>
+        <a:font script="Tfng" typeface="Ebrima"/>
+      </a:minorFont>
+    </a:fontScheme>
+    <a:fmtScheme name="Office">
+      <a:fillStyleLst>
+        <a:solidFill>
+          <a:schemeClr val="phClr"/>
+        </a:solidFill>
+        <a:gradFill rotWithShape="1">
+          <a:gsLst>
+            <a:gs pos="0">
+              <a:schemeClr val="phClr">
+                <a:lumMod val="110000"/>
+                <a:satMod val="105000"/>
+                <a:tint val="67000"/>
+              </a:schemeClr>
+            </a:gs>
+            <a:gs pos="50000">
+              <a:schemeClr val="phClr">
+                <a:lumMod val="105000"/>
+                <a:satMod val="103000"/>
+                <a:tint val="73000"/>
+              </a:schemeClr>
+            </a:gs>
+            <a:gs pos="100000">
+              <a:schemeClr val="phClr">
+                <a:lumMod val="105000"/>
+                <a:satMod val="109000"/>
+                <a:tint val="81000"/>
+              </a:schemeClr>
+            </a:gs>
+          </a:gsLst>
+          <a:lin ang="5400000" scaled="0"/>
+        </a:gradFill>
+        <a:gradFill rotWithShape="1">
+          <a:gsLst>
+            <a:gs pos="0">
+              <a:schemeClr val="phClr">
+                <a:satMod val="103000"/>
+                <a:lumMod val="102000"/>
+                <a:tint val="94000"/>
+              </a:schemeClr>
+            </a:gs>
+            <a:gs pos="50000">
+              <a:schemeClr val="phClr">
+                <a:satMod val="110000"/>
+                <a:lumMod val="100000"/>
+                <a:shade val="100000"/>
+              </a:schemeClr>
+            </a:gs>
+            <a:gs pos="100000">
+              <a:schemeClr val="phClr">
+                <a:lumMod val="99000"/>
+                <a:satMod val="120000"/>
+                <a:shade val="78000"/>
+              </a:schemeClr>
+            </a:gs>
+          </a:gsLst>
+          <a:lin ang="5400000" scaled="0"/>
+        </a:gradFill>
+      </a:fillStyleLst>
+      <a:lnStyleLst>
+        <a:ln w="12700" cap="flat" cmpd="sng" algn="ctr">
+          <a:solidFill>
+            <a:schemeClr val="phClr"/>
+          </a:solidFill>
+          <a:prstDash val="solid"/>
+          <a:miter lim="800000"/>
+        </a:ln>
+        <a:ln w="19050" cap="flat" cmpd="sng" algn="ctr">
+          <a:solidFill>
+            <a:schemeClr val="phClr"/>
+          </a:solidFill>
+          <a:prstDash val="solid"/>
+          <a:miter lim="800000"/>
+        </a:ln>
+        <a:ln w="25400" cap="flat" cmpd="sng" algn="ctr">
+          <a:solidFill>
+            <a:schemeClr val="phClr"/>
+          </a:solidFill>
+          <a:prstDash val="solid"/>
+          <a:miter lim="800000"/>
+        </a:ln>
+      </a:lnStyleLst>
+      <a:effectStyleLst>
+        <a:effectStyle>
+          <a:effectLst/>
+        </a:effectStyle>
+        <a:effectStyle>
+          <a:effectLst/>
+        </a:effectStyle>
+        <a:effectStyle>
+          <a:effectLst>
+            <a:outerShdw blurRad="57150" dist="19050" dir="5400000" algn="ctr" rotWithShape="0">
+              <a:srgbClr val="000000">
+                <a:alpha val="63000"/>
+              </a:srgbClr>
+            </a:outerShdw>
+          </a:effectLst>
+        </a:effectStyle>
+      </a:effectStyleLst>
+      <a:bgFillStyleLst>
+        <a:solidFill>
+          <a:schemeClr val="phClr"/>
+        </a:solidFill>
+        <a:solidFill>
+          <a:schemeClr val="phClr">
+            <a:tint val="95000"/>
+            <a:satMod val="170000"/>
+          </a:schemeClr>
+        </a:solidFill>
+        <a:gradFill rotWithShape="1">
+          <a:gsLst>
+            <a:gs pos="0">
+              <a:schemeClr val="phClr">
+                <a:tint val="93000"/>
+                <a:satMod val="150000"/>
+                <a:shade val="98000"/>
+                <a:lumMod val="102000"/>
+              </a:schemeClr>
+            </a:gs>
+            <a:gs pos="50000">
+              <a:schemeClr val="phClr">
+                <a:tint val="98000"/>
+                <a:satMod val="130000"/>
+                <a:shade val="90000"/>
+                <a:lumMod val="103000"/>
+              </a:schemeClr>
+            </a:gs>
+            <a:gs pos="100000">
+              <a:schemeClr val="phClr">
+                <a:shade val="63000"/>
+                <a:satMod val="120000"/>
+              </a:schemeClr>
+            </a:gs>
+          </a:gsLst>
+          <a:lin ang="5400000" scaled="0"/>
+        </a:gradFill>
+      </a:bgFillStyleLst>
+    </a:fmtScheme>
+  </a:themeElements>
+  <a:objectDefaults>
+    <a:lnDef>
+      <a:spPr/>
+      <a:bodyPr/>
+      <a:lstStyle/>
+      <a:style>
+        <a:lnRef idx="2">
+          <a:schemeClr val="accent1"/>
+        </a:lnRef>
+        <a:fillRef idx="0">
+          <a:schemeClr val="accent1"/>
+        </a:fillRef>
+        <a:effectRef idx="1">
+          <a:schemeClr val="accent1"/>
+        </a:effectRef>
+        <a:fontRef idx="minor">
+          <a:schemeClr val="tx1"/>
+        </a:fontRef>
+      </a:style>
+    </a:lnDef>
+  </a:objectDefaults>
+  <a:extraClrSchemeLst/>
+  <a:extLst>
+    <a:ext uri="{05A4C25C-085E-4340-85A3-A5531E510DB2}">
+      <thm15:themeFamily xmlns:thm15="http://schemas.microsoft.com/office/thememl/2012/main" name="Office Theme" id="{2E142A2C-CD16-42D6-873A-C26D2A0506FA}" vid="{1BDDFF52-6CD6-40A5-AB3C-68EB2F1E4D0A}"/>
+    </a:ext>
+  </a:extLst>
+</a:theme>
 </file>
--- a/docs/legal/pack-advogados/00 - Nota para os advogados.docx
+++ b/docs/legal/pack-advogados/00 - Nota para os advogados.docx
@@ -15,14 +15,7 @@
         <w:spacing w:after="120" w:line="288"/>
       </w:pPr>
       <w:r>
-        <w:rPr>
-          <w:b/>
-          <w:bCs/>
-        </w:rPr>
-        <w:t xml:space="preserve">27 de setembro de 2026, atualizada a 5 de outubro</w:t>
-      </w:r>
-      <w:r>
-        <w:t xml:space="preserve"> · Juanes Botero, fundador · turnos.contact@gmail.com</w:t>
+        <w:t xml:space="preserve">turnos.contact@gmail.com</w:t>
       </w:r>
     </w:p>
     <w:p>
@@ -107,633 +100,6 @@
         </w:rPr>
         <w:t xml:space="preserve">Não somos empresa de trabalho temporário nem agência de colocação.</w:t>
       </w:r>
-    </w:p>
-    <w:p>
-      <w:pPr>
-        <w:pBdr>
-          <w:left w:val="single" w:color="E0A800" w:sz="18" w:space="8"/>
-        </w:pBdr>
-        <w:shd w:fill="FFF7E0" w:color="auto" w:val="clear"/>
-        <w:spacing w:after="0" w:line="276"/>
-      </w:pPr>
-      <w:r>
-        <w:rPr>
-          <w:b/>
-          <w:bCs/>
-        </w:rPr>
-        <w:t xml:space="preserve">Alteração de 5 de outubro.</w:t>
-      </w:r>
-      <w:r>
-        <w:t xml:space="preserve"> A Turnos deixou de enviar ao contabilista da empresa os dados de cada contratação. Esses dados (nome e NIF do trabalhador, função, data, horário, local, valor/hora) ficam disponíveis no painel da empresa logo que o trabalhador confirma, para copiar ou exportar, com o aviso de que a comunicação da admissão à Segurança Social é obrigação da empresa e deve ser feita antes do início. Objetivo: a Turnos não executar nenhuma obrigação da empresa em nome dela. Em consequência, o </w:t>
-      </w:r>
-      <w:r>
-        <w:rPr>
-          <w:b/>
-          <w:bCs/>
-        </w:rPr>
-        <w:t xml:space="preserve">Anexo A</w:t>
-      </w:r>
-      <w:r>
-        <w:t xml:space="preserve"> (art. 28.º RGPD) foi retirado dos Termos para Empresas, e as perguntas 2 e 5 foram ajustadas.</w:t>
-      </w:r>
-    </w:p>
-    <w:p>
-      <w:pPr>
-        <w:spacing w:after="120"/>
-      </w:pPr>
-    </w:p>
-    <w:p>
-      <w:pPr>
-        <w:pStyle w:val="Heading2"/>
-      </w:pPr>
-      <w:r>
-        <w:t xml:space="preserve">Documentos anexos</w:t>
-      </w:r>
-    </w:p>
-    <w:tbl>
-      <w:tblPr>
-        <w:tblW w:type="dxa" w:w="9638"/>
-        <w:tblBorders>
-          <w:top w:val="single" w:color="auto" w:sz="4"/>
-          <w:left w:val="single" w:color="auto" w:sz="4"/>
-          <w:bottom w:val="single" w:color="auto" w:sz="4"/>
-          <w:right w:val="single" w:color="auto" w:sz="4"/>
-          <w:insideH w:val="single" w:color="auto" w:sz="4"/>
-          <w:insideV w:val="single" w:color="auto" w:sz="4"/>
-        </w:tblBorders>
-        <w:tblLayout w:type="fixed"/>
-      </w:tblPr>
-      <w:tblGrid>
-        <w:gridCol w:w="3212"/>
-        <w:gridCol w:w="3212"/>
-        <w:gridCol w:w="3214"/>
-      </w:tblGrid>
-      <w:tr>
-        <w:trPr>
-          <w:tblHeader/>
-        </w:trPr>
-        <w:tc>
-          <w:tcPr>
-            <w:tcW w:type="dxa" w:w="3212"/>
-            <w:tcBorders>
-              <w:top w:val="single" w:color="D0D4E4" w:sz="4"/>
-              <w:left w:val="single" w:color="D0D4E4" w:sz="4"/>
-              <w:bottom w:val="single" w:color="D0D4E4" w:sz="4"/>
-              <w:right w:val="single" w:color="D0D4E4" w:sz="4"/>
-            </w:tcBorders>
-            <w:shd w:fill="EEF0FF" w:color="auto" w:val="clear"/>
-            <w:tcMar>
-              <w:top w:type="dxa" w:w="60"/>
-              <w:left w:type="dxa" w:w="100"/>
-              <w:bottom w:type="dxa" w:w="60"/>
-              <w:right w:type="dxa" w:w="100"/>
-            </w:tcMar>
-          </w:tcPr>
-          <w:p>
-            <w:pPr>
-              <w:spacing w:after="0" w:line="264"/>
-            </w:pPr>
-            <w:r>
-              <w:rPr>
-                <w:b/>
-                <w:bCs/>
-                <w:sz w:val="19"/>
-                <w:szCs w:val="19"/>
-              </w:rPr>
-              <w:t xml:space="preserve">Ficheiro</w:t>
-            </w:r>
-          </w:p>
-        </w:tc>
-        <w:tc>
-          <w:tcPr>
-            <w:tcW w:type="dxa" w:w="3212"/>
-            <w:tcBorders>
-              <w:top w:val="single" w:color="D0D4E4" w:sz="4"/>
-              <w:left w:val="single" w:color="D0D4E4" w:sz="4"/>
-              <w:bottom w:val="single" w:color="D0D4E4" w:sz="4"/>
-              <w:right w:val="single" w:color="D0D4E4" w:sz="4"/>
-            </w:tcBorders>
-            <w:shd w:fill="EEF0FF" w:color="auto" w:val="clear"/>
-            <w:tcMar>
-              <w:top w:type="dxa" w:w="60"/>
-              <w:left w:type="dxa" w:w="100"/>
-              <w:bottom w:type="dxa" w:w="60"/>
-              <w:right w:type="dxa" w:w="100"/>
-            </w:tcMar>
-          </w:tcPr>
-          <w:p>
-            <w:pPr>
-              <w:spacing w:after="0" w:line="264"/>
-            </w:pPr>
-            <w:r>
-              <w:rPr>
-                <w:b/>
-                <w:bCs/>
-                <w:sz w:val="19"/>
-                <w:szCs w:val="19"/>
-              </w:rPr>
-              <w:t xml:space="preserve">Documento</w:t>
-            </w:r>
-          </w:p>
-        </w:tc>
-        <w:tc>
-          <w:tcPr>
-            <w:tcW w:type="dxa" w:w="3214"/>
-            <w:tcBorders>
-              <w:top w:val="single" w:color="D0D4E4" w:sz="4"/>
-              <w:left w:val="single" w:color="D0D4E4" w:sz="4"/>
-              <w:bottom w:val="single" w:color="D0D4E4" w:sz="4"/>
-              <w:right w:val="single" w:color="D0D4E4" w:sz="4"/>
-            </w:tcBorders>
-            <w:shd w:fill="EEF0FF" w:color="auto" w:val="clear"/>
-            <w:tcMar>
-              <w:top w:type="dxa" w:w="60"/>
-              <w:left w:type="dxa" w:w="100"/>
-              <w:bottom w:type="dxa" w:w="60"/>
-              <w:right w:type="dxa" w:w="100"/>
-            </w:tcMar>
-          </w:tcPr>
-          <w:p>
-            <w:pPr>
-              <w:spacing w:after="0" w:line="264"/>
-            </w:pPr>
-            <w:r>
-              <w:rPr>
-                <w:b/>
-                <w:bCs/>
-                <w:sz w:val="19"/>
-                <w:szCs w:val="19"/>
-              </w:rPr>
-              <w:t xml:space="preserve">Estado</w:t>
-            </w:r>
-          </w:p>
-        </w:tc>
-      </w:tr>
-      <w:tr>
-        <w:trPr>
-          <w:tblHeader w:val="false"/>
-        </w:trPr>
-        <w:tc>
-          <w:tcPr>
-            <w:tcW w:type="dxa" w:w="3212"/>
-            <w:tcBorders>
-              <w:top w:val="single" w:color="D0D4E4" w:sz="4"/>
-              <w:left w:val="single" w:color="D0D4E4" w:sz="4"/>
-              <w:bottom w:val="single" w:color="D0D4E4" w:sz="4"/>
-              <w:right w:val="single" w:color="D0D4E4" w:sz="4"/>
-            </w:tcBorders>
-            <w:tcMar>
-              <w:top w:type="dxa" w:w="60"/>
-              <w:left w:type="dxa" w:w="100"/>
-              <w:bottom w:type="dxa" w:w="60"/>
-              <w:right w:type="dxa" w:w="100"/>
-            </w:tcMar>
-          </w:tcPr>
-          <w:p>
-            <w:pPr>
-              <w:spacing w:after="0" w:line="264"/>
-            </w:pPr>
-            <w:r>
-              <w:rPr>
-                <w:sz w:val="19"/>
-                <w:szCs w:val="19"/>
-              </w:rPr>
-              <w:t xml:space="preserve">01</w:t>
-            </w:r>
-          </w:p>
-        </w:tc>
-        <w:tc>
-          <w:tcPr>
-            <w:tcW w:type="dxa" w:w="3212"/>
-            <w:tcBorders>
-              <w:top w:val="single" w:color="D0D4E4" w:sz="4"/>
-              <w:left w:val="single" w:color="D0D4E4" w:sz="4"/>
-              <w:bottom w:val="single" w:color="D0D4E4" w:sz="4"/>
-              <w:right w:val="single" w:color="D0D4E4" w:sz="4"/>
-            </w:tcBorders>
-            <w:tcMar>
-              <w:top w:type="dxa" w:w="60"/>
-              <w:left w:type="dxa" w:w="100"/>
-              <w:bottom w:type="dxa" w:w="60"/>
-              <w:right w:type="dxa" w:w="100"/>
-            </w:tcMar>
-          </w:tcPr>
-          <w:p>
-            <w:pPr>
-              <w:spacing w:after="0" w:line="264"/>
-            </w:pPr>
-            <w:r>
-              <w:rPr>
-                <w:sz w:val="19"/>
-                <w:szCs w:val="19"/>
-              </w:rPr>
-              <w:t xml:space="preserve">Termos de Utilização — Trabalhadores</w:t>
-            </w:r>
-          </w:p>
-        </w:tc>
-        <w:tc>
-          <w:tcPr>
-            <w:tcW w:type="dxa" w:w="3214"/>
-            <w:tcBorders>
-              <w:top w:val="single" w:color="D0D4E4" w:sz="4"/>
-              <w:left w:val="single" w:color="D0D4E4" w:sz="4"/>
-              <w:bottom w:val="single" w:color="D0D4E4" w:sz="4"/>
-              <w:right w:val="single" w:color="D0D4E4" w:sz="4"/>
-            </w:tcBorders>
-            <w:tcMar>
-              <w:top w:type="dxa" w:w="60"/>
-              <w:left w:type="dxa" w:w="100"/>
-              <w:bottom w:type="dxa" w:w="60"/>
-              <w:right w:type="dxa" w:w="100"/>
-            </w:tcMar>
-          </w:tcPr>
-          <w:p>
-            <w:pPr>
-              <w:spacing w:after="0" w:line="264"/>
-            </w:pPr>
-            <w:r>
-              <w:rPr>
-                <w:sz w:val="19"/>
-                <w:szCs w:val="19"/>
-              </w:rPr>
-              <w:t xml:space="preserve">1.ª versão, para redigir/validar</w:t>
-            </w:r>
-          </w:p>
-        </w:tc>
-      </w:tr>
-      <w:tr>
-        <w:trPr>
-          <w:tblHeader w:val="false"/>
-        </w:trPr>
-        <w:tc>
-          <w:tcPr>
-            <w:tcW w:type="dxa" w:w="3212"/>
-            <w:tcBorders>
-              <w:top w:val="single" w:color="D0D4E4" w:sz="4"/>
-              <w:left w:val="single" w:color="D0D4E4" w:sz="4"/>
-              <w:bottom w:val="single" w:color="D0D4E4" w:sz="4"/>
-              <w:right w:val="single" w:color="D0D4E4" w:sz="4"/>
-            </w:tcBorders>
-            <w:tcMar>
-              <w:top w:type="dxa" w:w="60"/>
-              <w:left w:type="dxa" w:w="100"/>
-              <w:bottom w:type="dxa" w:w="60"/>
-              <w:right w:type="dxa" w:w="100"/>
-            </w:tcMar>
-          </w:tcPr>
-          <w:p>
-            <w:pPr>
-              <w:spacing w:after="0" w:line="264"/>
-            </w:pPr>
-            <w:r>
-              <w:rPr>
-                <w:sz w:val="19"/>
-                <w:szCs w:val="19"/>
-              </w:rPr>
-              <w:t xml:space="preserve">02</w:t>
-            </w:r>
-          </w:p>
-        </w:tc>
-        <w:tc>
-          <w:tcPr>
-            <w:tcW w:type="dxa" w:w="3212"/>
-            <w:tcBorders>
-              <w:top w:val="single" w:color="D0D4E4" w:sz="4"/>
-              <w:left w:val="single" w:color="D0D4E4" w:sz="4"/>
-              <w:bottom w:val="single" w:color="D0D4E4" w:sz="4"/>
-              <w:right w:val="single" w:color="D0D4E4" w:sz="4"/>
-            </w:tcBorders>
-            <w:tcMar>
-              <w:top w:type="dxa" w:w="60"/>
-              <w:left w:type="dxa" w:w="100"/>
-              <w:bottom w:type="dxa" w:w="60"/>
-              <w:right w:type="dxa" w:w="100"/>
-            </w:tcMar>
-          </w:tcPr>
-          <w:p>
-            <w:pPr>
-              <w:spacing w:after="0" w:line="264"/>
-            </w:pPr>
-            <w:r>
-              <w:rPr>
-                <w:sz w:val="19"/>
-                <w:szCs w:val="19"/>
-              </w:rPr>
-              <w:t xml:space="preserve">Termos de Utilização — Empresas</w:t>
-            </w:r>
-          </w:p>
-        </w:tc>
-        <w:tc>
-          <w:tcPr>
-            <w:tcW w:type="dxa" w:w="3214"/>
-            <w:tcBorders>
-              <w:top w:val="single" w:color="D0D4E4" w:sz="4"/>
-              <w:left w:val="single" w:color="D0D4E4" w:sz="4"/>
-              <w:bottom w:val="single" w:color="D0D4E4" w:sz="4"/>
-              <w:right w:val="single" w:color="D0D4E4" w:sz="4"/>
-            </w:tcBorders>
-            <w:tcMar>
-              <w:top w:type="dxa" w:w="60"/>
-              <w:left w:type="dxa" w:w="100"/>
-              <w:bottom w:type="dxa" w:w="60"/>
-              <w:right w:type="dxa" w:w="100"/>
-            </w:tcMar>
-          </w:tcPr>
-          <w:p>
-            <w:pPr>
-              <w:spacing w:after="0" w:line="264"/>
-            </w:pPr>
-            <w:r>
-              <w:rPr>
-                <w:sz w:val="19"/>
-                <w:szCs w:val="19"/>
-              </w:rPr>
-              <w:t xml:space="preserve">v0.2 (5/10 — sem Anexo A), para redigir/validar</w:t>
-            </w:r>
-          </w:p>
-        </w:tc>
-      </w:tr>
-      <w:tr>
-        <w:trPr>
-          <w:tblHeader w:val="false"/>
-        </w:trPr>
-        <w:tc>
-          <w:tcPr>
-            <w:tcW w:type="dxa" w:w="3212"/>
-            <w:tcBorders>
-              <w:top w:val="single" w:color="D0D4E4" w:sz="4"/>
-              <w:left w:val="single" w:color="D0D4E4" w:sz="4"/>
-              <w:bottom w:val="single" w:color="D0D4E4" w:sz="4"/>
-              <w:right w:val="single" w:color="D0D4E4" w:sz="4"/>
-            </w:tcBorders>
-            <w:tcMar>
-              <w:top w:type="dxa" w:w="60"/>
-              <w:left w:type="dxa" w:w="100"/>
-              <w:bottom w:type="dxa" w:w="60"/>
-              <w:right w:type="dxa" w:w="100"/>
-            </w:tcMar>
-          </w:tcPr>
-          <w:p>
-            <w:pPr>
-              <w:spacing w:after="0" w:line="264"/>
-            </w:pPr>
-            <w:r>
-              <w:rPr>
-                <w:sz w:val="19"/>
-                <w:szCs w:val="19"/>
-              </w:rPr>
-              <w:t xml:space="preserve">03</w:t>
-            </w:r>
-          </w:p>
-        </w:tc>
-        <w:tc>
-          <w:tcPr>
-            <w:tcW w:type="dxa" w:w="3212"/>
-            <w:tcBorders>
-              <w:top w:val="single" w:color="D0D4E4" w:sz="4"/>
-              <w:left w:val="single" w:color="D0D4E4" w:sz="4"/>
-              <w:bottom w:val="single" w:color="D0D4E4" w:sz="4"/>
-              <w:right w:val="single" w:color="D0D4E4" w:sz="4"/>
-            </w:tcBorders>
-            <w:tcMar>
-              <w:top w:type="dxa" w:w="60"/>
-              <w:left w:type="dxa" w:w="100"/>
-              <w:bottom w:type="dxa" w:w="60"/>
-              <w:right w:type="dxa" w:w="100"/>
-            </w:tcMar>
-          </w:tcPr>
-          <w:p>
-            <w:pPr>
-              <w:spacing w:after="0" w:line="264"/>
-            </w:pPr>
-            <w:r>
-              <w:rPr>
-                <w:sz w:val="19"/>
-                <w:szCs w:val="19"/>
-              </w:rPr>
-              <w:t xml:space="preserve">Política de Privacidade</w:t>
-            </w:r>
-          </w:p>
-        </w:tc>
-        <w:tc>
-          <w:tcPr>
-            <w:tcW w:type="dxa" w:w="3214"/>
-            <w:tcBorders>
-              <w:top w:val="single" w:color="D0D4E4" w:sz="4"/>
-              <w:left w:val="single" w:color="D0D4E4" w:sz="4"/>
-              <w:bottom w:val="single" w:color="D0D4E4" w:sz="4"/>
-              <w:right w:val="single" w:color="D0D4E4" w:sz="4"/>
-            </w:tcBorders>
-            <w:tcMar>
-              <w:top w:type="dxa" w:w="60"/>
-              <w:left w:type="dxa" w:w="100"/>
-              <w:bottom w:type="dxa" w:w="60"/>
-              <w:right w:type="dxa" w:w="100"/>
-            </w:tcMar>
-          </w:tcPr>
-          <w:p>
-            <w:pPr>
-              <w:spacing w:after="0" w:line="264"/>
-            </w:pPr>
-            <w:r>
-              <w:rPr>
-                <w:sz w:val="19"/>
-                <w:szCs w:val="19"/>
-              </w:rPr>
-              <w:t xml:space="preserve">Revista a 5/10, para validar</w:t>
-            </w:r>
-          </w:p>
-        </w:tc>
-      </w:tr>
-      <w:tr>
-        <w:trPr>
-          <w:tblHeader w:val="false"/>
-        </w:trPr>
-        <w:tc>
-          <w:tcPr>
-            <w:tcW w:type="dxa" w:w="3212"/>
-            <w:tcBorders>
-              <w:top w:val="single" w:color="D0D4E4" w:sz="4"/>
-              <w:left w:val="single" w:color="D0D4E4" w:sz="4"/>
-              <w:bottom w:val="single" w:color="D0D4E4" w:sz="4"/>
-              <w:right w:val="single" w:color="D0D4E4" w:sz="4"/>
-            </w:tcBorders>
-            <w:tcMar>
-              <w:top w:type="dxa" w:w="60"/>
-              <w:left w:type="dxa" w:w="100"/>
-              <w:bottom w:type="dxa" w:w="60"/>
-              <w:right w:type="dxa" w:w="100"/>
-            </w:tcMar>
-          </w:tcPr>
-          <w:p>
-            <w:pPr>
-              <w:spacing w:after="0" w:line="264"/>
-            </w:pPr>
-            <w:r>
-              <w:rPr>
-                <w:sz w:val="19"/>
-                <w:szCs w:val="19"/>
-              </w:rPr>
-              <w:t xml:space="preserve">04</w:t>
-            </w:r>
-          </w:p>
-        </w:tc>
-        <w:tc>
-          <w:tcPr>
-            <w:tcW w:type="dxa" w:w="3212"/>
-            <w:tcBorders>
-              <w:top w:val="single" w:color="D0D4E4" w:sz="4"/>
-              <w:left w:val="single" w:color="D0D4E4" w:sz="4"/>
-              <w:bottom w:val="single" w:color="D0D4E4" w:sz="4"/>
-              <w:right w:val="single" w:color="D0D4E4" w:sz="4"/>
-            </w:tcBorders>
-            <w:tcMar>
-              <w:top w:type="dxa" w:w="60"/>
-              <w:left w:type="dxa" w:w="100"/>
-              <w:bottom w:type="dxa" w:w="60"/>
-              <w:right w:type="dxa" w:w="100"/>
-            </w:tcMar>
-          </w:tcPr>
-          <w:p>
-            <w:pPr>
-              <w:spacing w:after="0" w:line="264"/>
-            </w:pPr>
-            <w:r>
-              <w:rPr>
-                <w:sz w:val="19"/>
-                <w:szCs w:val="19"/>
-              </w:rPr>
-              <w:t xml:space="preserve">Política de Cancelamento e Faltas v1.2</w:t>
-            </w:r>
-          </w:p>
-        </w:tc>
-        <w:tc>
-          <w:tcPr>
-            <w:tcW w:type="dxa" w:w="3214"/>
-            <w:tcBorders>
-              <w:top w:val="single" w:color="D0D4E4" w:sz="4"/>
-              <w:left w:val="single" w:color="D0D4E4" w:sz="4"/>
-              <w:bottom w:val="single" w:color="D0D4E4" w:sz="4"/>
-              <w:right w:val="single" w:color="D0D4E4" w:sz="4"/>
-            </w:tcBorders>
-            <w:tcMar>
-              <w:top w:type="dxa" w:w="60"/>
-              <w:left w:type="dxa" w:w="100"/>
-              <w:bottom w:type="dxa" w:w="60"/>
-              <w:right w:type="dxa" w:w="100"/>
-            </w:tcMar>
-          </w:tcPr>
-          <w:p>
-            <w:pPr>
-              <w:spacing w:after="0" w:line="264"/>
-            </w:pPr>
-            <w:r>
-              <w:rPr>
-                <w:sz w:val="19"/>
-                <w:szCs w:val="19"/>
-              </w:rPr>
-              <w:t xml:space="preserve">Para validar</w:t>
-            </w:r>
-          </w:p>
-        </w:tc>
-      </w:tr>
-      <w:tr>
-        <w:trPr>
-          <w:tblHeader w:val="false"/>
-        </w:trPr>
-        <w:tc>
-          <w:tcPr>
-            <w:tcW w:type="dxa" w:w="3212"/>
-            <w:tcBorders>
-              <w:top w:val="single" w:color="D0D4E4" w:sz="4"/>
-              <w:left w:val="single" w:color="D0D4E4" w:sz="4"/>
-              <w:bottom w:val="single" w:color="D0D4E4" w:sz="4"/>
-              <w:right w:val="single" w:color="D0D4E4" w:sz="4"/>
-            </w:tcBorders>
-            <w:tcMar>
-              <w:top w:type="dxa" w:w="60"/>
-              <w:left w:type="dxa" w:w="100"/>
-              <w:bottom w:type="dxa" w:w="60"/>
-              <w:right w:type="dxa" w:w="100"/>
-            </w:tcMar>
-          </w:tcPr>
-          <w:p>
-            <w:pPr>
-              <w:spacing w:after="0" w:line="264"/>
-            </w:pPr>
-            <w:r>
-              <w:rPr>
-                <w:sz w:val="19"/>
-                <w:szCs w:val="19"/>
-              </w:rPr>
-              <w:t xml:space="preserve">05</w:t>
-            </w:r>
-          </w:p>
-        </w:tc>
-        <w:tc>
-          <w:tcPr>
-            <w:tcW w:type="dxa" w:w="3212"/>
-            <w:tcBorders>
-              <w:top w:val="single" w:color="D0D4E4" w:sz="4"/>
-              <w:left w:val="single" w:color="D0D4E4" w:sz="4"/>
-              <w:bottom w:val="single" w:color="D0D4E4" w:sz="4"/>
-              <w:right w:val="single" w:color="D0D4E4" w:sz="4"/>
-            </w:tcBorders>
-            <w:tcMar>
-              <w:top w:type="dxa" w:w="60"/>
-              <w:left w:type="dxa" w:w="100"/>
-              <w:bottom w:type="dxa" w:w="60"/>
-              <w:right w:type="dxa" w:w="100"/>
-            </w:tcMar>
-          </w:tcPr>
-          <w:p>
-            <w:pPr>
-              <w:spacing w:after="0" w:line="264"/>
-            </w:pPr>
-            <w:r>
-              <w:rPr>
-                <w:sz w:val="19"/>
-                <w:szCs w:val="19"/>
-              </w:rPr>
-              <w:t xml:space="preserve">Turnos Pay Link — Brief Jurídico v2</w:t>
-            </w:r>
-          </w:p>
-        </w:tc>
-        <w:tc>
-          <w:tcPr>
-            <w:tcW w:type="dxa" w:w="3214"/>
-            <w:tcBorders>
-              <w:top w:val="single" w:color="D0D4E4" w:sz="4"/>
-              <w:left w:val="single" w:color="D0D4E4" w:sz="4"/>
-              <w:bottom w:val="single" w:color="D0D4E4" w:sz="4"/>
-              <w:right w:val="single" w:color="D0D4E4" w:sz="4"/>
-            </w:tcBorders>
-            <w:tcMar>
-              <w:top w:type="dxa" w:w="60"/>
-              <w:left w:type="dxa" w:w="100"/>
-              <w:bottom w:type="dxa" w:w="60"/>
-              <w:right w:type="dxa" w:w="100"/>
-            </w:tcMar>
-          </w:tcPr>
-          <w:p>
-            <w:pPr>
-              <w:spacing w:after="0" w:line="264"/>
-            </w:pPr>
-            <w:r>
-              <w:rPr>
-                <w:sz w:val="19"/>
-                <w:szCs w:val="19"/>
-              </w:rPr>
-              <w:t xml:space="preserve">Perguntas próprias (1–8)</w:t>
-            </w:r>
-          </w:p>
-        </w:tc>
-      </w:tr>
-    </w:tbl>
-    <w:p>
-      <w:pPr>
-        <w:spacing w:after="120"/>
-      </w:pPr>
     </w:p>
     <w:p>
       <w:pPr>
@@ -773,7 +139,7 @@
         <w:t xml:space="preserve">/privacidade</w:t>
       </w:r>
       <w:r>
-        <w:t xml:space="preserve">. As notas ⚖️ nos ficheiros 01 e 02 são perguntas nossas sobre a redação de cada cláusula.</w:t>
+        <w:t xml:space="preserve">. As notas nos ficheiros 01 e 02 são perguntas nossas sobre a redação de cada cláusula.</w:t>
       </w:r>
     </w:p>
     <w:p>
@@ -898,7 +264,7 @@
         <w:spacing w:after="60" w:line="276"/>
       </w:pPr>
       <w:r>
-        <w:t xml:space="preserve">Qualificação: Turnos e empresa como responsáveis independentes, cada um pelas suas finalidades (a Turnos já não trata dados por conta da empresa)? Ou responsabilidade conjunta? Se for necessário algum acordo entre as partes, qual?</w:t>
+        <w:t xml:space="preserve">Dados de saúde (motivo "doença" num cancelamento): o consentimento explícito chega? Prazos propostos: comprovativos de pagamento 24 meses, justificações 6 meses. Base legal para partilhar o IBAN (consentimento vs. contrato).</w:t>
       </w:r>
     </w:p>
     <w:p>
@@ -911,7 +277,26 @@
         <w:spacing w:after="60" w:line="276"/>
       </w:pPr>
       <w:r>
-        <w:t xml:space="preserve">Dados de saúde (motivo "doença" num cancelamento): o consentimento explícito chega? Prazos propostos: comprovativos de pagamento 24 meses, justificações 6 meses. Base legal para partilhar o IBAN (consentimento vs. contrato).</w:t>
+        <w:rPr>
+          <w:b/>
+          <w:bCs/>
+        </w:rPr>
+        <w:t xml:space="preserve">Autorização de trabalho de estrangeiros:</w:t>
+      </w:r>
+      <w:r>
+        <w:t xml:space="preserve"> hoje pedimos só NIF e idade (18+). Devemos recolher o título de residência, ou cabe à empresa?</w:t>
+      </w:r>
+    </w:p>
+    <w:p>
+      <w:pPr>
+        <w:spacing w:after="120" w:line="288"/>
+      </w:pPr>
+      <w:r>
+        <w:rPr>
+          <w:b/>
+          <w:bCs/>
+        </w:rPr>
+        <w:t xml:space="preserve">C. Formalidades</w:t>
       </w:r>
     </w:p>
     <w:p>
@@ -924,65 +309,7 @@
         <w:spacing w:after="60" w:line="276"/>
       </w:pPr>
       <w:r>
-        <w:rPr>
-          <w:b/>
-          <w:bCs/>
-        </w:rPr>
-        <w:t xml:space="preserve">Autorização de trabalho de estrangeiros:</w:t>
-      </w:r>
-      <w:r>
-        <w:t xml:space="preserve"> hoje pedimos só NIF e idade (18+). Devemos recolher o título de residência, ou cabe à empresa?</w:t>
-      </w:r>
-    </w:p>
-    <w:p>
-      <w:pPr>
-        <w:spacing w:after="120" w:line="288"/>
-      </w:pPr>
-      <w:r>
-        <w:rPr>
-          <w:b/>
-          <w:bCs/>
-        </w:rPr>
-        <w:t xml:space="preserve">C. Formalidades</w:t>
-      </w:r>
-    </w:p>
-    <w:p>
-      <w:pPr>
-        <w:pStyle w:val="ListParagraph"/>
-        <w:numPr>
-          <w:ilvl w:val="0"/>
-          <w:numId w:val="2"/>
-        </w:numPr>
-        <w:spacing w:after="60" w:line="276"/>
-      </w:pPr>
-      <w:r>
         <w:t xml:space="preserve">Deveres do Regulamento dos Serviços Digitais (fundamentação das suspensões), Livro de Reclamações Eletrónico e RAL para um serviço gratuito ao trabalhador, foro, preços com ou sem IVA.</w:t>
-      </w:r>
-    </w:p>
-    <w:p>
-      <w:pPr>
-        <w:pStyle w:val="Heading2"/>
-      </w:pPr>
-      <w:r>
-        <w:t xml:space="preserve">O que pedimos</w:t>
-      </w:r>
-    </w:p>
-    <w:p>
-      <w:pPr>
-        <w:spacing w:after="120" w:line="288"/>
-      </w:pPr>
-      <w:r>
-        <w:t xml:space="preserve">Parecer curto sobre </w:t>
-      </w:r>
-      <w:r>
-        <w:rPr>
-          <w:b/>
-          <w:bCs/>
-        </w:rPr>
-        <w:t xml:space="preserve">A1 a A4 primeiro</w:t>
-      </w:r>
-      <w:r>
-        <w:t xml:space="preserve"> — as respostas mudam o texto dos termos. Depois, a redação final dos dois Termos e da Política de Privacidade. O Pay Link tem brief próprio.</w:t>
       </w:r>
     </w:p>
     <w:sectPr>
